--- a/LangGraph-RAG项目面试问答手册.docx
+++ b/LangGraph-RAG项目面试问答手册.docx
@@ -50,7 +50,7 @@
           <w:b w:val="0"/>
           <w:i w:val="0"/>
         </w:rPr>
-        <w:t>本手册针对该 LangGraph RAG 多轮对话项目，从资深 AI 算法工程师与面试官的双重视角，整理出 39 个有深度、有区分度的面试问题，并给出能体现深度参与项目的参考回答。</w:t>
+        <w:t>本手册针对该 LangGraph RAG 多轮对话项目，从资深 AI 算法工程师与面试官的双重视角，整理出 51 个有深度、有区分度的面试问题，并给出能体现深度参与项目的参考回答。</w:t>
       </w:r>
     </w:p>
     <w:p>
@@ -80,7 +80,7 @@
           <w:b w:val="0"/>
           <w:i w:val="0"/>
         </w:rPr>
-        <w:t>编号规则：Q&lt;模块&gt;.&lt;序号&gt;。模块顺序即建议的准备优先级：架构 &gt; 检索 &gt; 搜索链路 &gt; 流式工程 &gt; 并发状态 &gt; 安全 &gt; 评估 &gt; 开放压力题。</w:t>
+        <w:t>编号规则：Q&lt;模块&gt;.&lt;序号&gt;。模块顺序即建议的准备优先级：架构 &gt; 检索 &gt; 搜索链路 &gt; 流式工程 &gt; 并发状态 &gt; 安全 &gt; 评估 &gt; 压力题 &gt; 提示词工程 &gt; 持久化深挖 &gt; 工具生态。</w:t>
       </w:r>
     </w:p>
     <w:p>
@@ -952,20 +952,6 @@
     </w:p>
     <w:p/>
     <w:p>
-      <w:pPr>
-        <w:pStyle w:val="Heading1"/>
-      </w:pPr>
-      <w:r>
-        <w:rPr>
-          <w:rFonts w:eastAsia="微软雅黑"/>
-          <w:b/>
-          <w:color w:val="1F4E79"/>
-          <w:sz w:val="32"/>
-        </w:rPr>
-        <w:t>模块三 · Web 搜索链路（Search &amp; Grounding Pipeline）</w:t>
-      </w:r>
-    </w:p>
-    <w:p>
       <w:r>
         <w:rPr>
           <w:rFonts w:eastAsia="微软雅黑"/>
@@ -973,7 +959,7 @@
           <w:color w:val="1F4E79"/>
           <w:sz w:val="23"/>
         </w:rPr>
-        <w:t>Q3.1  轻量图里 agent 调用了 live_web_search 之后，为什么不让 ToolNode 直接返回结果，而是路由去 decompose → search_queries → merge → web_answer 这条链？这条链每个节点各干什么？</w:t>
+        <w:t>Q2.6  召回率不够的时候，你为什么不是去调整 embedding 模型、检查文档切片、检查语义匹配，而是让 LLM 去做评分和改写？LLM rank 能提高召回率吗？</w:t>
       </w:r>
     </w:p>
     <w:p>
@@ -985,7 +971,7 @@
           <w:color w:val="5A5A5A"/>
           <w:sz w:val="19"/>
         </w:rPr>
-        <w:t>【考察意图】考察对'搜索即管线'的理解——这是本项目最核心的设计。答不出 fan-out/merge/准入这些词说明没深参与。</w:t>
+        <w:t>【考察意图】这是前提陷阱题：把 grade/rewrite 当成召回手段本身就是误解。考察候选人能否先纠正前提、再按失效模式分类学归因，最后讲清成本结构差异。背八股的人会顺着前提答'LLM 更准'，直接淘汰。</w:t>
       </w:r>
     </w:p>
     <w:p>
@@ -1006,7 +992,7 @@
           <w:b w:val="0"/>
           <w:i w:val="0"/>
         </w:rPr>
-        <w:t>ToolNode 只能给 agent 回一条'工具输出'消息，而搜索是条多阶段管线，中间产物（每个子问题的 URL 集合、每条 URL 的相关性/质量分、页面抓取结果）需要图级状态承载，不是一条消息塞得下的。</w:t>
+        <w:t>先纠正前提：这条链路里 LLM 从来不被用来提高召回率。grade 节点做的是检索之后的质量守门——判定这批文档够不够格进生成，不够格就触发 rewrite 换查询再来一次。它没有往候选集里加任何新文档，所以它修的不是召回。把 grade/rewrite 当召回手段，本身就是设计层面的误读。</w:t>
       </w:r>
     </w:p>
     <w:p>
@@ -1016,7 +1002,7 @@
           <w:b w:val="0"/>
           <w:i w:val="0"/>
         </w:rPr>
-        <w:t>四个节点各自职责：① decompose——复合问题拆成 1-3 个原子子问题，原子问题透传省一次 LLM 调用；② search_queries——每个子问题最多 6 个查询、最多 3 个并发 provider 调用（WEB_SEARCH_PROVIDER_FANOUT=2 为每阶段并发 provider 数），把 fan-out 边界从 agent 手里拿走——模型没有并发预算概念，让它自己决定发几个查询必然失控；③ merge——对全部结果做 canonical URL 去重，然后按 provider 标题/摘要相关性分 → URL 质量分 → 跨查询重叠度 → provider 优先级排序，保留 web_search_top_k=6 条，多查询命中的 URL 是交叉验证信号，排序靠前；④ web_answer——批量抓取（HTML/PDF/有界浏览器渲染），过准入闸门后把幸存页喂给 LLM 产出 grounded 答案。</w:t>
+        <w:t>'召回不够'其实是四种病，药方各不同：① 正确 chunk 根本没进 top-k——这才是 embedding/切片的病，项目里对应 CHUNK_CONTEXT（索引期给 chunk 加文档级语境前缀）和 RERANK_STRATEGY=embedding/hybrid 两条路，都是真实存在的手段；② 召回了但主题错位——召回率指标其实'够'，差的是精度，embedding 调不动这个病，grade 拦截才是对症下药；③ 查询表达与文档语言错位（口语 vs 书面语、'今年世界杯'这类时间指代）——这是查询侧的病，embedding 换一百次也救不了，rewrite 把查询改写到文档的语言空间里才是修复；④ 语料库根本没有——什么都救不了，正确行为是有界兜底而不是循环烧钱（所以 max_rewrites=1）。</w:t>
       </w:r>
     </w:p>
     <w:p>
@@ -1026,7 +1012,17 @@
           <w:b w:val="0"/>
           <w:i w:val="0"/>
         </w:rPr>
-        <w:t>把链路做成图节点而不是藏在工具函数里的直接收益：每个节点的执行都有 node_start/node_end SSE 事件（前端状态栏可见'正在拆解问题/正在搜索/正在阅读来源'），而且 expander 扩展重试时 merge 能把第一批 URL 与扩展批合并去重，而不是从零再搜一遍——失败重试是有状态的。</w:t>
+        <w:t>为什么在线 rewrite 优先于离线重建：成本结构不同。换 embedding 模型意味着全量索引重建（embedding 元数据不兼容时启动时强制重建），是批量、离线、全局的操作，适合'所有查询都差'的系统性偏差；rewrite 是按查询付费、在线、局部的修复，适合长尾失败。为长尾失败重建全量索引，是用大炮打蚊子。</w:t>
+      </w:r>
+    </w:p>
+    <w:p>
+      <w:r>
+        <w:rPr>
+          <w:rFonts w:eastAsia="微软雅黑"/>
+          <w:b w:val="0"/>
+          <w:i w:val="0"/>
+        </w:rPr>
+        <w:t>一句话收口：embedding/切片治'检索系统本身的病'，LLM grade/rewrite 治'用户查询与文档分布之间的病'——用 LLM 不是因为它是最好的召回手段，而是因为后一种病只有在线查询侧修复能治。决策纪律是先归因再动手：用 gate 日志和 benchmark 定位失败落在哪一层——top-k 里有没有正确文档、有了有没有被采用、查询词与文档是否错位——'召回不够'不是一个问题，是一个症状。</w:t>
       </w:r>
     </w:p>
     <w:p>
@@ -1041,10 +1037,24 @@
           <w:color w:val="5A5A5A"/>
           <w:sz w:val="19"/>
         </w:rPr>
-        <w:t>【可能的追问】追问'agent 只调一次 live_web_search 但发了多个 tool_call 怎么办'：route_after_lightweight_agent（edges.py）只对'恰好一次 live_web_search 调用'走 decompose，多调用批量回落到通用 ToolNode 路径——这条防御路由是踩过坑才加的。</w:t>
+        <w:t>【可能的追问】追问'那什么信号会让我去换 embedding 模型'：benchmark 上'正确文档不在 top-k'的失败占比越过阈值、且失败查询在主题上成片分布（不是长尾）——成片意味着向量空间的系统性缺陷，此时重建索引的单位成本被大面积收益摊薄，才是换模型的时机。</w:t>
       </w:r>
     </w:p>
     <w:p/>
+    <w:p>
+      <w:pPr>
+        <w:pStyle w:val="Heading1"/>
+      </w:pPr>
+      <w:r>
+        <w:rPr>
+          <w:rFonts w:eastAsia="微软雅黑"/>
+          <w:b/>
+          <w:color w:val="1F4E79"/>
+          <w:sz w:val="32"/>
+        </w:rPr>
+        <w:t>模块三 · Web 搜索链路（Search &amp; Grounding Pipeline）</w:t>
+      </w:r>
+    </w:p>
     <w:p>
       <w:r>
         <w:rPr>
@@ -1053,7 +1063,7 @@
           <w:color w:val="1F4E79"/>
           <w:sz w:val="23"/>
         </w:rPr>
-        <w:t>Q3.2  你的搜索有 7 家 provider（Serper/Brave/Tavily/Bing API + Bing/Baidu/DDG HTML fallback），没有 API key 时中文搜索落到 Baidu/Bing HTML——HTML 抓取页面的反爬和验证码怎么处理？熔断器是怎么设计的？</w:t>
+        <w:t>Q3.1  轻量图里 agent 调用了 live_web_search 之后，为什么不让 ToolNode 直接返回结果，而是路由去 decompose → search_queries → merge → web_answer 这条链？这条链每个节点各干什么？</w:t>
       </w:r>
     </w:p>
     <w:p>
@@ -1065,7 +1075,7 @@
           <w:color w:val="5A5A5A"/>
           <w:sz w:val="19"/>
         </w:rPr>
-        <w:t>【考察意图】考察对无 key fallback 链路的真实运营理解。CAPTCHA、熔断、deadline 这三个词答不出来的都是没跑过线上流量的人。</w:t>
+        <w:t>【考察意图】考察对'搜索即管线'的理解——这是本项目最核心的设计。答不出 fan-out/merge/准入这些词说明没深参与。</w:t>
       </w:r>
     </w:p>
     <w:p>
@@ -1086,7 +1096,7 @@
           <w:b w:val="0"/>
           <w:i w:val="0"/>
         </w:rPr>
-        <w:t>反爬三级应对：① 检测——BaiduWebSearch 有显式 CAPTCHA 检测，命中即不解析返回空结果而不是把验证码页当搜索结果喂给下游（这是最低级也最致命的错误）；② 熔断——连续失败/验证码触发 provider 级临时断路，后续查询不再打到同一 provider，给冷却窗口，避免一个 provider 的故障放大成整条链路超时；③ 回退——discovery 按阶段推进，中文查询 Baidu→Bing→DDG，英文 Bing→DDG，单点被封不致命。</w:t>
+        <w:t>ToolNode 只能给 agent 回一条'工具输出'消息，而搜索是条多阶段管线，中间产物（每个子问题的 URL 集合、每条 URL 的相关性/质量分、页面抓取结果）需要图级状态承载，不是一条消息塞得下的。</w:t>
       </w:r>
     </w:p>
     <w:p>
@@ -1096,7 +1106,7 @@
           <w:b w:val="0"/>
           <w:i w:val="0"/>
         </w:rPr>
-        <w:t>deadline 与 fan-out 的组合设计（README 搜索一节）：每个 provider 有独立请求超时（WEB_SEARCH_PROVIDER_TIMEOUT_SECONDS=8），key-backed API 是 20s（WEB_SEARCH_API_TIMEOUT_SECONDS），全体 discovery 共享一个总 deadline（WEB_SEARCH_DEADLINE_SECONDS=30）。阶段切换条件是'至少拿到 2 条可用 URL'——单个弱命中不阻止下一阶段继续补召回，薄阶段保留已有 URL、下一阶段往上叠，而不是单点命中就提前收工。</w:t>
+        <w:t>四个节点各自职责：① decompose——复合问题拆成 1-3 个原子子问题，原子问题透传省一次 LLM 调用；② search_queries——每个子问题最多 6 个查询、最多 3 个并发 provider 调用（WEB_SEARCH_PROVIDER_FANOUT=2 为每阶段并发 provider 数），把 fan-out 边界从 agent 手里拿走——模型没有并发预算概念，让它自己决定发几个查询必然失控；③ merge——对全部结果做 canonical URL 去重，然后按 provider 标题/摘要相关性分 → URL 质量分 → 跨查询重叠度 → provider 优先级排序，保留 web_search_top_k=6 条，多查询命中的 URL 是交叉验证信号，排序靠前；④ web_answer——批量抓取（HTML/PDF/有界浏览器渲染），过准入闸门后把幸存页喂给 LLM 产出 grounded 答案。</w:t>
       </w:r>
     </w:p>
     <w:p>
@@ -1106,7 +1116,7 @@
           <w:b w:val="0"/>
           <w:i w:val="0"/>
         </w:rPr>
-        <w:t>链路终点也受保护：web_answer 里每个页面抓取有界（PDF 上限 30 页/20MB），Playwright JS 渲染是 opt-in 且有 WEB_SEARCH_JS_RETRY_BUDGET=2 的预算，且触发条件是'测量显示页面不可读'而不是域名白名单——按测量触发才不会给爬虫写死假设。</w:t>
+        <w:t>把链路做成图节点而不是藏在工具函数里的直接收益：每个节点的执行都有 node_start/node_end SSE 事件（前端状态栏可见'正在拆解问题/正在搜索/正在阅读来源'），而且 expander 扩展重试时 merge 能把第一批 URL 与扩展批合并去重，而不是从零再搜一遍——失败重试是有状态的。</w:t>
       </w:r>
     </w:p>
     <w:p>
@@ -1121,7 +1131,7 @@
           <w:color w:val="5A5A5A"/>
           <w:sz w:val="19"/>
         </w:rPr>
-        <w:t>【可能的追问】追问'验证码打到 Baidu 你怎么办'：熔断后当轮查询由 Bing/DDG 补位；如果三家 HTML 都封，这是'无 key 运营'的固有天花板——正确答案是把 Serper/Tavily 这类 key-backed provider 配上，它们不受 HTML 反爬影响。</w:t>
+        <w:t>【可能的追问】追问'agent 只调一次 live_web_search 但发了多个 tool_call 怎么办'：route_after_lightweight_agent（edges.py）只对'恰好一次 live_web_search 调用'走 decompose，多调用批量回落到通用 ToolNode 路径——这条防御路由是踩过坑才加的。</w:t>
       </w:r>
     </w:p>
     <w:p/>
@@ -1133,7 +1143,7 @@
           <w:color w:val="1F4E79"/>
           <w:sz w:val="23"/>
         </w:rPr>
-        <w:t>Q3.3  web_answer 的准入闸门（admission gates）有一整串：可读性 → 结构过滤 → 相关性 → 年份证据 → 近重复去重……为什么要这么多层？每层都砍流量，就不怕把正确来源误杀吗？</w:t>
+        <w:t>Q3.2  你的搜索有 7 家 provider（Serper/Brave/Tavily/Bing API + Bing/Baidu/DDG HTML fallback），没有 API key 时中文搜索落到 Baidu/Bing HTML——HTML 抓取页面的反爬和验证码怎么处理？熔断器是怎么设计的？</w:t>
       </w:r>
     </w:p>
     <w:p>
@@ -1145,7 +1155,7 @@
           <w:color w:val="5A5A5A"/>
           <w:sz w:val="19"/>
         </w:rPr>
-        <w:t>【考察意图】考察多级过滤系统的误杀/漏杀权衡。'怕不怕误杀'是开放压力点，答'不怕'是错的，答不出'只调序不拒绝'的补偿机制也是错的。</w:t>
+        <w:t>【考察意图】考察对无 key fallback 链路的真实运营理解。CAPTCHA、熔断、deadline 这三个词答不出来的都是没跑过线上流量的人。</w:t>
       </w:r>
     </w:p>
     <w:p>
@@ -1166,7 +1176,7 @@
           <w:b w:val="0"/>
           <w:i w:val="0"/>
         </w:rPr>
-        <w:t>分层的原因是每层拦截的失败模式不同且判定代价不同：硬拒绝（auth/搜索结果页/未解析二进制）是零成本静态判断，必须最先；结构过滤（page_structure.py）要抓取后测量——锚文本占比 link_density≥0.5 且锚密度超阈判为 listing、内容词数 &lt;60 判为薄页，这是把'URL 模式猜测'升级成'实测'，因为 URL 正则会把真正的第一方来源误杀；再往后才是相关性（可读文本 vs 问题的词法判定）、发布年份证据、近重复内容去重——越贵的判定越靠后，让便宜的门先把明显垃圾挡掉。</w:t>
+        <w:t>反爬三级应对：① 检测——BaiduWebSearch 有显式 CAPTCHA 检测，命中即不解析返回空结果而不是把验证码页当搜索结果喂给下游（这是最低级也最致命的错误）；② 熔断——连续失败/验证码触发 provider 级临时断路，后续查询不再打到同一 provider，给冷却窗口，避免一个 provider 的故障放大成整条链路超时；③ 回退——discovery 按阶段推进，中文查询 Baidu→Bing→DDG，英文 Bing→DDG，单点被封不致命。</w:t>
       </w:r>
     </w:p>
     <w:p>
@@ -1176,7 +1186,7 @@
           <w:b w:val="0"/>
           <w:i w:val="0"/>
         </w:rPr>
-        <w:t>误杀控制三个机制：① 不可测量即弃权——结构测量拿不到的页面 abstain 而不 reject（page_structure.py 与 web_answer.py 对 structure 缺失页直接放行）；② 域名只降权不否决——owner 名相似域名、tag/author listing 路径是 demote 而非 remove，因为子串猜测也会命中真来源，域声誉库在 MIN_SAMPLES=5 前保持中性且永不单独拒绝 URL；③ 语义补救是 opt-in 的加法——WEB_SEARCH_SEMANTIC_FILTER_ENABLED 打开后用本地 sentence-transformers 对词法 gate 拒掉的页做'救援'（相似度 ≥0.35 拉回），它只加召回不降词法分，也绕不过年份/数量证据这类硬 gate。</w:t>
+        <w:t>deadline 与 fan-out 的组合设计（README 搜索一节）：每个 provider 有独立请求超时（WEB_SEARCH_PROVIDER_TIMEOUT_SECONDS=8），key-backed API 是 20s（WEB_SEARCH_API_TIMEOUT_SECONDS），全体 discovery 共享一个总 deadline（WEB_SEARCH_DEADLINE_SECONDS=30）。阶段切换条件是'至少拿到 2 条可用 URL'——单个弱命中不阻止下一阶段继续补召回，薄阶段保留已有 URL、下一阶段往上叠，而不是单点命中就提前收工。</w:t>
       </w:r>
     </w:p>
     <w:p>
@@ -1186,7 +1196,7 @@
           <w:b w:val="0"/>
           <w:i w:val="0"/>
         </w:rPr>
-        <w:t>还有一条特例必须知道：URL 直取轮（用户消息就是一个链接'这页说什么'）入口注入 direct_fetch_urls，跳过搜索 fan-out 直进 merge→web_answer，且相关性/年份 gate 对用户亲点的页面不适用（web_answer.py:150 起的 direct_fetch 分支）——gate 的存在是为了筛'搜索找来的'来源，不是质疑用户的选择。</w:t>
+        <w:t>链路终点也受保护：web_answer 里每个页面抓取有界（PDF 上限 30 页/20MB），Playwright JS 渲染是 opt-in 且有 WEB_SEARCH_JS_RETRY_BUDGET=2 的预算，且触发条件是'测量显示页面不可读'而不是域名白名单——按测量触发才不会给爬虫写死假设。</w:t>
       </w:r>
     </w:p>
     <w:p>
@@ -1201,7 +1211,7 @@
           <w:color w:val="5A5A5A"/>
           <w:sz w:val="19"/>
         </w:rPr>
-        <w:t>【可能的追问】追问'gate 阈值改坏了怎么发现'：每道 gate 的拒绝都带结构化日志（url/reason/link_density/content_words），benchmark diff 能直接看出某层拒绝率的跳变——这正是 Q2.5 说的评估纪律在这条链路的应用。</w:t>
+        <w:t>【可能的追问】追问'验证码打到 Baidu 你怎么办'：熔断后当轮查询由 Bing/DDG 补位；如果三家 HTML 都封，这是'无 key 运营'的固有天花板——正确答案是把 Serper/Tavily 这类 key-backed provider 配上，它们不受 HTML 反爬影响。</w:t>
       </w:r>
     </w:p>
     <w:p/>
@@ -1213,7 +1223,7 @@
           <w:color w:val="1F4E79"/>
           <w:sz w:val="23"/>
         </w:rPr>
-        <w:t>Q3.4  搜索失败两次后走 fallback_answer，用模型内部知识兜底——这不是违反了你说的 grounded 原则吗？你把'拒答'和'兜底'的边界放在哪里？</w:t>
+        <w:t>Q3.3  web_answer 的准入闸门（admission gates）有一整串：可读性 → 结构过滤 → 相关性 → 年份证据 → 近重复去重……为什么要这么多层？每层都砍流量，就不怕把正确来源误杀吗？</w:t>
       </w:r>
     </w:p>
     <w:p>
@@ -1225,7 +1235,7 @@
           <w:color w:val="5A5A5A"/>
           <w:sz w:val="19"/>
         </w:rPr>
-        <w:t>【考察意图】考察产品原则的一致性。这题是自相矛盾陷阱：项目既有'拒绝无证据回答'的承诺（README：Web-search mode never substitutes），又有 fallback_answer。真参与过的人知道边界与例外条件。</w:t>
+        <w:t>【考察意图】考察多级过滤系统的误杀/漏杀权衡。'怕不怕误杀'是开放压力点，答'不怕'是错的，答不出'只调序不拒绝'的补偿机制也是错的。</w:t>
       </w:r>
     </w:p>
     <w:p>
@@ -1246,7 +1256,7 @@
           <w:b w:val="0"/>
           <w:i w:val="0"/>
         </w:rPr>
-        <w:t>先纠正前提：web_answer 的一次扩展重试（expand→search_queries→merge→web_answer）失败后，最终防线确实有两个层次——如果 fallback_answer 无法恢复用户问题（极罕见），返回固定拒答文案 _FALLBACK_REFUSAL（fallback_answer.py），这是纯拒答；正常路径的 fallback_answer 则是一次受约束的内部知识回答：prompt 强制模型开头声明'未能通过实时网络来源验证此答案'、禁止暗示读过任何网页、不确定时必须直说不知道。</w:t>
+        <w:t>分层的原因是每层拦截的失败模式不同且判定代价不同：硬拒绝（auth/搜索结果页/未解析二进制）是零成本静态判断，必须最先；结构过滤（page_structure.py）要抓取后测量——锚文本占比 link_density≥0.5 且锚密度超阈判为 listing、内容词数 &lt;60 判为薄页，这是把'URL 模式猜测'升级成'实测'，因为 URL 正则会把真正的第一方来源误杀；再往后才是相关性（可读文本 vs 问题的词法判定）、发布年份证据、近重复内容去重——越贵的判定越靠后，让便宜的门先把明显垃圾挡掉。</w:t>
       </w:r>
     </w:p>
     <w:p>
@@ -1256,7 +1266,7 @@
           <w:b w:val="0"/>
           <w:i w:val="0"/>
         </w:rPr>
-        <w:t>边界设计逻辑：我们的产品原则是'永远不伪装 grounded'而不是'永远拒答'。fallback 的输出被明确标记为未验证——用户拿到的是知情选择权（带免责声明的参考答案 vs 什么都没有），而不是被欺骗的伪引用。这条线同样适用于'用户亲点 URL'的直取路径：gate 不适用于用户的选择，但我们依然不对没读到的页面编造。</w:t>
+        <w:t>误杀控制三个机制：① 不可测量即弃权——结构测量拿不到的页面 abstain 而不 reject（page_structure.py 与 web_answer.py 对 structure 缺失页直接放行）；② 域名只降权不否决——owner 名相似域名、tag/author listing 路径是 demote 而非 remove，因为子串猜测也会命中真来源，域声誉库在 MIN_SAMPLES=5 前保持中性且永不单独拒绝 URL；③ 语义补救是 opt-in 的加法——WEB_SEARCH_SEMANTIC_FILTER_ENABLED 打开后用本地 sentence-transformers 对词法 gate 拒掉的页做'救援'（相似度 ≥0.35 拉回），它只加召回不降词法分，也绕不过年份/数量证据这类硬 gate。</w:t>
       </w:r>
     </w:p>
     <w:p>
@@ -1266,17 +1276,7 @@
           <w:b w:val="0"/>
           <w:i w:val="0"/>
         </w:rPr>
-        <w:t>工程上这道防线是刻意窄化的：fallback_answer 只把原始问题发给一个不绑定任何工具的干净模型（plain_llm），把之前的搜索拒答消息、工具消息全部排除在外（fallback_answer.py 的注释：防止拒答文本变成新查询或污染兜底）——一次调用、一条出路、不进任何循环，图的形状保证了它不可能变成'伪装搜索'。</w:t>
-      </w:r>
-    </w:p>
-    <w:p>
-      <w:r>
-        <w:rPr>
-          <w:rFonts w:eastAsia="微软雅黑"/>
-          <w:b w:val="0"/>
-          <w:i w:val="0"/>
-        </w:rPr>
-        <w:t>所以准确表述是：无证据时我们绝不产出'看起来有证据'的答案（引用伪标记另有一层清洗防线，见流式模块），但保留'明确声明未验证的内部知识参考'作为最后的用户体验兜底。</w:t>
+        <w:t>还有一条特例必须知道：URL 直取轮（用户消息就是一个链接'这页说什么'）入口注入 direct_fetch_urls，跳过搜索 fan-out 直进 merge→web_answer，且相关性/年份 gate 对用户亲点的页面不适用（web_answer.py:150 起的 direct_fetch 分支）——gate 的存在是为了筛'搜索找来的'来源，不是质疑用户的选择。</w:t>
       </w:r>
     </w:p>
     <w:p>
@@ -1291,7 +1291,7 @@
           <w:color w:val="5A5A5A"/>
           <w:sz w:val="19"/>
         </w:rPr>
-        <w:t>【可能的追问】追问'那为什么 README 说 never substitutes'：那句话限定的是 web_answer 阶段——搜索链路内部绝不无中生有；fallback 是链路之外、显式标注的降级出口，两者不矛盾，但简历上要表述准确，不然会像我在这里一样被自己项目的文档打脸。</w:t>
+        <w:t>【可能的追问】追问'gate 阈值改坏了怎么发现'：每道 gate 的拒绝都带结构化日志（url/reason/link_density/content_words），benchmark diff 能直接看出某层拒绝率的跳变——这正是 Q2.5 说的评估纪律在这条链路的应用。</w:t>
       </w:r>
     </w:p>
     <w:p/>
@@ -1303,7 +1303,7 @@
           <w:color w:val="1F4E79"/>
           <w:sz w:val="23"/>
         </w:rPr>
-        <w:t>Q3.5  域名声誉（domain reputation）具体怎么学？它会不会造成富者恒富——大站永远排前面、新站永远没有机会？</w:t>
+        <w:t>Q3.4  搜索失败两次后走 fallback_answer，用模型内部知识兜底——这不是违反了你说的 grounded 原则吗？你把'拒答'和'兜底'的边界放在哪里？</w:t>
       </w:r>
     </w:p>
     <w:p>
@@ -1315,7 +1315,7 @@
           <w:color w:val="5A5A5A"/>
           <w:sz w:val="19"/>
         </w:rPr>
-        <w:t>【考察意图】考察对反馈闭环系统的理解与偏差意识。'富者恒富'是机器学习系统经典问题，看候选人有没有系统性思考。</w:t>
+        <w:t>【考察意图】考察产品原则的一致性。这题是自相矛盾陷阱：项目既有'拒绝无证据回答'的承诺（README：Web-search mode never substitutes），又有 fallback_answer。真参与过的人知道边界与例外条件。</w:t>
       </w:r>
     </w:p>
     <w:p>
@@ -1336,7 +1336,7 @@
           <w:b w:val="0"/>
           <w:i w:val="0"/>
         </w:rPr>
-        <w:t>机制：每次 web_answer 对页面做 grounding 判定后，按域记录三种结局（grounded/rejected/unreachable）写入 reputation.sqlite3（可安全删除、自动重建）。merge 排序时读取域的累计结果产生一个有界先验分；WEB_SEARCH_DOMAIN_REPUTATION_MIN_SAMPLES=5 前保持中性——没有足够样本不做判断；且它只影响排序，永不单独否决一个 URL。</w:t>
+        <w:t>先纠正前提：web_answer 的一次扩展重试（expand→search_queries→merge→web_answer）失败后，最终防线确实有两个层次——如果 fallback_answer 无法恢复用户问题（极罕见），返回固定拒答文案 _FALLBACK_REFUSAL（fallback_answer.py），这是纯拒答；正常路径的 fallback_answer 则是一次受约束的内部知识回答：prompt 强制模型开头声明'未能通过实时网络来源验证此答案'、禁止暗示读过任何网页、不确定时必须直说不知道。</w:t>
       </w:r>
     </w:p>
     <w:p>
@@ -1346,7 +1346,7 @@
           <w:b w:val="0"/>
           <w:i w:val="0"/>
         </w:rPr>
-        <w:t>偏差三重防护：① 冷启动中性——5 样本以下的域不吃任何惩罚，新站第一次被抓只是没有 bonus 而非扣分；② 信号语义窄——'unreachable' 记的是抓取失败（网络/墙/超时），不是内容差评，一个被 GFW 影响的域不会因此被内容性降权，两类信号在库中是分开的；③ 排序而非门禁——哪怕声誉极差的域，若它的 URL 被多查询交叉命中或 provider 相关性分很高，仍能进 top-k，只是同分竞争中吃亏。声誉影响的是确定性偏好，不改变准入资格。</w:t>
+        <w:t>边界设计逻辑：我们的产品原则是'永远不伪装 grounded'而不是'永远拒答'。fallback 的输出被明确标记为未验证——用户拿到的是知情选择权（带免责声明的参考答案 vs 什么都没有），而不是被欺骗的伪引用。这条线同样适用于'用户亲点 URL'的直取路径：gate 不适用于用户的选择，但我们依然不对没读到的页面编造。</w:t>
       </w:r>
     </w:p>
     <w:p>
@@ -1356,7 +1356,17 @@
           <w:b w:val="0"/>
           <w:i w:val="0"/>
         </w:rPr>
-        <w:t>'富者恒富'的诚实回答：存在,但被 box 住了。声誉先验是有界分数，决定的是'两个同等信号强度的 URL 谁先'，而强信号（跨查询重叠、高相关性）永远压过它。极端情况下如果发现先验权重漂移过大，调整方向是降低它的融合权重或延长 MIN_SAMPLES，而不是下线这个功能——反馈闭环对搜索质量的贡献（好域稳定靠前）远大于偏差成本。</w:t>
+        <w:t>工程上这道防线是刻意窄化的：fallback_answer 只把原始问题发给一个不绑定任何工具的干净模型（plain_llm），把之前的搜索拒答消息、工具消息全部排除在外（fallback_answer.py 的注释：防止拒答文本变成新查询或污染兜底）——一次调用、一条出路、不进任何循环，图的形状保证了它不可能变成'伪装搜索'。</w:t>
+      </w:r>
+    </w:p>
+    <w:p>
+      <w:r>
+        <w:rPr>
+          <w:rFonts w:eastAsia="微软雅黑"/>
+          <w:b w:val="0"/>
+          <w:i w:val="0"/>
+        </w:rPr>
+        <w:t>所以准确表述是：无证据时我们绝不产出'看起来有证据'的答案（引用伪标记另有一层清洗防线，见流式模块），但保留'明确声明未验证的内部知识参考'作为最后的用户体验兜底。</w:t>
       </w:r>
     </w:p>
     <w:p>
@@ -1371,24 +1381,10 @@
           <w:color w:val="5A5A5A"/>
           <w:sz w:val="19"/>
         </w:rPr>
-        <w:t>【可能的追问】追问'声誉库被污染怎么办（攻击者造域刷 grounded）'：单域最多影响自己的先验分且分有界，攻击面等价于'让自己的域排前面'——它没有权限影响别的域，这是把反馈信号作用域限制在最小单元的好处。</w:t>
+        <w:t>【可能的追问】追问'那为什么 README 说 never substitutes'：那句话限定的是 web_answer 阶段——搜索链路内部绝不无中生有；fallback 是链路之外、显式标注的降级出口，两者不矛盾，但简历上要表述准确，不然会像我在这里一样被自己项目的文档打脸。</w:t>
       </w:r>
     </w:p>
     <w:p/>
-    <w:p>
-      <w:pPr>
-        <w:pStyle w:val="Heading1"/>
-      </w:pPr>
-      <w:r>
-        <w:rPr>
-          <w:rFonts w:eastAsia="微软雅黑"/>
-          <w:b/>
-          <w:color w:val="1F4E79"/>
-          <w:sz w:val="32"/>
-        </w:rPr>
-        <w:t>模块四 · 流式工程（Streaming &amp; Real-time UX）</w:t>
-      </w:r>
-    </w:p>
     <w:p>
       <w:r>
         <w:rPr>
@@ -1397,7 +1393,7 @@
           <w:color w:val="1F4E79"/>
           <w:sz w:val="23"/>
         </w:rPr>
-        <w:t>Q4.1  你的 SSE 流式用了 stream_mode=['updates','messages','custom'] 三种模式组合——为什么三种？每种各承担什么？事件顺序怎么保证？</w:t>
+        <w:t>Q3.5  域名声誉（domain reputation）具体怎么学？它会不会造成富者恒富——大站永远排前面、新站永远没有机会？</w:t>
       </w:r>
     </w:p>
     <w:p>
@@ -1409,7 +1405,7 @@
           <w:color w:val="5A5A5A"/>
           <w:sz w:val="19"/>
         </w:rPr>
-        <w:t>【考察意图】考察对 LangGraph 流式 API 的真实理解。三模式组合是本项目最技术性的选择之一，答不出各模式职责划分说明没写过 executor。</w:t>
+        <w:t>【考察意图】考察对反馈闭环系统的理解与偏差意识。'富者恒富'是机器学习系统经典问题，看候选人有没有系统性思考。</w:t>
       </w:r>
     </w:p>
     <w:p>
@@ -1430,7 +1426,7 @@
           <w:b w:val="0"/>
           <w:i w:val="0"/>
         </w:rPr>
-        <w:t>三模式各管一段：updates 给节点级生命周期与节点返回的状态增量（node_start/node_end 事件、retriever/grader 摘要——前端状态栏'正在检索/正在评估相关性'）；messages 给 LLM 的增量 token（AIMessageChunk），这是逐字打字机效果的来源；custom 给节点内部自定义事件——web_answer 在抓取每个来源页时发 WebFetchEvent（前端显示'正在阅读 xxx.com'），这种'节点执行中'的进度 updates 模式给不了，它是节点代码内主动发出的旁路信号。</w:t>
+        <w:t>机制：每次 web_answer 对页面做 grounding 判定后，按域记录三种结局（grounded/rejected/unreachable）写入 reputation.sqlite3（可安全删除、自动重建）。merge 排序时读取域的累计结果产生一个有界先验分；WEB_SEARCH_DOMAIN_REPUTATION_MIN_SAMPLES=5 前保持中性——没有足够样本不做判断；且它只影响排序，永不单独否决一个 URL。</w:t>
       </w:r>
     </w:p>
     <w:p>
@@ -1440,7 +1436,7 @@
           <w:b w:val="0"/>
           <w:i w:val="0"/>
         </w:rPr>
-        <w:t>去重是组合的第一坑：messages 模式会同时给出流式 chunk 和节点结束后聚合的最终 AIMessage——同一个答案既逐字到过又整段再来一遍。executor 的处理是只转发真正的 AIMessageChunk 增量、丢弃聚合最终消息（executor.py 的 ANSWER_NODES 白名单 generate/web_answer/agent 三个答案节点），保证答案不重复。</w:t>
+        <w:t>偏差三重防护：① 冷启动中性——5 样本以下的域不吃任何惩罚，新站第一次被抓只是没有 bonus 而非扣分；② 信号语义窄——'unreachable' 记的是抓取失败（网络/墙/超时），不是内容差评，一个被 GFW 影响的域不会因此被内容性降权，两类信号在库中是分开的；③ 排序而非门禁——哪怕声誉极差的域，若它的 URL 被多查询交叉命中或 provider 相关性分很高，仍能进 top-k，只是同分竞争中吃亏。声誉影响的是确定性偏好，不改变准入资格。</w:t>
       </w:r>
     </w:p>
     <w:p>
@@ -1450,17 +1446,7 @@
           <w:b w:val="0"/>
           <w:i w:val="0"/>
         </w:rPr>
-        <w:t>第二坑是内部调用泄漏：decompose/expand/grade/condense/rewrite 这些节点内部也有 LLM 调用（结构化输出），它们的 token 不能混进用户可见的答案流——executor 按节点名单过滤。fallback_answer 是终端节点（TERMINAL_UPDATE_NODES），它的输出经 updates 路径以最终形态发出，不走 token 流。</w:t>
-      </w:r>
-    </w:p>
-    <w:p>
-      <w:r>
-        <w:rPr>
-          <w:rFonts w:eastAsia="微软雅黑"/>
-          <w:b w:val="0"/>
-          <w:i w:val="0"/>
-        </w:rPr>
-        <w:t>顺序保证：updates 与 messages 两路的事件在到达顺序上需要 executor 维护节点上下文对齐——LangGraph 不替你保证跨模式的严格排序，我们的策略是答案 token 与节点事件各自成流、前端按类型渲染，唯一的硬顺序约束是 done 事件最后（token=false 参数可退回纯节点事件模式，等价于关闭打字机）。</w:t>
+        <w:t>'富者恒富'的诚实回答：存在,但被 box 住了。声誉先验是有界分数，决定的是'两个同等信号强度的 URL 谁先'，而强信号（跨查询重叠、高相关性）永远压过它。极端情况下如果发现先验权重漂移过大，调整方向是降低它的融合权重或延长 MIN_SAMPLES，而不是下线这个功能——反馈闭环对搜索质量的贡献（好域稳定靠前）远大于偏差成本。</w:t>
       </w:r>
     </w:p>
     <w:p>
@@ -1475,10 +1461,24 @@
           <w:color w:val="5A5A5A"/>
           <w:sz w:val="19"/>
         </w:rPr>
-        <w:t>【可能的追问】追问'AI provider 不吐增量怎么办'：UI 与终端 REPL 都做了回退——退化为等 done 事件的最终答案一次性渲染，链路不依赖 provider 必须支持流式。</w:t>
+        <w:t>【可能的追问】追问'声誉库被污染怎么办（攻击者造域刷 grounded）'：单域最多影响自己的先验分且分有界，攻击面等价于'让自己的域排前面'——它没有权限影响别的域，这是把反馈信号作用域限制在最小单元的好处。</w:t>
       </w:r>
     </w:p>
     <w:p/>
+    <w:p>
+      <w:pPr>
+        <w:pStyle w:val="Heading1"/>
+      </w:pPr>
+      <w:r>
+        <w:rPr>
+          <w:rFonts w:eastAsia="微软雅黑"/>
+          <w:b/>
+          <w:color w:val="1F4E79"/>
+          <w:sz w:val="32"/>
+        </w:rPr>
+        <w:t>模块四 · 流式工程（Streaming &amp; Real-time UX）</w:t>
+      </w:r>
+    </w:p>
     <w:p>
       <w:r>
         <w:rPr>
@@ -1487,7 +1487,7 @@
           <w:color w:val="1F4E79"/>
           <w:sz w:val="23"/>
         </w:rPr>
-        <w:t>Q4.2  CitationArtifactFilter 处理'编造引用标记'——什么模型会输出【199†L91-L126】这种东西？流式清洗和离线清洗的技术难点有什么本质区别？</w:t>
+        <w:t>Q4.1  你的 SSE 流式用了 stream_mode=['updates','messages','custom'] 三种模式组合——为什么三种？每种各承担什么？事件顺序怎么保证？</w:t>
       </w:r>
     </w:p>
     <w:p>
@@ -1499,7 +1499,7 @@
           <w:color w:val="5A5A5A"/>
           <w:sz w:val="19"/>
         </w:rPr>
-        <w:t>【考察意图】考察对模型行为病理学与流式处理边界的双料理解。这个问题答好了能同时证明工程与算法两边的能力。</w:t>
+        <w:t>【考察意图】考察对 LangGraph 流式 API 的真实理解。三模式组合是本项目最技术性的选择之一，答不出各模式职责划分说明没写过 executor。</w:t>
       </w:r>
     </w:p>
     <w:p>
@@ -1520,7 +1520,7 @@
           <w:b w:val="0"/>
           <w:i w:val="0"/>
         </w:rPr>
-        <w:t>病因是训练数据污染：一些工具增强助手（搜索产品、代码助手）的训练 transcript 里带内部引用语法——【199†L91-L126】是'来源索引†行范围'、[oaicite:0] 是工具标记残留。模型见过大量'答案+这种标记'的配对，就会在生成时复现这套语法。而我们的系统给模型的来源块不带任何编号/行号，prompt 明确'引用 URL'——所以这些标记指向系统里不存在的东西：既无法验证、渲染出来也是坏 UI。这是典型的'下游系统格式与模型先验冲突'。</w:t>
+        <w:t>三模式各管一段：updates 给节点级生命周期与节点返回的状态增量（node_start/node_end 事件、retriever/grader 摘要——前端状态栏'正在检索/正在评估相关性'）；messages 给 LLM 的增量 token（AIMessageChunk），这是逐字打字机效果的来源；custom 给节点内部自定义事件——web_answer 在抓取每个来源页时发 WebFetchEvent（前端显示'正在阅读 xxx.com'），这种'节点执行中'的进度 updates 模式给不了，它是节点代码内主动发出的旁路信号。</w:t>
       </w:r>
     </w:p>
     <w:p>
@@ -1530,7 +1530,7 @@
           <w:b w:val="0"/>
           <w:i w:val="0"/>
         </w:rPr>
-        <w:t>清洗两处执行（sanitize.py）：离线侧 strip_citation_artifacts 处理 web_answer/generate/fallback_answer/agent 的最终答案；流式侧 CitationArtifactFilter 处理 SSE token。本质区别是【可见性延迟】：离线清洗拿到的是完整字符串，正则全文匹配完事；流式清洗每个 chunk 到达时你只有前缀——标记可能被拆在相邻 chunk（'【199' + '†L91-' + 'L126】'），直接对每个 chunk 独立匹配必然漏杀。</w:t>
+        <w:t>去重是组合的第一坑：messages 模式会同时给出流式 chunk 和节点结束后聚合的最终 AIMessage——同一个答案既逐字到过又整段再来一遍。executor 的处理是只转发真正的 AIMessageChunk 增量、丢弃聚合最终消息（executor.py 的 ANSWER_NODES 白名单 generate/web_answer/agent 三个答案节点），保证答案不重复。</w:t>
       </w:r>
     </w:p>
     <w:p>
@@ -1540,7 +1540,7 @@
           <w:b w:val="0"/>
           <w:i w:val="0"/>
         </w:rPr>
-        <w:t>流式侧的解法是缓冲式状态机：正则 _OPENING_MARKER_RE 识别'可能是未闭合标记开头'的尾巴（最长缓冲 MAX_PARTIAL_MARKER_CHARS=160），把这段扣住不发——等后续 chunk 到齐，要么拼出完整标记整个丢弃，要么排除可能后 flush 释放。每个 token_filter 按 node 维护（executor.py 的 token_filters dict），流结束时必须 flush 释放残余缓冲，否则答案末尾会被吞字。</w:t>
+        <w:t>第二坑是内部调用泄漏：decompose/expand/grade/condense/rewrite 这些节点内部也有 LLM 调用（结构化输出），它们的 token 不能混进用户可见的答案流——executor 按节点名单过滤。fallback_answer 是终端节点（TERMINAL_UPDATE_NODES），它的输出经 updates 路径以最终形态发出，不走 token 流。</w:t>
       </w:r>
     </w:p>
     <w:p>
@@ -1550,7 +1550,7 @@
           <w:b w:val="0"/>
           <w:i w:val="0"/>
         </w:rPr>
-        <w:t>设计边界意识：清洗只删这几种确定形态（全角/ASCII 括号含 dagger 的引用、oaicite、citeturn 系列、†L 行引用），显式保留 URL、markdown 链接、普通方括号 [1]、孤立的 †——因为正确来源也可能长这样，宁可漏杀不可误杀，误杀真引用的代价高于偶尔漏一个标记。</w:t>
+        <w:t>顺序保证：updates 与 messages 两路的事件在到达顺序上需要 executor 维护节点上下文对齐——LangGraph 不替你保证跨模式的严格排序，我们的策略是答案 token 与节点事件各自成流、前端按类型渲染，唯一的硬顺序约束是 done 事件最后（token=false 参数可退回纯节点事件模式，等价于关闭打字机）。</w:t>
       </w:r>
     </w:p>
     <w:p>
@@ -1565,24 +1565,10 @@
           <w:color w:val="5A5A5A"/>
           <w:sz w:val="19"/>
         </w:rPr>
-        <w:t>【可能的追问】追问'为什么不直接在 prompt 里叫模型别这么输出'：prompt 约束在前（RAG_PROMPT 明令禁止编造引用），清洗是纵深防御第二层——训练先验比指令强，模型在低质量上下文里会回退到模仿训练分布，工程必须假设 prompt 会被违反。</w:t>
+        <w:t>【可能的追问】追问'AI provider 不吐增量怎么办'：UI 与终端 REPL 都做了回退——退化为等 done 事件的最终答案一次性渲染，链路不依赖 provider 必须支持流式。</w:t>
       </w:r>
     </w:p>
     <w:p/>
-    <w:p>
-      <w:pPr>
-        <w:pStyle w:val="Heading1"/>
-      </w:pPr>
-      <w:r>
-        <w:rPr>
-          <w:rFonts w:eastAsia="微软雅黑"/>
-          <w:b/>
-          <w:color w:val="1F4E79"/>
-          <w:sz w:val="32"/>
-        </w:rPr>
-        <w:t>模块五 · 并发、状态与会话（Concurrency, State &amp; Sessions）</w:t>
-      </w:r>
-    </w:p>
     <w:p>
       <w:r>
         <w:rPr>
@@ -1591,7 +1577,7 @@
           <w:color w:val="1F4E79"/>
           <w:sz w:val="23"/>
         </w:rPr>
-        <w:t>Q5.1  SQLiteMemorySaver 为什么要自己包 reentrant lock？LangGraph 自带的 checkpointer 不线程安全吗？同一 thread 两个并发请求会发生什么？</w:t>
+        <w:t>Q4.2  CitationArtifactFilter 处理'编造引用标记'——什么模型会输出【199†L91-L126】这种东西？流式清洗和离线清洗的技术难点有什么本质区别？</w:t>
       </w:r>
     </w:p>
     <w:p>
@@ -1603,7 +1589,7 @@
           <w:color w:val="5A5A5A"/>
           <w:sz w:val="19"/>
         </w:rPr>
-        <w:t>【考察意图】考察并发正确性的真实踩坑经验。'框架自带的安不安全'是区分用过和背过的分水岭。</w:t>
+        <w:t>【考察意图】考察对模型行为病理学与流式处理边界的双料理解。这个问题答好了能同时证明工程与算法两边的能力。</w:t>
       </w:r>
     </w:p>
     <w:p>
@@ -1624,7 +1610,7 @@
           <w:b w:val="0"/>
           <w:i w:val="0"/>
         </w:rPr>
-        <w:t>LangGraph 的 MemorySaver 是纯内存 dict，没有为并发 mutate 设计，SQLite 快照序列化同理。我们的包法（README 持久化一节明确记载）：用 reentrant lock 同时包住继承的 MemorySaver 变更与 SQLite 快照写入，保证并发 /chat 请求对同一 thread 时 checkpoint 一致。用 reentrant 而非普通 Lock 的原因是 checkpoint 写入路径存在同线程嵌套调用（list 之后 save），非重入锁会自死锁。</w:t>
+        <w:t>病因是训练数据污染：一些工具增强助手（搜索产品、代码助手）的训练 transcript 里带内部引用语法——【199†L91-L126】是'来源索引†行范围'、[oaicite:0] 是工具标记残留。模型见过大量'答案+这种标记'的配对，就会在生成时复现这套语法。而我们的系统给模型的来源块不带任何编号/行号，prompt 明确'引用 URL'——所以这些标记指向系统里不存在的东西：既无法验证、渲染出来也是坏 UI。这是典型的'下游系统格式与模型先验冲突'。</w:t>
       </w:r>
     </w:p>
     <w:p>
@@ -1634,7 +1620,7 @@
           <w:b w:val="0"/>
           <w:i w:val="0"/>
         </w:rPr>
-        <w:t>同一 thread 并发请求的完整防线其实是两层：① 应用层的 per-session turn_lock（sessions/models.py 里的 threading.Lock）串行化同一 thread 的图执行与 rollback——模型回答一半被第二个请求交叉写入是禁止的；② checkpointer 层的 reentrant lock 兜住跨 session 的共享结构。registry 自己的 map 另有 _lock 保护，清理线程用 threading.Event 做可停止的 daemon（registry.py）。</w:t>
+        <w:t>清洗两处执行（sanitize.py）：离线侧 strip_citation_artifacts 处理 web_answer/generate/fallback_answer/agent 的最终答案；流式侧 CitationArtifactFilter 处理 SSE token。本质区别是【可见性延迟】：离线清洗拿到的是完整字符串，正则全文匹配完事；流式清洗每个 chunk 到达时你只有前缀——标记可能被拆在相邻 chunk（'【199' + '†L91-' + 'L126】'），直接对每个 chunk 独立匹配必然漏杀。</w:t>
       </w:r>
     </w:p>
     <w:p>
@@ -1644,7 +1630,17 @@
           <w:b w:val="0"/>
           <w:i w:val="0"/>
         </w:rPr>
-        <w:t>关键认知：LangGraph 0.x 的 checkpointer 合约没有线程安全承诺，框架边界之外的并发正确性是应用层自己的责任——这条防线是并发测试踩出来的，不是文档里写的。</w:t>
+        <w:t>流式侧的解法是缓冲式状态机：正则 _OPENING_MARKER_RE 识别'可能是未闭合标记开头'的尾巴（最长缓冲 MAX_PARTIAL_MARKER_CHARS=160），把这段扣住不发——等后续 chunk 到齐，要么拼出完整标记整个丢弃，要么排除可能后 flush 释放。每个 token_filter 按 node 维护（executor.py 的 token_filters dict），流结束时必须 flush 释放残余缓冲，否则答案末尾会被吞字。</w:t>
+      </w:r>
+    </w:p>
+    <w:p>
+      <w:r>
+        <w:rPr>
+          <w:rFonts w:eastAsia="微软雅黑"/>
+          <w:b w:val="0"/>
+          <w:i w:val="0"/>
+        </w:rPr>
+        <w:t>设计边界意识：清洗只删这几种确定形态（全角/ASCII 括号含 dagger 的引用、oaicite、citeturn 系列、†L 行引用），显式保留 URL、markdown 链接、普通方括号 [1]、孤立的 †——因为正确来源也可能长这样，宁可漏杀不可误杀，误杀真引用的代价高于偶尔漏一个标记。</w:t>
       </w:r>
     </w:p>
     <w:p>
@@ -1659,7 +1655,7 @@
           <w:color w:val="5A5A5A"/>
           <w:sz w:val="19"/>
         </w:rPr>
-        <w:t>【可能的追问】追问'为什么不用 asyncio lock'：图执行是同步阻塞调用（LLM/HTTP），asyncio lock 只在协程内有效，混用会引入死锁面；threading.Lock 与执行模型匹配。</w:t>
+        <w:t>【可能的追问】追问'为什么不直接在 prompt 里叫模型别这么输出'：prompt 约束在前（RAG_PROMPT 明令禁止编造引用），清洗是纵深防御第二层——训练先验比指令强，模型在低质量上下文里会回退到模仿训练分布，工程必须假设 prompt 会被违反。</w:t>
       </w:r>
     </w:p>
     <w:p/>
@@ -1671,7 +1667,7 @@
           <w:color w:val="1F4E79"/>
           <w:sz w:val="23"/>
         </w:rPr>
-        <w:t>Q5.2  多轮对话上下文怎么防爆？checkpointer 存了什么、模型实际看到什么？两者不一致时的裁剪策略是什么？</w:t>
+        <w:t>Q4.3  SSE 流式过程中客户端断开连接——这一轮图执行会被取消吗？checkpoint 里留下的是什么状态？已经烧掉的 LLM token 成本谁承担？</w:t>
       </w:r>
     </w:p>
     <w:p>
@@ -1683,7 +1679,7 @@
           <w:color w:val="5A5A5A"/>
           <w:sz w:val="19"/>
         </w:rPr>
-        <w:t>【考察意图】考察 token 预算管理与'持久化≠模型输入'的分层思维。</w:t>
+        <w:t>【考察意图】考察对流式系统'取消语义'的理解——这是流式聊天最容易被忽略、也最容易出数据不一致的角落。</w:t>
       </w:r>
     </w:p>
     <w:p>
@@ -1704,7 +1700,7 @@
           <w:b w:val="0"/>
           <w:i w:val="0"/>
         </w:rPr>
-        <w:t>两层分离设计：checkpointer 存全量 transcript——/history 接口和重启恢复需要完整对话；而每次模型调用只投影最近 CHAT_CONTEXT_MAX_TURNS=8 轮、硬顶 CHAT_CONTEXT_MAX_CHARS=12000 字符。裁剪策略是先按轮数窗口取最近对话，再在字符预算内从最新往前回填，保证最近的上下文永远在场、最早的消息最先被丢。</w:t>
+        <w:t>分三层回答。执行层：客户端断开 SSE 时 ASGI 服务器取消响应任务，但取消能否传播进图节点取决于节点内的 LLM/HTTP 调用是否响应 cancellation——同步阻塞调用往往不响应，图会跑到当前节点边界才停。这不是缺陷而是选择：强行中断节点中程等于在任意指令点拔电源，状态损坏风险更高。</w:t>
       </w:r>
     </w:p>
     <w:p>
@@ -1714,7 +1710,7 @@
           <w:b w:val="0"/>
           <w:i w:val="0"/>
         </w:rPr>
-        <w:t>为什么投影用字符而不是 token：调 tokenizer 每轮多一次 CPU 或网络开销，字符预算是 token 的保守上界（中文 1 字约 1-2 token），宁可保守多裁 10-20% 也换投影层零依赖。</w:t>
+        <w:t>状态层是 LangGraph 的红利：checkpoint 在 super-step（节点边界）写入，所以断线后 checkpoint 里一定是'最后完成节点'的一致状态，永远不会是半个节点的撕裂状态。用户重连后从 checkpoint 恢复，丢失的只是断线时未完成的 partial answer，消息历史完好——设计原则是'宁可丢输出，不能坏状态'。</w:t>
       </w:r>
     </w:p>
     <w:p>
@@ -1724,7 +1720,7 @@
           <w:b w:val="0"/>
           <w:i w:val="0"/>
         </w:rPr>
-        <w:t>裁剪丢信息的补偿机制是 memory 子系统：MEMORY_AUTO_RECALL 把相关长期记忆注入每轮 prompt（上限 MEMORY_CONTEXT_MAX_CHARS=2000），把'轮内窗口丢失'降级为'跨会话仍可召回'——用户三周前说过的偏好不会因为掉出 8 轮窗口就永远消失。</w:t>
+        <w:t>成本层诚实回答：断线前已发出的 LLM 调用费用无法回收，这是流式系统的固有损耗。缓解手段：① turn_lock 保证同 thread 不会叠加重复执行；② provider 调用都有超时与重试上限（invoke_with_retry 的 max_retries 来自 settings），失控成本有上界；③ 前端断线时给出明确提示而不是静默重试，避免用户习惯性刷新造成 N 倍重复调用。把'断线成本'当产品指标监控，而不是当不存在。</w:t>
       </w:r>
     </w:p>
     <w:p>
@@ -1739,7 +1735,7 @@
           <w:color w:val="5A5A5A"/>
           <w:sz w:val="19"/>
         </w:rPr>
-        <w:t>【可能的追问】追问'上传文件清单怎么进上下文'：上传后轮内注入一次 SystemMessage 列出确切路径（每新文件只通告一次、对用户不可见），下一轮模型据此调文件工具——文件本体不进上下文，进的是路径索引。</w:t>
+        <w:t>【可能的追问】追问'如果断线发生在 checkpoint 写入的恰好中间呢'：SQLite 的单次写入是原子的（WAL 模式），要么整个 checkpoint 落盘要么没有；加应用层 reentrant lock 保证没有并发撕裂——三层原子性（SQLite 页写入、锁、super-step 边界）叠加，'恰好中间'没有定义。</w:t>
       </w:r>
     </w:p>
     <w:p/>
@@ -1751,7 +1747,7 @@
           <w:color w:val="1F4E79"/>
           <w:sz w:val="23"/>
         </w:rPr>
-        <w:t>Q5.3  planner 的子目标并行用的 LangGraph Send API——dispatcher/worker/aggregator 三段怎么协作？为什么不用多智能体框架？worker 失败怎么办？</w:t>
+        <w:t>Q4.4  /health 和 /ready 为什么要分开？而且 /ready 还是'有界的'——探针做成全依赖深度检查不是更严谨吗？</w:t>
       </w:r>
     </w:p>
     <w:p>
@@ -1763,7 +1759,7 @@
           <w:color w:val="5A5A5A"/>
           <w:sz w:val="19"/>
         </w:rPr>
-        <w:t>【考察意图】考察对 LangGraph 高级原语（Send、map/reduce）的理解，以及对'并行任务'与'多 agent'的区别判断。</w:t>
+        <w:t>【考察意图】考察对探针语义的运维理解。liveness/readiness 混用是编排系统事故的教科书根源，'探针成为故障放大器'是高级考点。</w:t>
       </w:r>
     </w:p>
     <w:p>
@@ -1784,7 +1780,7 @@
           <w:b w:val="0"/>
           <w:i w:val="0"/>
         </w:rPr>
-        <w:t>planning_enabled（默认 False，builder.py 用 getattr 兜底）时拓扑变为 START → condense → planner → subgoal_dispatcher；dispatcher 用 Send 把每个 SubGoal 动态派发到 execute_subgoal worker 实例——Send 的价值是运行时决定分支数量、编译期图结构不变。worker 输出 SubGoalResult（含 status: completed/failed 与 planning_run_id），经 Annotated[list, operator.add] reducer 聚合进 state.subgoal_results，最后 subgoal_aggregator 做确定性汇总。</w:t>
+        <w:t>liveness 与 readiness 回答的是两个不同的问题：/health 回答'进程活着吗'——它必须零依赖，在数据库挂掉、网络分区时依然返回 200；否则编排系统会把'依赖暂时不可用'误判为'进程死了'，重启一个健康的进程——依赖恢复后进程还在重启循环里，这就是重启风暴。/ready 回答'现在能接流量吗'——依赖挂时摘流量是对的，所以它可以查依赖。</w:t>
       </w:r>
     </w:p>
     <w:p>
@@ -1794,7 +1790,7 @@
           <w:b w:val="0"/>
           <w:i w:val="0"/>
         </w:rPr>
-        <w:t>不用多智能体框架的原因：子目标不是'角色'（researcher/writer/critic 那套），而是同一个问答任务的可并行切片——worker 复用同一节点函数、只是 active_subgoal 不同；聚合是确定性代码不是 agent 间谈判。引入 multi-agent 框架是为不存在的需求付复杂度税。</w:t>
+        <w:t>'有界'是反故障放大的设计：探针本身成为故障放大器是真实事故模式——依赖变慢 → 探针超时 → 全部实例摘流量 → 剩余实例过载 → 全崩。所以 /ready 只查关键依赖的粗粒度状态且有超时预算，宁可保守地'看起来能服务'也不能让探针链路比服务链路更脆弱。</w:t>
       </w:r>
     </w:p>
     <w:p>
@@ -1804,7 +1800,7 @@
           <w:b w:val="0"/>
           <w:i w:val="0"/>
         </w:rPr>
-        <w:t>失败语义显式化：worker 失败把 status=failed 和 error 写进 SubGoalResult，aggregator 看到的是完整的结果集合（含失败项），由聚合逻辑决定降级策略，而不是让单个 worker 的异常炸掉整轮。state 里 plan/scratchpad 等字段刻意保持可序列化（state.py 注释写明），保证 checkpoint 中断后 plan 能续跑。</w:t>
+        <w:t>信息分层配套：依赖的具体名称和状态放在带鉴权的 /admin/health/dependencies——'你的哪个下游挂了'对外部探测者是拓扑情报（知道你的架构依赖谁，攻击面测绘就有了靶子）。三层各司其职：活着（公开、零依赖）→ 能服务（公开、有界）→ 哪病了（鉴权、详细）。把这三层合并成一个'详尽的 /healthz'是最常见的初级错误。</w:t>
       </w:r>
     </w:p>
     <w:p>
@@ -1819,10 +1815,24 @@
           <w:color w:val="5A5A5A"/>
           <w:sz w:val="19"/>
         </w:rPr>
-        <w:t>【可能的追问】追问'operator.add 聚合顺序敏感吗'：不敏感——消费侧按 SubGoal.id 重排，Send 完成顺序只影响到达次序不影响最终排序，这是选纯追加 reducer 的前提条件。</w:t>
+        <w:t>【可能的追问】追问'/metrics 为什么无 key 时返回 404 而不是 401'：404 不确认端点存在，401/403 等于告诉探测者'这里有管理面、值得进一步尝试'——端点存在性本身就是信息。同一个原则：最小化可观测的部署形态。</w:t>
       </w:r>
     </w:p>
     <w:p/>
+    <w:p>
+      <w:pPr>
+        <w:pStyle w:val="Heading1"/>
+      </w:pPr>
+      <w:r>
+        <w:rPr>
+          <w:rFonts w:eastAsia="微软雅黑"/>
+          <w:b/>
+          <w:color w:val="1F4E79"/>
+          <w:sz w:val="32"/>
+        </w:rPr>
+        <w:t>模块五 · 并发、状态与会话（Concurrency, State &amp; Sessions）</w:t>
+      </w:r>
+    </w:p>
     <w:p>
       <w:r>
         <w:rPr>
@@ -1831,7 +1841,7 @@
           <w:color w:val="1F4E79"/>
           <w:sz w:val="23"/>
         </w:rPr>
-        <w:t>Q5.4  会话之间的隔离怎么保证？A 会话的用户能读到 B 会话上传的文件吗？删除会话时清理了什么、有没有漏？</w:t>
+        <w:t>Q5.1  SQLiteMemorySaver 为什么要自己包 reentrant lock？LangGraph 自带的 checkpointer 不线程安全吗？同一 thread 两个并发请求会发生什么？</w:t>
       </w:r>
     </w:p>
     <w:p>
@@ -1843,7 +1853,7 @@
           <w:color w:val="5A5A5A"/>
           <w:sz w:val="19"/>
         </w:rPr>
-        <w:t>【考察意图】考察多租户隔离的完整性思维：文件、向量、checkpoint、内存状态四个面都要答到才算完整。</w:t>
+        <w:t>【考察意图】考察并发正确性的真实踩坑经验。'框架自带的安不安全'是区分用过和背过的分水岭。</w:t>
       </w:r>
     </w:p>
     <w:p>
@@ -1864,7 +1874,7 @@
           <w:b w:val="0"/>
           <w:i w:val="0"/>
         </w:rPr>
-        <w:t>四个隔离面：① 文件——上传落在 FILE_READ_ROOT/chat_uploads/&lt;thread_id&gt;/ 下，所有路径解析强制 confinement 在 root 内、../ 逃逸拒绝，线程 A 构造 B 的路径直接被拒；② 向量——per-thread 独立 Chroma 目录 .chroma/chat/&lt;thread_id&gt;/，collection 名带 thread 后缀（isolation.py），检索物理隔离而不是靠 metadata filter 逻辑隔离；③ checkpoint——thread_id 是隔离键；④ 工具面——document editor 工具只在有 upload 目录的会话被绑定，sessionless 调用者（无状态 MCP RAG 工具）一个编辑器都拿不到。</w:t>
+        <w:t>LangGraph 的 MemorySaver 是纯内存 dict，没有为并发 mutate 设计，SQLite 快照序列化同理。我们的包法（README 持久化一节明确记载）：用 reentrant lock 同时包住继承的 MemorySaver 变更与 SQLite 快照写入，保证并发 /chat 请求对同一 thread 时 checkpoint 一致。用 reentrant 而非普通 Lock 的原因是 checkpoint 写入路径存在同线程嵌套调用（list 之后 save），非重入锁会自死锁。</w:t>
       </w:r>
     </w:p>
     <w:p>
@@ -1874,7 +1884,7 @@
           <w:b w:val="0"/>
           <w:i w:val="0"/>
         </w:rPr>
-        <w:t>删除的级联：DELETE /chat/{id} 清掉 transcript checkpoints、per-thread 状态、上传目录、session metadata。最容易漏的是文件系统与 checkpoint 的跨存储一致性——上传以文件系统为准（重启后重新通告模型当前文件集），所以删除必须两边都清，否则留下'checkpoint 没了但文件还在'的孤儿数据。</w:t>
+        <w:t>同一 thread 并发请求的完整防线其实是两层：① 应用层的 per-session turn_lock（sessions/models.py 里的 threading.Lock）串行化同一 thread 的图执行与 rollback——模型回答一半被第二个请求交叉写入是禁止的；② checkpointer 层的 reentrant lock 兜住跨 session 的共享结构。registry 自己的 map 另有 _lock 保护，清理线程用 threading.Event 做可停止的 daemon（registry.py）。</w:t>
       </w:r>
     </w:p>
     <w:p>
@@ -1884,7 +1894,7 @@
           <w:b w:val="0"/>
           <w:i w:val="0"/>
         </w:rPr>
-        <w:t>纵深补充：敏感文件名（.env、私钥、credentials 等）即使在 root 内也永久拒绝；所有写工具产出新文件、绝不覆写上传原件——即使隔离被某种方式绕过，攻击者也改不了别人的源文件，只能在自己线程里新建。</w:t>
+        <w:t>关键认知：LangGraph 0.x 的 checkpointer 合约没有线程安全承诺，框架边界之外的并发正确性是应用层自己的责任——这条防线是并发测试踩出来的，不是文档里写的。</w:t>
       </w:r>
     </w:p>
     <w:p>
@@ -1899,24 +1909,10 @@
           <w:color w:val="5A5A5A"/>
           <w:sz w:val="19"/>
         </w:rPr>
-        <w:t>【可能的追问】追问'FILE_READ_ROOT 指向项目根目录行不行'：文档明确建议指向专用目录——root 越宽，敏感文件拒绝名单的完备性压力越大，纵深防御的第一层是把攻击面收窄。</w:t>
+        <w:t>【可能的追问】追问'为什么不用 asyncio lock'：图执行是同步阻塞调用（LLM/HTTP），asyncio lock 只在协程内有效，混用会引入死锁面；threading.Lock 与执行模型匹配。</w:t>
       </w:r>
     </w:p>
     <w:p/>
-    <w:p>
-      <w:pPr>
-        <w:pStyle w:val="Heading1"/>
-      </w:pPr>
-      <w:r>
-        <w:rPr>
-          <w:rFonts w:eastAsia="微软雅黑"/>
-          <w:b/>
-          <w:color w:val="1F4E79"/>
-          <w:sz w:val="32"/>
-        </w:rPr>
-        <w:t>模块六 · 安全与合规（Security）</w:t>
-      </w:r>
-    </w:p>
     <w:p>
       <w:r>
         <w:rPr>
@@ -1925,7 +1921,7 @@
           <w:color w:val="1F4E79"/>
           <w:sz w:val="23"/>
         </w:rPr>
-        <w:t>Q6.1  你的数学工具用 SymPy 解析用户输入的表达式——你知道 sympify/parse_expr 存在任意代码执行风险吗？演示一下你会怎么修。</w:t>
+        <w:t>Q5.2  多轮对话上下文怎么防爆？checkpointer 存了什么、模型实际看到什么？两者不一致时的裁剪策略是什么？</w:t>
       </w:r>
     </w:p>
     <w:p>
@@ -1937,7 +1933,7 @@
           <w:color w:val="5A5A5A"/>
           <w:sz w:val="19"/>
         </w:rPr>
-        <w:t>【考察意图】这是红队级刁钻题，考察对'安全解析器'神话的真实认知。linalg_tool.py 与 math_tool.py 中 sympify/parse_expr 的风险已实测确认，能直面并讲清修复方案才是高分答案。</w:t>
+        <w:t>【考察意图】考察 token 预算管理与'持久化≠模型输入'的分层思维。</w:t>
       </w:r>
     </w:p>
     <w:p>
@@ -1958,7 +1954,7 @@
           <w:b w:val="0"/>
           <w:i w:val="0"/>
         </w:rPr>
-        <w:t>知道，而且我们实测验证过这个风险。linalg_tool.py 对矩阵字符串元素直接调 sympy.sympify，math_tool.py 用 parse_expr 且旁边注释自称'SymPy 安全解析器'——实测证明该注释不成立：sympify/parse_expr 在默认配置下可以实例化任意 Python 对象，连 convert_xor 这类被认为安全的 transformations 组合也存在逃逸路径；全仓仅此两处、无裸 eval，且相关配置无关闭开关，等于工具一旦启用就裸奔。</w:t>
+        <w:t>两层分离设计：checkpointer 存全量 transcript——/history 接口和重启恢复需要完整对话；而每次模型调用只投影最近 CHAT_CONTEXT_MAX_TURNS=8 轮、硬顶 CHAT_CONTEXT_MAX_CHARS=12000 字符。裁剪策略是先按轮数窗口取最近对话，再在字符预算内从最新往前回填，保证最近的上下文永远在场、最早的消息最先被丢。</w:t>
       </w:r>
     </w:p>
     <w:p>
@@ -1968,7 +1964,7 @@
           <w:b w:val="0"/>
           <w:i w:val="0"/>
         </w:rPr>
-        <w:t>修复分三层：① 输入侧白名单——在交给 parse_expr 之前先 tokenize，只允许数字、运算符、白名单函数名与常量符号，禁止任意 Identifier 通过（把攻击面从'任意 Python 表达式'收窄到'数学文法'）；② 调用侧收敛——parse_expr 传空 local_dict/global_dict + 最小 transformations 集合，evaluate=False 只是缓解不是根治；③ 部署侧止血——MATH_ENABLED/LINALG_ENABLED 默认关闭（现状如此），并在文档中明确标注'仅在可信用户场景开启'。长期正确解法是自实现或采用严格数学 DSL 文法（如基于 lark 的白名单文法），彻底不暴露通用表达式 parser。</w:t>
+        <w:t>为什么投影用字符而不是 token：调 tokenizer 每轮多一次 CPU 或网络开销，字符预算是 token 的保守上界（中文 1 字约 1-2 token），宁可保守多裁 10-20% 也换投影层零依赖。</w:t>
       </w:r>
     </w:p>
     <w:p>
@@ -1978,7 +1974,7 @@
           <w:b w:val="0"/>
           <w:i w:val="0"/>
         </w:rPr>
-        <w:t>这道题的真实教训比修复本身更值钱：'官方文档说安全'不等于实测安全，parser 边界必须 fuzz；另外代码注释里的安全声明是债务不是资产——错误的'安全'注释比没有注释更危险，它会让后来者放松警惕。</w:t>
+        <w:t>裁剪丢信息的补偿机制是 memory 子系统：MEMORY_AUTO_RECALL 把相关长期记忆注入每轮 prompt（上限 MEMORY_CONTEXT_MAX_CHARS=2000），把'轮内窗口丢失'降级为'跨会话仍可召回'——用户三周前说过的偏好不会因为掉出 8 轮窗口就永远消失。</w:t>
       </w:r>
     </w:p>
     <w:p>
@@ -1993,7 +1989,7 @@
           <w:color w:val="5A5A5A"/>
           <w:sz w:val="19"/>
         </w:rPr>
-        <w:t>【可能的追问】追问'为什么不用 subprocess 隔离'：可行但成本高（每次调用起进程 + 序列化开销），白名单文法在进程内就能达到同等强度；若威胁模型升级到不可信多租户，子进程/沙箱容器才是正确层级。</w:t>
+        <w:t>【可能的追问】追问'上传文件清单怎么进上下文'：上传后轮内注入一次 SystemMessage 列出确切路径（每新文件只通告一次、对用户不可见），下一轮模型据此调文件工具——文件本体不进上下文，进的是路径索引。</w:t>
       </w:r>
     </w:p>
     <w:p/>
@@ -2005,7 +2001,7 @@
           <w:color w:val="1F4E79"/>
           <w:sz w:val="23"/>
         </w:rPr>
-        <w:t>Q6.2  RAG_ENV 被直接插值进配置文件路径，RAG_ENV=../../secrets 会逃出 config/ 目录——这个注入点你怎么发现的？配置层的输入为什么要当攻击面防？</w:t>
+        <w:t>Q5.3  planner 的子目标并行用的 LangGraph Send API——dispatcher/worker/aggregator 三段怎么协作？为什么不用多智能体框架？worker 失败怎么办？</w:t>
       </w:r>
     </w:p>
     <w:p>
@@ -2017,7 +2013,7 @@
           <w:color w:val="5A5A5A"/>
           <w:sz w:val="19"/>
         </w:rPr>
-        <w:t>【考察意图】考察'配置面也是攻击面'的成熟度。多数人只防用户输入，不防环境变量/运维输入。</w:t>
+        <w:t>【考察意图】考察对 LangGraph 高级原语（Send、map/reduce）的理解，以及对'并行任务'与'多 agent'的区别判断。</w:t>
       </w:r>
     </w:p>
     <w:p>
@@ -2038,7 +2034,7 @@
           <w:b w:val="0"/>
           <w:i w:val="0"/>
         </w:rPr>
-        <w:t>发现路径是全仓审计时对'环境变量 → 文件路径'的所有插值点做系统性排查：loader.py 约 615 行把 RAG_ENV 直接拼进 config/{RAG_ENV}.yaml 的加载路径，且没有任何枚举校验或路径规范化，RAG_ENV=../../secrets 会逃出 config/ 读到任意位置的 .yaml 文件——已实测确认。</w:t>
+        <w:t>planning_enabled（默认 False，builder.py 用 getattr 兜底）时拓扑变为 START → condense → planner → subgoal_dispatcher；dispatcher 用 Send 把每个 SubGoal 动态派发到 execute_subgoal worker 实例——Send 的价值是运行时决定分支数量、编译期图结构不变。worker 输出 SubGoalResult（含 status: completed/failed 与 planning_run_id），经 Annotated[list, operator.add] reducer 聚合进 state.subgoal_results，最后 subgoal_aggregator 做确定性汇总。</w:t>
       </w:r>
     </w:p>
     <w:p>
@@ -2048,7 +2044,7 @@
           <w:b w:val="0"/>
           <w:i w:val="0"/>
         </w:rPr>
-        <w:t>修复是标准的两层：① 白名单枚举——合法值只有 development/staging/production，非法值启动 fail-fast，把'字符串自由'变成'枚举自由'；② 纵深校验——路径拼接后做 resolve 并校验 is_relative_to(config_dir) 且无 .. 段，即使未来有人加了新环境忘了更新白名单，路径约束依然兜住。</w:t>
+        <w:t>不用多智能体框架的原因：子目标不是'角色'（researcher/writer/critic 那套），而是同一个问答任务的可并行切片——worker 复用同一节点函数、只是 active_subgoal 不同；聚合是确定性代码不是 agent 间谈判。引入 multi-agent 框架是为不存在的需求付复杂度税。</w:t>
       </w:r>
     </w:p>
     <w:p>
@@ -2058,7 +2054,7 @@
           <w:b w:val="0"/>
           <w:i w:val="0"/>
         </w:rPr>
-        <w:t>更深的教训是威胁模型的边界划错了：通常大家把'攻击面'等同于 HTTP 请求体，但环境变量、配置文件、CLI 参数在供应链攻击（恶意依赖、被污染的 CI、泄露的部署脚本）场景下同样是注入载体。配置层输入的校验标准应该和用户输入一致——这条规则我们后来推广到了所有 *_PATH / *_DIR 类配置。</w:t>
+        <w:t>失败语义显式化：worker 失败把 status=failed 和 error 写进 SubGoalResult，aggregator 看到的是完整的结果集合（含失败项），由聚合逻辑决定降级策略，而不是让单个 worker 的异常炸掉整轮。state 里 plan/scratchpad 等字段刻意保持可序列化（state.py 注释写明），保证 checkpoint 中断后 plan 能续跑。</w:t>
       </w:r>
     </w:p>
     <w:p>
@@ -2073,7 +2069,7 @@
           <w:color w:val="5A5A5A"/>
           <w:sz w:val="19"/>
         </w:rPr>
-        <w:t>【可能的追问】追问'RAG_ENV 拼错字（prodcution）会怎样'：静默回落默认配置——这是同源问题的温和形态，白名单枚举把'拼错字'从'静默降级'变成'启动报错'，也是可观测性收益。</w:t>
+        <w:t>【可能的追问】追问'operator.add 聚合顺序敏感吗'：不敏感——消费侧按 SubGoal.id 重排，Send 完成顺序只影响到达次序不影响最终排序，这是选纯追加 reducer 的前提条件。</w:t>
       </w:r>
     </w:p>
     <w:p/>
@@ -2085,7 +2081,7 @@
           <w:color w:val="1F4E79"/>
           <w:sz w:val="23"/>
         </w:rPr>
-        <w:t>Q6.3  工具调用管线（mcp/policy.py）把鉴权、校验、限流、脱敏、审计串成一条链——为什么顺序是这个？脱敏为什么放输出侧而不是工具内部自己做？</w:t>
+        <w:t>Q5.4  会话之间的隔离怎么保证？A 会话的用户能读到 B 会话上传的文件吗？删除会话时清理了什么、有没有漏？</w:t>
       </w:r>
     </w:p>
     <w:p>
@@ -2097,7 +2093,7 @@
           <w:color w:val="5A5A5A"/>
           <w:sz w:val="19"/>
         </w:rPr>
-        <w:t>【考察意图】考察中间件管线设计与'不信任工具实现'的零信任思维。顺序问题考的是对每段副作用的理解。</w:t>
+        <w:t>【考察意图】考察多租户隔离的完整性思维：文件、向量、checkpoint、内存状态四个面都要答到才算完整。</w:t>
       </w:r>
     </w:p>
     <w:p>
@@ -2118,7 +2114,7 @@
           <w:b w:val="0"/>
           <w:i w:val="0"/>
         </w:rPr>
-        <w:t>顺序由副作用成本决定：鉴权最前——未授权请求不应产生任何下游成本（连参数校验的 CPU 都不该花）；校验其次——参数不合法的调用不应消耗配额；限流（QuotaBudget/QuotaLimits 不可变预算 + _UsageWindow 滑动窗口按 principal/tenant 分账）在确认调用合法之后扣额；执行之后是输出侧脱敏与审计。outcome 码（TOOL_DENIED/INVALID/LIMITED/TIMEOUT）与顺序一一对应，审计事件能精确还原请求死在哪一段。</w:t>
+        <w:t>四个隔离面：① 文件——上传落在 FILE_READ_ROOT/chat_uploads/&lt;thread_id&gt;/ 下，所有路径解析强制 confinement 在 root 内、../ 逃逸拒绝，线程 A 构造 B 的路径直接被拒；② 向量——per-thread 独立 Chroma 目录 .chroma/chat/&lt;thread_id&gt;/，collection 名带 thread 后缀（isolation.py），检索物理隔离而不是靠 metadata filter 逻辑隔离；③ checkpoint——thread_id 是隔离键；④ 工具面——document editor 工具只在有 upload 目录的会话被绑定，sessionless 调用者（无状态 MCP RAG 工具）一个编辑器都拿不到。</w:t>
       </w:r>
     </w:p>
     <w:p>
@@ -2128,7 +2124,7 @@
           <w:b w:val="0"/>
           <w:i w:val="0"/>
         </w:rPr>
-        <w:t>脱敏放输出侧是零信任设计：工具实现不可信——第三方工具、未来新增工具、工具依赖链升级，任何一个都可能把 secret 带进返回值。集中式脱敏用双路检测：_SECRET_PATTERN 正则匹配 'api_key=xxx'/'Bearer xxx' 类形态，_SENSITIVE_KEYS 键名集合匹配结构化字段，命中即替换为 [REDACTED]，超长输出统一截断加 ...[tool output truncated] 标记。让每个工具自己脱敏等于把安全不变量分散到 N 个实现里，审查成本随工具数线性增长。</w:t>
+        <w:t>删除的级联：DELETE /chat/{id} 清掉 transcript checkpoints、per-thread 状态、上传目录、session metadata。最容易漏的是文件系统与 checkpoint 的跨存储一致性——上传以文件系统为准（重启后重新通告模型当前文件集），所以删除必须两边都清，否则留下'checkpoint 没了但文件还在'的孤儿数据。</w:t>
       </w:r>
     </w:p>
     <w:p>
@@ -2138,7 +2134,7 @@
           <w:b w:val="0"/>
           <w:i w:val="0"/>
         </w:rPr>
-        <w:t>身份层配套：ToolPrincipal 是 frozen dataclass，post_init 即校验身份格式，ResourceOwner.authorizes 用常数时间比较（_constant_time_equal）防时序侧信道；审计走 ToolAuditSink 接口（默认 NullToolAuditSink），观测信号走 MCPObservability 供 metrics 消费——审计与指标解耦，换掉审计后端不动指标。</w:t>
+        <w:t>纵深补充：敏感文件名（.env、私钥、credentials 等）即使在 root 内也永久拒绝；所有写工具产出新文件、绝不覆写上传原件——即使隔离被某种方式绕过，攻击者也改不了别人的源文件，只能在自己线程里新建。</w:t>
       </w:r>
     </w:p>
     <w:p>
@@ -2153,10 +2149,24 @@
           <w:color w:val="5A5A5A"/>
           <w:sz w:val="19"/>
         </w:rPr>
-        <w:t>【可能的追问】追问'限流窗口重启丢失算不算绕过'：算已知取舍——配额状态在内存，进程重启窗口清零。单机部署（worker=1 被拓扑检查强制）下影响有界；多副本前必须把配额状态外置，这与 Q8.1 的扩展路径是同一件事。</w:t>
+        <w:t>【可能的追问】追问'FILE_READ_ROOT 指向项目根目录行不行'：文档明确建议指向专用目录——root 越宽，敏感文件拒绝名单的完备性压力越大，纵深防御的第一层是把攻击面收窄。</w:t>
       </w:r>
     </w:p>
     <w:p/>
+    <w:p>
+      <w:pPr>
+        <w:pStyle w:val="Heading1"/>
+      </w:pPr>
+      <w:r>
+        <w:rPr>
+          <w:rFonts w:eastAsia="微软雅黑"/>
+          <w:b/>
+          <w:color w:val="1F4E79"/>
+          <w:sz w:val="32"/>
+        </w:rPr>
+        <w:t>模块六 · 安全与合规（Security）</w:t>
+      </w:r>
+    </w:p>
     <w:p>
       <w:r>
         <w:rPr>
@@ -2165,7 +2175,7 @@
           <w:color w:val="1F4E79"/>
           <w:sz w:val="23"/>
         </w:rPr>
-        <w:t>Q6.4  文件上传与编辑的安全模型讲一下。如果让你攻击自己的系统，你会从哪几个点下手？</w:t>
+        <w:t>Q6.1  你的数学工具用 SymPy 解析用户输入的表达式——你知道 sympify/parse_expr 存在任意代码执行风险吗？演示一下你会怎么修。</w:t>
       </w:r>
     </w:p>
     <w:p>
@@ -2177,7 +2187,7 @@
           <w:color w:val="5A5A5A"/>
           <w:sz w:val="19"/>
         </w:rPr>
-        <w:t>【考察意图】考察攻防一体思维。防御清单人人会背，'从哪下手'才见真章——TOCTOU、解析器 CVE、规范化绕过是关键词。</w:t>
+        <w:t>【考察意图】这是红队级刁钻题，考察对'安全解析器'神话的真实认知。linalg_tool.py 与 math_tool.py 中 sympify/parse_expr 的风险已实测确认，能直面并讲清修复方案才是高分答案。</w:t>
       </w:r>
     </w:p>
     <w:p>
@@ -2198,7 +2208,7 @@
           <w:b w:val="0"/>
           <w:i w:val="0"/>
         </w:rPr>
-        <w:t>防御模型（README Security model 一节）：FILE_READ_ENABLED 总开关 + 每格式独立的 *_EDIT_ENABLED 二次门；路径全限制在 FILE_READ_ROOT 内、../ 拒绝；敏感文件名（.env/私钥/credentials）永久拒绝；类型白名单 + 大小上限在上传端点和工具两侧各查一次；per-thread 目录隔离；编辑类工具要求 expected_text 乐观锁（防基于陈旧内容的误改）；所有编辑产出新文件、绝不覆写原件。</w:t>
+        <w:t>知道，而且我们实测验证过这个风险。linalg_tool.py 对矩阵字符串元素直接调 sympy.sympify，math_tool.py 用 parse_expr 且旁边注释自称'SymPy 安全解析器'——实测证明该注释不成立：sympify/parse_expr 在默认配置下可以实例化任意 Python 对象，连 convert_xor 这类被认为安全的 transformations 组合也存在逃逸路径；全仓仅此两处、无裸 eval，且相关配置无关闭开关，等于工具一旦启用就裸奔。</w:t>
       </w:r>
     </w:p>
     <w:p>
@@ -2208,7 +2218,7 @@
           <w:b w:val="0"/>
           <w:i w:val="0"/>
         </w:rPr>
-        <w:t>如果我来攻击，按优先级试五个点：① 路径规范化绕过——Windows 平台的反斜杠、UNC 路径、NTFS ADS、符号链接，检查 confinement 判定用的是字符串前缀还是 resolve 后的真实路径比较；② TOCTOU——上传端点查完大小到写盘之间篡改文件，双端点检查之间的时间窗是经典缺口；③ 解析器漏洞——pypdf/openpyxl/python-pptx 都是复杂格式解析器，恶意构造的样本可能触发解析器 CVE，这层防御只能靠依赖升级与隔离，白名单管不住；④ zip 炸弹——inspect_zip_file/read_zip_entry 有 bomb-guard（解压前声明大小校验），但要验证 guard 覆盖嵌套 zip 与压缩率极端情况；⑤ 大小检查的边界——FILE_READ_MAX_BYTES 对多文件上传是单文件限还是总量限，总量的 DoS 面要单独算。</w:t>
+        <w:t>修复分三层：① 输入侧白名单——在交给 parse_expr 之前先 tokenize，只允许数字、运算符、白名单函数名与常量符号，禁止任意 Identifier 通过（把攻击面从'任意 Python 表达式'收窄到'数学文法'）；② 调用侧收敛——parse_expr 传空 local_dict/global_dict + 最小 transformations 集合，evaluate=False 只是缓解不是根治；③ 部署侧止血——MATH_ENABLED/LINALG_ENABLED 默认关闭（现状如此），并在文档中明确标注'仅在可信用户场景开启'。长期正确解法是自实现或采用严格数学 DSL 文法（如基于 lark 的白名单文法），彻底不暴露通用表达式 parser。</w:t>
       </w:r>
     </w:p>
     <w:p>
@@ -2218,7 +2228,7 @@
           <w:b w:val="0"/>
           <w:i w:val="0"/>
         </w:rPr>
-        <w:t>一个同源的实战案例：env 文件读取器曾有一个 Path.suffix 匹配 bug——声明支持 .env.local/.env.example，但 Path('.env.example').suffix 是 '.example' 不是 '.env'，导致这两类文件永远读不进来。这是功能 bug 不是安全 bug，但根因相同：路径/后缀判断用了语义不匹配的 API。安全审查里这类'看起来对'的判断最危险。</w:t>
+        <w:t>这道题的真实教训比修复本身更值钱：'官方文档说安全'不等于实测安全，parser 边界必须 fuzz；另外代码注释里的安全声明是债务不是资产——错误的'安全'注释比没有注释更危险，它会让后来者放松警惕。</w:t>
       </w:r>
     </w:p>
     <w:p>
@@ -2233,7 +2243,7 @@
           <w:color w:val="5A5A5A"/>
           <w:sz w:val="19"/>
         </w:rPr>
-        <w:t>【可能的追问】追问'expected_text 乐观锁防的是什么攻击'：主要防的是正常竞态（用户改了文件后模型按旧内容编辑），但它同时把'盲写'变成了'读-改-写'协议，顺带提高了构造恶意编辑的成本——安全设计经常是正确性设计的副产品。</w:t>
+        <w:t>【可能的追问】追问'为什么不用 subprocess 隔离'：可行但成本高（每次调用起进程 + 序列化开销），白名单文法在进程内就能达到同等强度；若威胁模型升级到不可信多租户，子进程/沙箱容器才是正确层级。</w:t>
       </w:r>
     </w:p>
     <w:p/>
@@ -2245,7 +2255,7 @@
           <w:color w:val="1F4E79"/>
           <w:sz w:val="23"/>
         </w:rPr>
-        <w:t>Q6.5  secret 的全链路治理：存储、内存、工具输出、日志、浏览器，每一层怎么保证不漏？哪一层最难？</w:t>
+        <w:t>Q6.2  RAG_ENV 被直接插值进配置文件路径，RAG_ENV=../../secrets 会逃出 config/ 目录——这个注入点你怎么发现的？配置层的输入为什么要当攻击面防？</w:t>
       </w:r>
     </w:p>
     <w:p>
@@ -2257,7 +2267,7 @@
           <w:color w:val="5A5A5A"/>
           <w:sz w:val="19"/>
         </w:rPr>
-        <w:t>【考察意图】考察密钥治理的系统性。单层答得再好都不算过，难点识别（浏览器层/依赖层）见功力。</w:t>
+        <w:t>【考察意图】考察'配置面也是攻击面'的成熟度。多数人只防用户输入，不防环境变量/运维输入。</w:t>
       </w:r>
     </w:p>
     <w:p>
@@ -2278,7 +2288,7 @@
           <w:b w:val="0"/>
           <w:i w:val="0"/>
         </w:rPr>
-        <w:t>五层各策：① 存储——secret 永不进 YAML（配置节明示），.env 进 gitignore，泄漏过的 key 走轮换作废（我们真实经历过 git 历史中 key 泄漏，处理是轮换而非重写历史）；② 内存——settings dataclass 的 secret 字段不进 repr/日志；③ 工具输出——policy 管线集中脱敏（见 Q6.3）；④ 日志——结构化 logger 不打 request headers 与工具原始负载；⑤ 浏览器——AMap 场景刻意做了密钥分层：Web Service key 与 security code 永远 server-side，浏览器只拿 JS API key，且 security code 由同源代理 _AMapService 注入，把'必须公开的密钥'压缩到最小集合并单独限域。</w:t>
+        <w:t>发现路径是全仓审计时对'环境变量 → 文件路径'的所有插值点做系统性排查：loader.py 约 615 行把 RAG_ENV 直接拼进 config/{RAG_ENV}.yaml 的加载路径，且没有任何枚举校验或路径规范化，RAG_ENV=../../secrets 会逃出 config/ 读到任意位置的 .yaml 文件——已实测确认。</w:t>
       </w:r>
     </w:p>
     <w:p>
@@ -2288,7 +2298,7 @@
           <w:b w:val="0"/>
           <w:i w:val="0"/>
         </w:rPr>
-        <w:t>最难的是浏览器层与依赖层：浏览器层的密钥按定义是公开的，只能做'泄露后的损失控制'（配额、域名白名单、可轮换性）而不是保密；依赖层（解析器、SDK）带回传行为的供应链风险，没有银弹，只有版本钉死 + 最小依赖 + 定期审计。</w:t>
+        <w:t>修复是标准的两层：① 白名单枚举——合法值只有 development/staging/production，非法值启动 fail-fast，把'字符串自由'变成'枚举自由'；② 纵深校验——路径拼接后做 resolve 并校验 is_relative_to(config_dir) 且无 .. 段，即使未来有人加了新环境忘了更新白名单，路径约束依然兜住。</w:t>
       </w:r>
     </w:p>
     <w:p>
@@ -2298,7 +2308,7 @@
           <w:b w:val="0"/>
           <w:i w:val="0"/>
         </w:rPr>
-        <w:t>治理原则一句话：保密性做不到的层做损失控制，损失控制做不了的层做可观测——每层都知道自己在哪条战线上作战。</w:t>
+        <w:t>更深的教训是威胁模型的边界划错了：通常大家把'攻击面'等同于 HTTP 请求体，但环境变量、配置文件、CLI 参数在供应链攻击（恶意依赖、被污染的 CI、泄露的部署脚本）场景下同样是注入载体。配置层输入的校验标准应该和用户输入一致——这条规则我们后来推广到了所有 *_PATH / *_DIR 类配置。</w:t>
       </w:r>
     </w:p>
     <w:p>
@@ -2313,24 +2323,10 @@
           <w:color w:val="5A5A5A"/>
           <w:sz w:val="19"/>
         </w:rPr>
-        <w:t>【可能的追问】追问'LangSmith tracing 会不会把 prompt 里的 secret 传出去'：LangSmith 是全栈中唯一的出网数据点，启用前必须确认 scrubbing 配置——这正是我们把 tracing 开关收在 .env 且默认走显式配置的原因。</w:t>
+        <w:t>【可能的追问】追问'RAG_ENV 拼错字（prodcution）会怎样'：静默回落默认配置——这是同源问题的温和形态，白名单枚举把'拼错字'从'静默降级'变成'启动报错'，也是可观测性收益。</w:t>
       </w:r>
     </w:p>
     <w:p/>
-    <w:p>
-      <w:pPr>
-        <w:pStyle w:val="Heading1"/>
-      </w:pPr>
-      <w:r>
-        <w:rPr>
-          <w:rFonts w:eastAsia="微软雅黑"/>
-          <w:b/>
-          <w:color w:val="1F4E79"/>
-          <w:sz w:val="32"/>
-        </w:rPr>
-        <w:t>模块七 · 评估与质量保障（Evaluation &amp; Quality）</w:t>
-      </w:r>
-    </w:p>
     <w:p>
       <w:r>
         <w:rPr>
@@ -2339,7 +2335,7 @@
           <w:color w:val="1F4E79"/>
           <w:sz w:val="23"/>
         </w:rPr>
-        <w:t>Q7.1  你怎么量化 RAG 链路的端到端质量？没有用户点踩数据时，你用什么信号证明一次重构没有让质量回退？</w:t>
+        <w:t>Q6.3  工具调用管线（mcp/policy.py）把鉴权、校验、限流、脱敏、审计串成一条链——为什么顺序是这个？脱敏为什么放输出侧而不是工具内部自己做？</w:t>
       </w:r>
     </w:p>
     <w:p>
@@ -2351,7 +2347,7 @@
           <w:color w:val="5A5A5A"/>
           <w:sz w:val="19"/>
         </w:rPr>
-        <w:t>【考察意图】考察离线评估体系设计能力。期待听到'中间量可测'而非只看最终答案的成熟思路。</w:t>
+        <w:t>【考察意图】考察中间件管线设计与'不信任工具实现'的零信任思维。顺序问题考的是对每段副作用的理解。</w:t>
       </w:r>
     </w:p>
     <w:p>
@@ -2372,7 +2368,7 @@
           <w:b w:val="0"/>
           <w:i w:val="0"/>
         </w:rPr>
-        <w:t>三层信号体系，全部不依赖用户反馈：① 离线基准集（benchmarks/mandarin_search 的中文检索基准查询），改动前后全链路跑对比，看的是可测中间量而非主观答案好坏——URL 金标准命中率、各 admission gate 的通过率、答案中目标来源出现率；② 线上结构化遥测——web_answer 每道 gate 的拒绝都带结构化日志（url/reason/link_density/content_words），/metrics 端点暴露图级节点计数；③ 反馈闭环——域名声誉库把每次 fetch 的 grounded/rejected/unreachable 落进 SQLite，系统在持续自我记录'哪些来源稳定产出可引用证据'。</w:t>
+        <w:t>顺序由副作用成本决定：鉴权最前——未授权请求不应产生任何下游成本（连参数校验的 CPU 都不该花）；校验其次——参数不合法的调用不应消耗配额；限流（QuotaBudget/QuotaLimits 不可变预算 + _UsageWindow 滑动窗口按 principal/tenant 分账）在确认调用合法之后扣额；执行之后是输出侧脱敏与审计。outcome 码（TOOL_DENIED/INVALID/LIMITED/TIMEOUT）与顺序一一对应，审计事件能精确还原请求死在哪一段。</w:t>
       </w:r>
     </w:p>
     <w:p>
@@ -2382,7 +2378,7 @@
           <w:b w:val="0"/>
           <w:i w:val="0"/>
         </w:rPr>
-        <w:t>核心纪律：admission gates 是串联的，单层调参的净效果必须全链路评估——放宽 structural 可能放进更多薄页然后在 topical 层被拒，局部通过率上升不代表端到端变好。所以任何阈值改动强制带前后 benchmark diff。</w:t>
+        <w:t>脱敏放输出侧是零信任设计：工具实现不可信——第三方工具、未来新增工具、工具依赖链升级，任何一个都可能把 secret 带进返回值。集中式脱敏用双路检测：_SECRET_PATTERN 正则匹配 'api_key=xxx'/'Bearer xxx' 类形态，_SENSITIVE_KEYS 键名集合匹配结构化字段，命中即替换为 [REDACTED]，超长输出统一截断加 ...[tool output truncated] 标记。让每个工具自己脱敏等于把安全不变量分散到 N 个实现里，审查成本随工具数线性增长。</w:t>
       </w:r>
     </w:p>
     <w:p>
@@ -2392,7 +2388,7 @@
           <w:b w:val="0"/>
           <w:i w:val="0"/>
         </w:rPr>
-        <w:t>诚实边界：这套体系度量检索与证据链路，不度量生成质量本身。生成侧靠 prompt 约束 + 引用清洗防御，生产级还需要补 LLM-as-judge 对 groundedness/factuality 的批量评分——这是我承认的已知缺口。</w:t>
+        <w:t>身份层配套：ToolPrincipal 是 frozen dataclass，post_init 即校验身份格式，ResourceOwner.authorizes 用常数时间比较（_constant_time_equal）防时序侧信道；审计走 ToolAuditSink 接口（默认 NullToolAuditSink），观测信号走 MCPObservability 供 metrics 消费——审计与指标解耦，换掉审计后端不动指标。</w:t>
       </w:r>
     </w:p>
     <w:p>
@@ -2407,7 +2403,7 @@
           <w:color w:val="5A5A5A"/>
           <w:sz w:val="19"/>
         </w:rPr>
-        <w:t>【可能的追问】追问'benchmark 集多大才可信'：小到能每次改动全量跑（秒级~分钟级），大到覆盖主要查询意图分布；比起规模，更难的是金标准 URL 的时效维护——网页会死，基准集会腐化，需要定期巡检。</w:t>
+        <w:t>【可能的追问】追问'限流窗口重启丢失算不算绕过'：算已知取舍——配额状态在内存，进程重启窗口清零。单机部署（worker=1 被拓扑检查强制）下影响有界；多副本前必须把配额状态外置，这与 Q8.1 的扩展路径是同一件事。</w:t>
       </w:r>
     </w:p>
     <w:p/>
@@ -2419,7 +2415,7 @@
           <w:color w:val="1F4E79"/>
           <w:sz w:val="23"/>
         </w:rPr>
-        <w:t>Q7.2  CI 里 pytest --cov-fail-under=70 + ruff + mypy 这套门禁，70% 这个数怎么定的？覆盖率达标就等于测试有效吗？</w:t>
+        <w:t>Q6.4  文件上传与编辑的安全模型讲一下。如果让你攻击自己的系统，你会从哪几个点下手？</w:t>
       </w:r>
     </w:p>
     <w:p>
@@ -2431,7 +2427,7 @@
           <w:color w:val="5A5A5A"/>
           <w:sz w:val="19"/>
         </w:rPr>
-        <w:t>【考察意图】考察对质量门禁的批判性理解。'覆盖率≠有效性'是标准坑，但要说出在这个项目里具体怎么补位。</w:t>
+        <w:t>【考察意图】考察攻防一体思维。防御清单人人会背，'从哪下手'才见真章——TOCTOU、解析器 CVE、规范化绕过是关键词。</w:t>
       </w:r>
     </w:p>
     <w:p>
@@ -2452,7 +2448,7 @@
           <w:b w:val="0"/>
           <w:i w:val="0"/>
         </w:rPr>
-        <w:t>70% 是务实锚点而非目标：定它的目的是设地板防退化（每次 PR 不许比基线差），不是宣称'70% 就安全'。真正防回退的不是覆盖率数字，而是测试的构成——我们的有效测试集中在三处：路由纯函数（edges.py 每个 route_* 对构造 state 断言）、节点行为的 fake 注入（GraphNodeOverrides 把 LLM 换成确定性假实现，装配真图断言节点序列）、以及安全边界（路径逃逸、敏感文件拒绝、配额）。</w:t>
+        <w:t>防御模型（README Security model 一节）：FILE_READ_ENABLED 总开关 + 每格式独立的 *_EDIT_ENABLED 二次门；路径全限制在 FILE_READ_ROOT 内、../ 拒绝；敏感文件名（.env/私钥/credentials）永久拒绝；类型白名单 + 大小上限在上传端点和工具两侧各查一次；per-thread 目录隔离；编辑类工具要求 expected_text 乐观锁（防基于陈旧内容的误改）；所有编辑产出新文件、绝不覆写原件。</w:t>
       </w:r>
     </w:p>
     <w:p>
@@ -2462,7 +2458,7 @@
           <w:b w:val="0"/>
           <w:i w:val="0"/>
         </w:rPr>
-        <w:t>覆盖率失效的典型形态我都能举出实例：① '定义即死'符号——被 import 但零真实调用，覆盖率算它覆盖；② mock 假阳性——mock 掉 LLM 后测试通过，但真实 prompt 变更没人测；③ 非流式路径零指标——流的对了不等于非流式路径有同等埋点。所以覆盖率之外，我们做过全仓'接线审计'：grep 每个公共符号的真实调用点、复核子代理报告里声称已测试的模块（子代理会编造测试结论，所有'已测试'声明必须 Test-Path + Grep 验证——这是协作流程里踩出来的规则）。</w:t>
+        <w:t>如果我来攻击，按优先级试五个点：① 路径规范化绕过——Windows 平台的反斜杠、UNC 路径、NTFS ADS、符号链接，检查 confinement 判定用的是字符串前缀还是 resolve 后的真实路径比较；② TOCTOU——上传端点查完大小到写盘之间篡改文件，双端点检查之间的时间窗是经典缺口；③ 解析器漏洞——pypdf/openpyxl/python-pptx 都是复杂格式解析器，恶意构造的样本可能触发解析器 CVE，这层防御只能靠依赖升级与隔离，白名单管不住；④ zip 炸弹——inspect_zip_file/read_zip_entry 有 bomb-guard（解压前声明大小校验），但要验证 guard 覆盖嵌套 zip 与压缩率极端情况；⑤ 大小检查的边界——FILE_READ_MAX_BYTES 对多文件上传是单文件限还是总量限，总量的 DoS 面要单独算。</w:t>
       </w:r>
     </w:p>
     <w:p>
@@ -2472,7 +2468,7 @@
           <w:b w:val="0"/>
           <w:i w:val="0"/>
         </w:rPr>
-        <w:t>ruff + mypy 在这个项目的具体价值：LangGraph 的 state 是 total=False TypedDict，mypy 抓到过多次节点返回形状错误；ruff 的 BLE001（盲 except）规则逼出了 fallback_answer 里'必须兜底终止'的显式注释——门禁的价值在于把纪律变成机器强制，不依赖 reviewer 的注意力。</w:t>
+        <w:t>一个同源的实战案例：env 文件读取器曾有一个 Path.suffix 匹配 bug——声明支持 .env.local/.env.example，但 Path('.env.example').suffix 是 '.example' 不是 '.env'，导致这两类文件永远读不进来。这是功能 bug 不是安全 bug，但根因相同：路径/后缀判断用了语义不匹配的 API。安全审查里这类'看起来对'的判断最危险。</w:t>
       </w:r>
     </w:p>
     <w:p>
@@ -2487,24 +2483,10 @@
           <w:color w:val="5A5A5A"/>
           <w:sz w:val="19"/>
         </w:rPr>
-        <w:t>【可能的追问】追问'为什么不把覆盖率提到 90%'：边际成本陡增——LLM 节点与外部 provider 的测试需要大量录制/回放基建，同样的投入花在 benchmark 与故障注入上收益更高。覆盖率是手段，失效模式覆盖率才是目标。</w:t>
+        <w:t>【可能的追问】追问'expected_text 乐观锁防的是什么攻击'：主要防的是正常竞态（用户改了文件后模型按旧内容编辑），但它同时把'盲写'变成了'读-改-写'协议，顺带提高了构造恶意编辑的成本——安全设计经常是正确性设计的副产品。</w:t>
       </w:r>
     </w:p>
     <w:p/>
-    <w:p>
-      <w:pPr>
-        <w:pStyle w:val="Heading1"/>
-      </w:pPr>
-      <w:r>
-        <w:rPr>
-          <w:rFonts w:eastAsia="微软雅黑"/>
-          <w:b/>
-          <w:color w:val="1F4E79"/>
-          <w:sz w:val="32"/>
-        </w:rPr>
-        <w:t>模块八 · 压力题与系统设计（Curveballs &amp; System Design）</w:t>
-      </w:r>
-    </w:p>
     <w:p>
       <w:r>
         <w:rPr>
@@ -2513,7 +2495,7 @@
           <w:color w:val="1F4E79"/>
           <w:sz w:val="23"/>
         </w:rPr>
-        <w:t>Q8.1  单机单 worker、SQLite、本地 Chroma——这能叫生产系统吗？用户量上来你怎么扩？</w:t>
+        <w:t>Q6.5  secret 的全链路治理：存储、内存、工具输出、日志、浏览器，每一层怎么保证不漏？哪一层最难？</w:t>
       </w:r>
     </w:p>
     <w:p>
@@ -2525,7 +2507,7 @@
           <w:color w:val="5A5A5A"/>
           <w:sz w:val="19"/>
         </w:rPr>
-        <w:t>【考察意图】考察架构诚实度与扩展路径的清晰度。最差的回答是硬撑'够用'，其次是空谈微服务。</w:t>
+        <w:t>【考察意图】考察密钥治理的系统性。单层答得再好都不算过，难点识别（浏览器层/依赖层）见功力。</w:t>
       </w:r>
     </w:p>
     <w:p>
@@ -2546,7 +2528,7 @@
           <w:b w:val="0"/>
           <w:i w:val="0"/>
         </w:rPr>
-        <w:t>诚实定性：这是'生产就绪的单体'，不是分布式系统。约束是显式的——deployment/ 模块做 fail-closed 拓扑检查，RAG_WORKER_COUNT/RAG_REPLICA_COUNT 强制为 1，production/staging 缺 API_KEY 时所有受保护端点返 503。强制单 worker 不是无能，是把扩展性债显式化：宁可启动即拒，不让用户在多 worker 下静默踩数据竞争（SQLite 文件锁、内存 SessionRegistry、per-thread turn_lock 全是进程内状态）。</w:t>
+        <w:t>五层各策：① 存储——secret 永不进 YAML（配置节明示），.env 进 gitignore，泄漏过的 key 走轮换作废（我们真实经历过 git 历史中 key 泄漏，处理是轮换而非重写历史）；② 内存——settings dataclass 的 secret 字段不进 repr/日志；③ 工具输出——policy 管线集中脱敏（见 Q6.3）；④ 日志——结构化 logger 不打 request headers 与工具原始负载；⑤ 浏览器——AMap 场景刻意做了密钥分层：Web Service key 与 security code 永远 server-side，浏览器只拿 JS API key，且 security code 由同源代理 _AMapService 注入，把'必须公开的密钥'压缩到最小集合并单独限域。</w:t>
       </w:r>
     </w:p>
     <w:p>
@@ -2556,7 +2538,7 @@
           <w:b w:val="0"/>
           <w:i w:val="0"/>
         </w:rPr>
-        <w:t>扩展路径按依赖外置的顺序排：① checkpointer → Postgres（LangGraph 官方支持，图代码零改动——checkpointer 是注入的）；② 锁与 registry → Redis（turn_lock 换成分布式锁，session registry 换成共享存储）；③ Chroma → 服务化向量库或保持 per-thread 目录 + 共享文件系统；④ 域名声誉 → 共享 SQLite（WAL）或 Redis。每一步都是把一个'本地权威'换成'外部权威'，图与节点代码不动——这个可迁移性是当初坚持把状态收敛到 checkpointer + 显式锁的回报。</w:t>
+        <w:t>最难的是浏览器层与依赖层：浏览器层的密钥按定义是公开的，只能做'泄露后的损失控制'（配额、域名白名单、可轮换性）而不是保密；依赖层（解析器、SDK）带回传行为的供应链风险，没有银弹，只有版本钉死 + 最小依赖 + 定期审计。</w:t>
       </w:r>
     </w:p>
     <w:p>
@@ -2566,7 +2548,7 @@
           <w:b w:val="0"/>
           <w:i w:val="0"/>
         </w:rPr>
-        <w:t>单 worker 内的并发并没有浪费：不同 thread 的请求并行、同 thread 串行（turn_lock）、搜索 fan-out 与批量抓取有界并发、上传处理并发——垂直空间先用满再谈水平。真正的设计判断是：在用户量需要之前做分布式是负资产，但接口必须按'未来可外置'来画——这两点不矛盾。</w:t>
+        <w:t>治理原则一句话：保密性做不到的层做损失控制，损失控制做不了的层做可观测——每层都知道自己在哪条战线上作战。</w:t>
       </w:r>
     </w:p>
     <w:p>
@@ -2581,10 +2563,24 @@
           <w:color w:val="5A5A5A"/>
           <w:sz w:val="19"/>
         </w:rPr>
-        <w:t>【可能的追问】追问'第一个会崩的瓶颈是什么'：搜索抓取的出站带宽与 provider 配额，不是计算——这就是为什么 provider 熔断、总 deadline、域声誉（减少重复抓取烂域）这三个机制都长在搜索链路上。</w:t>
+        <w:t>【可能的追问】追问'LangSmith tracing 会不会把 prompt 里的 secret 传出去'：LangSmith 是全栈中唯一的出网数据点，启用前必须确认 scrubbing 配置——这正是我们把 tracing 开关收在 .env 且默认走显式配置的原因。</w:t>
       </w:r>
     </w:p>
     <w:p/>
+    <w:p>
+      <w:pPr>
+        <w:pStyle w:val="Heading1"/>
+      </w:pPr>
+      <w:r>
+        <w:rPr>
+          <w:rFonts w:eastAsia="微软雅黑"/>
+          <w:b/>
+          <w:color w:val="1F4E79"/>
+          <w:sz w:val="32"/>
+        </w:rPr>
+        <w:t>模块七 · 评估与质量保障（Evaluation &amp; Quality）</w:t>
+      </w:r>
+    </w:p>
     <w:p>
       <w:r>
         <w:rPr>
@@ -2593,7 +2589,7 @@
           <w:color w:val="1F4E79"/>
           <w:sz w:val="23"/>
         </w:rPr>
-        <w:t>Q8.2  一次复合问题的最坏路径成本是多少？你怎么向 CFO 解释这个系统的成本模型？</w:t>
+        <w:t>Q7.1  你怎么量化 RAG 链路的端到端质量？没有用户点踩数据时，你用什么信号证明一次重构没有让质量回退？</w:t>
       </w:r>
     </w:p>
     <w:p>
@@ -2605,7 +2601,7 @@
           <w:color w:val="5A5A5A"/>
           <w:sz w:val="19"/>
         </w:rPr>
-        <w:t>【考察意图】考察成本意识——agentic 系统的成本失控是真实生产事故。能枚举出调用次数上界是核心得分点。</w:t>
+        <w:t>【考察意图】考察离线评估体系设计能力。期待听到'中间量可测'而非只看最终答案的成熟思路。</w:t>
       </w:r>
     </w:p>
     <w:p>
@@ -2626,7 +2622,7 @@
           <w:b w:val="0"/>
           <w:i w:val="0"/>
         </w:rPr>
-        <w:t>LLM 调用的最坏路径可精确枚举：condense 1 + agent 决策 1 + decompose 1 + web_answer 1 +（失败时）expand 1 + web_answer 重试 1 +（再失败）fallback_answer 1 = 最多 7 次；快路径（原子问题直答）只要 1-3 次。配套成本：搜索 ≤6 查询 × fan-out 2 provider，expand 一轮再加 ≤6×3 改写查询，页面抓取 ≤6 URL + JS 渲染预算 2。每一环都在 state 或配置里有显式预算——agentic 系统敢报价的前提是'最坏情况可枚举'，这是图设计里所有 one-shot 开关与预算常量的真正目的。</w:t>
+        <w:t>三层信号体系，全部不依赖用户反馈：① 离线基准集（benchmarks/mandarin_search 的中文检索基准查询），改动前后全链路跑对比，看的是可测中间量而非主观答案好坏——URL 金标准命中率、各 admission gate 的通过率、答案中目标来源出现率；② 线上结构化遥测——web_answer 每道 gate 的拒绝都带结构化日志（url/reason/link_density/content_words），/metrics 端点暴露图级节点计数；③ 反馈闭环——域名声誉库把每次 fetch 的 grounded/rejected/unreachable 落进 SQLite，系统在持续自我记录'哪些来源稳定产出可引用证据'。</w:t>
       </w:r>
     </w:p>
     <w:p>
@@ -2636,7 +2632,7 @@
           <w:b w:val="0"/>
           <w:i w:val="0"/>
         </w:rPr>
-        <w:t>成本优化的实际排序（按杠杆大小）：① 确定性查询清理默认开启、LLM query rewrite 默认关闭（WEB_SEARCH_LLM_QUERY_REWRITE_ENABLED=false）——省掉每个查询一次的改写调用；② decompose 对原子问题透传；③ 上下文投影 8 轮/12000 字符封顶每次调用的 prompt token；④ 域名声誉降低对烂域的重复抓取；⑤ 系统提示词引导模型对数学/通识/闲聊直接回答，不进检索循环。</w:t>
+        <w:t>核心纪律：admission gates 是串联的，单层调参的净效果必须全链路评估——放宽 structural 可能放进更多薄页然后在 topical 层被拒，局部通过率上升不代表端到端变好。所以任何阈值改动强制带前后 benchmark diff。</w:t>
       </w:r>
     </w:p>
     <w:p>
@@ -2646,7 +2642,7 @@
           <w:b w:val="0"/>
           <w:i w:val="0"/>
         </w:rPr>
-        <w:t>向 CFO 的一句话版本：快路径成本 ≈ 3 次 LLM 调用，最坏路径封顶 7 次且两次失败后必然终止——系统没有无界循环，所以成本上界是可承诺的，这在 agentic 产品里是稀缺属性。</w:t>
+        <w:t>诚实边界：这套体系度量检索与证据链路，不度量生成质量本身。生成侧靠 prompt 约束 + 引用清洗防御，生产级还需要补 LLM-as-judge 对 groundedness/factuality 的批量评分——这是我承认的已知缺口。</w:t>
       </w:r>
     </w:p>
     <w:p>
@@ -2661,7 +2657,7 @@
           <w:color w:val="5A5A5A"/>
           <w:sz w:val="19"/>
         </w:rPr>
-        <w:t>【可能的追问】追问'怎么知道真实分布而不是上界'：LangSmith tracing 记录每轮真实节点序列与 token 消耗，分布是可观测的；上界是设计保证，分布是运营数据，两者缺一不可。</w:t>
+        <w:t>【可能的追问】追问'benchmark 集多大才可信'：小到能每次改动全量跑（秒级~分钟级），大到覆盖主要查询意图分布；比起规模，更难的是金标准 URL 的时效维护——网页会死，基准集会腐化，需要定期巡检。</w:t>
       </w:r>
     </w:p>
     <w:p/>
@@ -2673,7 +2669,7 @@
           <w:color w:val="1F4E79"/>
           <w:sz w:val="23"/>
         </w:rPr>
-        <w:t>Q8.3  如果 LangGraph 明天停止维护，你的系统怎么办？框架锁定的风险敞口有多大？</w:t>
+        <w:t>Q7.2  CI 里 pytest --cov-fail-under=70 + ruff + mypy 这套门禁，70% 这个数怎么定的？覆盖率达标就等于测试有效吗？</w:t>
       </w:r>
     </w:p>
     <w:p>
@@ -2685,7 +2681,7 @@
           <w:color w:val="5A5A5A"/>
           <w:sz w:val="19"/>
         </w:rPr>
-        <w:t>【考察意图】考察依赖管理与抽象边界意识。答得出'协议 vs 实现'的分离是高分。</w:t>
+        <w:t>【考察意图】考察对质量门禁的批判性理解。'覆盖率≠有效性'是标准坑，但要说出在这个项目里具体怎么补位。</w:t>
       </w:r>
     </w:p>
     <w:p>
@@ -2706,7 +2702,7 @@
           <w:b w:val="0"/>
           <w:i w:val="0"/>
         </w:rPr>
-        <w:t>敞口已经被刻意压到最薄：真正不可替代的只有两样——checkpointer 的持久化协议和 stream 聚合协议（updates/messages/custom 三模式的语义）。节点函数全是 (dict) -&gt; dict 的纯函数（builder.py 的 NodeCallable 类型别名），边路由是纯函数，state 是裸 TypedDict——这些与框架零耦合，GraphNodeOverrides 注入机制甚至让节点测试完全不碰 LangGraph。</w:t>
+        <w:t>70% 是务实锚点而非目标：定它的目的是设地板防退化（每次 PR 不许比基线差），不是宣称'70% 就安全'。真正防回退的不是覆盖率数字，而是测试的构成——我们的有效测试集中在三处：路由纯函数（edges.py 每个 route_* 对构造 state 断言）、节点行为的 fake 注入（GraphNodeOverrides 把 LLM 换成确定性假实现，装配真图断言节点序列）、以及安全边界（路径逃逸、敏感文件拒绝、配额）。</w:t>
       </w:r>
     </w:p>
     <w:p>
@@ -2716,7 +2712,7 @@
           <w:b w:val="0"/>
           <w:i w:val="0"/>
         </w:rPr>
-        <w:t>迁移面集中在两处：builder.py 的图装配（add_node/add_edge/条件边）和 executor.py 的流消费。换掉 LangGraph 意味着重写这两层 + 自实现 checkpoint 序列化，工作量以周计而不是以月计——因为业务逻辑（节点实现、路由判断、准入闸门、清洗）全部幸存。</w:t>
+        <w:t>覆盖率失效的典型形态我都能举出实例：① '定义即死'符号——被 import 但零真实调用，覆盖率算它覆盖；② mock 假阳性——mock 掉 LLM 后测试通过，但真实 prompt 变更没人测；③ 非流式路径零指标——流的对了不等于非流式路径有同等埋点。所以覆盖率之外，我们做过全仓'接线审计'：grep 每个公共符号的真实调用点、复核子代理报告里声称已测试的模块（子代理会编造测试结论，所有'已测试'声明必须 Test-Path + Grep 验证——这是协作流程里踩出来的规则）。</w:t>
       </w:r>
     </w:p>
     <w:p>
@@ -2726,7 +2722,7 @@
           <w:b w:val="0"/>
           <w:i w:val="0"/>
         </w:rPr>
-        <w:t>预防性纪律：框架行为差异用测试钉死——add_messages 的 ID 归并语义、Send 的聚合顺序、三模式流的事件到达模式，这些'协议行为'都有测试锁定。框架升级时先跑测试就知道什么变了，而不是等线上爆。原则是：框架的价值在协议不在实现，协议要用测试钉死，实现可以随时换。</w:t>
+        <w:t>ruff + mypy 在这个项目的具体价值：LangGraph 的 state 是 total=False TypedDict，mypy 抓到过多次节点返回形状错误；ruff 的 BLE001（盲 except）规则逼出了 fallback_answer 里'必须兜底终止'的显式注释——门禁的价值在于把纪律变成机器强制，不依赖 reviewer 的注意力。</w:t>
       </w:r>
     </w:p>
     <w:p>
@@ -2741,7 +2737,7 @@
           <w:color w:val="5A5A5A"/>
           <w:sz w:val="19"/>
         </w:rPr>
-        <w:t>【可能的追问】追问'为什么不为这个抽象付一个自己的图引擎'：自研引擎的维护成本远超迁移成本，且会重新发明 checkpoint、流协议、Send 原语——正确策略是薄依赖 + 厚测试，不是去依赖。</w:t>
+        <w:t>【可能的追问】追问'为什么不把覆盖率提到 90%'：边际成本陡增——LLM 节点与外部 provider 的测试需要大量录制/回放基建，同样的投入花在 benchmark 与故障注入上收益更高。覆盖率是手段，失效模式覆盖率才是目标。</w:t>
       </w:r>
     </w:p>
     <w:p/>
@@ -2753,7 +2749,7 @@
           <w:color w:val="1F4E79"/>
           <w:sz w:val="23"/>
         </w:rPr>
-        <w:t>Q8.4  这个项目里你最得意的设计是什么？最后悔的呢？各讲一个，要有细节。</w:t>
+        <w:t>Q7.3  如果给生成质量上 LLM-as-judge，judge 和被测模型用同一家族（比如都是 Qwen 系）时，同源偏差怎么处理？评估器本身的独立性怎么建立？</w:t>
       </w:r>
     </w:p>
     <w:p>
@@ -2765,7 +2761,7 @@
           <w:color w:val="5A5A5A"/>
           <w:sz w:val="19"/>
         </w:rPr>
-        <w:t>【考察意图】考察自省能力与真实参与度。没有细节的自夸和没有细节的自省都是红牌。</w:t>
+        <w:t>【考察意图】考察评估方法论的元认知——评估器本身需要被评估。'裁判和运动员同门'是 LLM 评估的系统性陷阱。</w:t>
       </w:r>
     </w:p>
     <w:p>
@@ -2786,7 +2782,7 @@
           <w:b w:val="0"/>
           <w:i w:val="0"/>
         </w:rPr>
-        <w:t>最得意：把'有界性'做成图设计的第一公民。所有循环都有显式预算和状态位——rewrite 有 max_rewrites，web 搜索失败有 expansion_attempted 一次性开关，reflection 有 max_reflection_retries，工具调用有 per-turn 预算，连'防御性天花板'都有（WEB_ANSWER_FALLBACK_MAX_ATTEMPTS=2 处理外部注入的陈旧 state）。回报是系统的最坏路径完全可枚举（见 Q8.2 的成本模型），这是 agentic 系统敢上生产的前提，也是与'agent 自己决定什么时候停'的黑盒方案的本质区别。</w:t>
+        <w:t>同源偏差是真实的：同家族模型共享训练数据分布与风格偏好，judge 会系统性高估同族输出——比如都偏好'首先/其次/综上所述'结构、都对同一类幻觉不敏感。如果你的 judge 和被测系统同族，评估结论的有效性从一开始就要打折。</w:t>
       </w:r>
     </w:p>
     <w:p>
@@ -2796,7 +2792,7 @@
           <w:b w:val="0"/>
           <w:i w:val="0"/>
         </w:rPr>
-        <w:t>最后悔的有两个：① 轻信了代码注释里的安全声明——math_tool 里'SymPy 安全解析器'的注释被实测推翻（sympify/parse_expr 可逃逸），教训固化成流程：任何'X 是安全的'断言必须有 fuzz/逃逸测试背书，错误的安全注释比没注释更危险；② 配置层把 RAG_ENV 当受信输入——路径插值直接拼进加载路径，../../secrets 可逃逸 config/ 目录。'配置面也是攻击面'这个认知是补课补出来的，之后所有 *_PATH 类配置统一过白名单/规范化校验。</w:t>
+        <w:t>三层缓解：① 异族 judge——用 DeepSeek 评 Qwen 或反之，我们的双 provider seam（llm/provider.py 的协议层）让 judge 的 provider 可以独立于主链路配置，不需要改架构；② rubric 客观化——不评'答案好不好'这种主观题，评可机械核对项：'答案里的每个 URL 是否出现在本轮 source_urls 集合里'、'年份数字是否与来源页一致'、'是否存在上下文外的断言'，把主观判断降级为集合运算，同源偏差对机械校验无计可施；③ 抽样人评校准——定期抽 5-10% 由人评，算 judge 与人类的一致率（Cohen's kappa），judge 的可靠性本身是被持续度量的对象。</w:t>
       </w:r>
     </w:p>
     <w:p>
@@ -2806,7 +2802,7 @@
           <w:b w:val="0"/>
           <w:i w:val="0"/>
         </w:rPr>
-        <w:t>这两个后悔有一个共同模式：它们都不是功能 bug，而是'信任边界画错'——信任了注释、信任了环境变量。功能 bug 测试能抓，信任边界 bug 只有对抗性思维能抓，这是我在这个项目里认知升级最大的一点。</w:t>
+        <w:t>一句话原则：评估器的独立性是评估有效性的前提。裁判和运动员不能是同一个教练带出来的——如果资源只够一个模型家族，那宁可把预算花在 rubric 客观化上，也不要用同族 judge 评主观分。</w:t>
       </w:r>
     </w:p>
     <w:p>
@@ -2821,7 +2817,7 @@
           <w:color w:val="5A5A5A"/>
           <w:sz w:val="19"/>
         </w:rPr>
-        <w:t>【可能的追问】追问'如果重做，第一个改的是什么'：把安全边界审查前置到设计评审——现在它是审计阶段的事后活动，代价是发现即债务；前置后它是设计输入，成本差一个数量级。</w:t>
+        <w:t>【可能的追问】追问'机械核对项覆盖不了答案的流畅性怎么办'：承认覆盖不了——流畅性用异族 judge + 人评抽样兜底，且它的权重应该低于事实性；在 RAG 系统里，'流畅但错'比'笨拙但对'危害大得多，评估权重必须反映这个不对称。</w:t>
       </w:r>
     </w:p>
     <w:p/>
@@ -2833,7 +2829,7 @@
           <w:color w:val="1F4E79"/>
           <w:sz w:val="23"/>
         </w:rPr>
-        <w:t>Q8.5  如果现在要接入第十个搜索 provider，或者把 LLM 从 DashScope 切成另一家，各需要动几个文件？这暴露了你的抽象边界画得对不对。</w:t>
+        <w:t>Q7.4  文档加载器里 ThreadPoolExecutor 并发加载 + per-URL 锁 + TTL 缓存——锁为什么是 per-URL 而不是全局的？两个线程同时加载同一个新 URL 会发生什么？TTL 缓存和锁防的是同一种重复吗？</w:t>
       </w:r>
     </w:p>
     <w:p>
@@ -2845,7 +2841,7 @@
           <w:color w:val="5A5A5A"/>
           <w:sz w:val="19"/>
         </w:rPr>
-        <w:t>【考察意图】考察可扩展性的真实度。'改几处'是虚的，'哪几处不用动'才见抽象功力。</w:t>
+        <w:t>【考察意图】考察并发控制的粒度选择。锁粒度是性能与正确性的经典权衡点，'锁保护的是不变量不是代码段'是核心理念。</w:t>
       </w:r>
     </w:p>
     <w:p>
@@ -2866,7 +2862,7 @@
           <w:b w:val="0"/>
           <w:i w:val="0"/>
         </w:rPr>
-        <w:t>加搜索 provider：动 4 处——web_search/ 下新 provider 类（实现统一 search 接口）、provider 注册表、settings.py 加 key/开关字段、default.yaml 加配置。不动的才是关键：图（search_queries 节点对 provider 列表泛化调用）、merge（消费标准化的 WebSearchResultMetadata：url/title/snippet/provider/provider_rank/relevance/quality，与具体 provider 无关）、web_answer（只吃 URL 列表）。provider 差异被隔离在 discovery 层，下游只见标准结果。</w:t>
+        <w:t>锁保护的不变量是'同一 URL 至多一个在飞加载'，所以锁键必须是 URL（SourceDocumentCache._load_lock(url=...)）。没有它，两个并发任务加载同一新 URL 会各自发完整 HTTP 请求——带宽双倍、目标站双倍压力、解析 CPU 双倍，然后都写缓存、后写覆盖先写，结果不错但资源全浪费。若锁做成全局，不同 URL 的加载被串行化，ThreadPoolExecutor 就名存实亡——锁粒度的选择就是'不变量覆盖范围'的选择，与 URL 无关的任务互不影响，就不该共享锁。</w:t>
       </w:r>
     </w:p>
     <w:p>
@@ -2876,7 +2872,7 @@
           <w:b w:val="0"/>
           <w:i w:val="0"/>
         </w:rPr>
-        <w:t>切 LLM：动 3 处——llm/provider.py 加一个新 provider 实现（协议 seam）、settings 加字段、.env.example 文档。不动的：全部图节点（节点工厂通过 new_chat_model(settings) 拿模型，不知道也不关心后端是谁）、流式层（只认 AIMessageChunk 协议）。embedding 同理（DashScopeEmbeddings/HuggingFaceEmbeddingModel 双实现已验证 seam 成立）。</w:t>
+        <w:t>TTL 缓存与锁防的是不同时间尺度的重复：锁防'同一时刻'的并发重复（并发维度），TTL 缓存防'跨请求'的时间重复（时间维度——同一会话多轮引用同一来源时直接命中缓存，零网络）。两个机制正交，少一个都会在对应维度漏。</w:t>
       </w:r>
     </w:p>
     <w:p>
@@ -2886,7 +2882,7 @@
           <w:b w:val="0"/>
           <w:i w:val="0"/>
         </w:rPr>
-        <w:t>这验证了抽象边界画对了：变化轴（哪家 provider、哪家 LLM）与稳定轴（图拓扑、gate、排序、清洗）分离。判断标准是'新增一个变化轴实例时，稳定轴的文件 diff 应为零'——diff 不为零说明有泄漏，要回去补抽象。</w:t>
+        <w:t>实现细节里的关键一招是 double-checked：拿到 per-URL 锁之后先再查一次缓存再加载（document_loader.py 的 _load_url_documents：锁内 get 命中即返回），防止'等锁的线程拿到锁后又加载一遍'——先查后等锁、拿到锁再查，这是并发缓存的标准写法，漏掉第二查锁就白加了。</w:t>
       </w:r>
     </w:p>
     <w:p>
@@ -2901,10 +2897,24 @@
           <w:color w:val="5A5A5A"/>
           <w:sz w:val="19"/>
         </w:rPr>
-        <w:t>【可能的追问】追问'有没有抽象泄漏的实例'：有——DeepSeek 通过 ChatOpenAI 指向 api.deepseek.com 而不是独立 SDK，说明 provider seam 借用了 OpenAI 兼容协议这层既成事实，这是务实的泄漏；真正的泄漏警报是节点代码里出现 provider 名字的 if 分支，目前为零。</w:t>
+        <w:t>【可能的追问】追问'加载失败了缓存什么'：失败不缓存——缓存只写成功结果，失败让下次重试重新加载；缓存失败结果会把瞬时网络错误固化成 TTL 时长内的持续失败，这是缓存系统最常见的自残设计。</w:t>
       </w:r>
     </w:p>
     <w:p/>
+    <w:p>
+      <w:pPr>
+        <w:pStyle w:val="Heading1"/>
+      </w:pPr>
+      <w:r>
+        <w:rPr>
+          <w:rFonts w:eastAsia="微软雅黑"/>
+          <w:b/>
+          <w:color w:val="1F4E79"/>
+          <w:sz w:val="32"/>
+        </w:rPr>
+        <w:t>模块八 · 压力题与系统设计（Curveballs &amp; System Design）</w:t>
+      </w:r>
+    </w:p>
     <w:p>
       <w:r>
         <w:rPr>
@@ -2913,7 +2923,7 @@
           <w:color w:val="1F4E79"/>
           <w:sz w:val="23"/>
         </w:rPr>
-        <w:t>Q8.6  MCP 为什么只做 outbound client 而不把 chat agent 暴露成 MCP server？这个方向决策背后的安全推理是什么？</w:t>
+        <w:t>Q8.1  单机单 worker、SQLite、本地 Chroma——这能叫生产系统吗？用户量上来你怎么扩？</w:t>
       </w:r>
     </w:p>
     <w:p>
@@ -2925,7 +2935,7 @@
           <w:color w:val="5A5A5A"/>
           <w:sz w:val="19"/>
         </w:rPr>
-        <w:t>【考察意图】考察对'能力即暴露面'的理解。能做而不做，比能做而做更见功力。</w:t>
+        <w:t>【考察意图】考察架构诚实度与扩展路径的清晰度。最差的回答是硬撑'够用'，其次是空谈微服务。</w:t>
       </w:r>
     </w:p>
     <w:p>
@@ -2946,7 +2956,7 @@
           <w:b w:val="0"/>
           <w:i w:val="0"/>
         </w:rPr>
-        <w:t>方向决策：我们只消费外部 MCP server 的工具（adapters/mcp_client 有配置、生命周期、运行时、SSRF guard 四层），明确不把 chat agent 反向暴露成 MCP service。</w:t>
+        <w:t>诚实定性：这是'生产就绪的单体'，不是分布式系统。约束是显式的——deployment/ 模块做 fail-closed 拓扑检查，RAG_WORKER_COUNT/RAG_REPLICA_COUNT 强制为 1，production/staging 缺 API_KEY 时所有受保护端点返 503。强制单 worker 不是无能，是把扩展性债显式化：宁可启动即拒，不让用户在多 worker 下静默踩数据竞争（SQLite 文件锁、内存 SessionRegistry、per-thread turn_lock 全是进程内状态）。</w:t>
       </w:r>
     </w:p>
     <w:p>
@@ -2956,7 +2966,7 @@
           <w:b w:val="0"/>
           <w:i w:val="0"/>
         </w:rPr>
-        <w:t>三条安全推理：① 状态模型的反模式——chat 的核心价值在 per-thread 状态（独立 Chroma、上传目录、checkpoint、配额），MCP 的无状态 RPC 模型意味着调用方绕过 session registry/配额/审计直接驱动 agent，等于把我们精心建的隔离层架空；② 成本 DoS——inbound MCP 意味着任意持有连接的客户端可以驱动我们的 LLM 调用，agentic 系统的成本上界靠图内预算保证，但调用频率的闸门在传输层之外，暴露它等于把成本阀门交给网络；③ 已有受控 API 面——FastAPI + Bearer + fail-closed 已经提供了带鉴权、配额、审计的调用面，MCP server 只是又一个传输壳，边际收益远低于攻击面增量。</w:t>
+        <w:t>扩展路径按依赖外置的顺序排：① checkpointer → Postgres（LangGraph 官方支持，图代码零改动——checkpointer 是注入的）；② 锁与 registry → Redis（turn_lock 换成分布式锁，session registry 换成共享存储）；③ Chroma → 服务化向量库或保持 per-thread 目录 + 共享文件系统；④ 域名声誉 → 共享 SQLite（WAL）或 Redis。每一步都是把一个'本地权威'换成'外部权威'，图与节点代码不动——这个可迁移性是当初坚持把状态收敛到 checkpointer + 显式锁的回报。</w:t>
       </w:r>
     </w:p>
     <w:p>
@@ -2966,7 +2976,7 @@
           <w:b w:val="0"/>
           <w:i w:val="0"/>
         </w:rPr>
-        <w:t>一句话：MCP 对我们是我们工具生态的消费协议，不是我们的服务暴露协议。方向反了，所有纵深防御都要在两层（API 层 + MCP 层）各建一遍，而安全预算不支持双线作战。</w:t>
+        <w:t>单 worker 内的并发并没有浪费：不同 thread 的请求并行、同 thread 串行（turn_lock）、搜索 fan-out 与批量抓取有界并发、上传处理并发——垂直空间先用满再谈水平。真正的设计判断是：在用户量需要之前做分布式是负资产，但接口必须按'未来可外置'来画——这两点不矛盾。</w:t>
       </w:r>
     </w:p>
     <w:p>
@@ -2981,7 +2991,1429 @@
           <w:color w:val="5A5A5A"/>
           <w:sz w:val="19"/>
         </w:rPr>
+        <w:t>【可能的追问】追问'第一个会崩的瓶颈是什么'：搜索抓取的出站带宽与 provider 配额，不是计算——这就是为什么 provider 熔断、总 deadline、域声誉（减少重复抓取烂域）这三个机制都长在搜索链路上。</w:t>
+      </w:r>
+    </w:p>
+    <w:p/>
+    <w:p>
+      <w:r>
+        <w:rPr>
+          <w:rFonts w:eastAsia="微软雅黑"/>
+          <w:b/>
+          <w:color w:val="1F4E79"/>
+          <w:sz w:val="23"/>
+        </w:rPr>
+        <w:t>Q8.2  一次复合问题的最坏路径成本是多少？你怎么向 CFO 解释这个系统的成本模型？</w:t>
+      </w:r>
+    </w:p>
+    <w:p>
+      <w:r>
+        <w:rPr>
+          <w:rFonts w:eastAsia="微软雅黑"/>
+          <w:b w:val="0"/>
+          <w:i/>
+          <w:color w:val="5A5A5A"/>
+          <w:sz w:val="19"/>
+        </w:rPr>
+        <w:t>【考察意图】考察成本意识——agentic 系统的成本失控是真实生产事故。能枚举出调用次数上界是核心得分点。</w:t>
+      </w:r>
+    </w:p>
+    <w:p>
+      <w:r>
+        <w:rPr>
+          <w:rFonts w:eastAsia="微软雅黑"/>
+          <w:b/>
+          <w:color w:val="2E753C"/>
+          <w:sz w:val="21"/>
+        </w:rPr>
+        <w:t>【参考回答】</w:t>
+      </w:r>
+    </w:p>
+    <w:p>
+      <w:r>
+        <w:rPr>
+          <w:rFonts w:eastAsia="微软雅黑"/>
+          <w:b w:val="0"/>
+          <w:i w:val="0"/>
+        </w:rPr>
+        <w:t>LLM 调用的最坏路径可精确枚举：condense 1 + agent 决策 1 + decompose 1 + web_answer 1 +（失败时）expand 1 + web_answer 重试 1 +（再失败）fallback_answer 1 = 最多 7 次；快路径（原子问题直答）只要 1-3 次。配套成本：搜索 ≤6 查询 × fan-out 2 provider，expand 一轮再加 ≤6×3 改写查询，页面抓取 ≤6 URL + JS 渲染预算 2。每一环都在 state 或配置里有显式预算——agentic 系统敢报价的前提是'最坏情况可枚举'，这是图设计里所有 one-shot 开关与预算常量的真正目的。</w:t>
+      </w:r>
+    </w:p>
+    <w:p>
+      <w:r>
+        <w:rPr>
+          <w:rFonts w:eastAsia="微软雅黑"/>
+          <w:b w:val="0"/>
+          <w:i w:val="0"/>
+        </w:rPr>
+        <w:t>成本优化的实际排序（按杠杆大小）：① 确定性查询清理默认开启、LLM query rewrite 默认关闭（WEB_SEARCH_LLM_QUERY_REWRITE_ENABLED=false）——省掉每个查询一次的改写调用；② decompose 对原子问题透传；③ 上下文投影 8 轮/12000 字符封顶每次调用的 prompt token；④ 域名声誉降低对烂域的重复抓取；⑤ 系统提示词引导模型对数学/通识/闲聊直接回答，不进检索循环。</w:t>
+      </w:r>
+    </w:p>
+    <w:p>
+      <w:r>
+        <w:rPr>
+          <w:rFonts w:eastAsia="微软雅黑"/>
+          <w:b w:val="0"/>
+          <w:i w:val="0"/>
+        </w:rPr>
+        <w:t>向 CFO 的一句话版本：快路径成本 ≈ 3 次 LLM 调用，最坏路径封顶 7 次且两次失败后必然终止——系统没有无界循环，所以成本上界是可承诺的，这在 agentic 产品里是稀缺属性。</w:t>
+      </w:r>
+    </w:p>
+    <w:p>
+      <w:pPr>
+        <w:ind w:left="227"/>
+      </w:pPr>
+      <w:r>
+        <w:rPr>
+          <w:rFonts w:eastAsia="微软雅黑"/>
+          <w:b w:val="0"/>
+          <w:i/>
+          <w:color w:val="5A5A5A"/>
+          <w:sz w:val="19"/>
+        </w:rPr>
+        <w:t>【可能的追问】追问'怎么知道真实分布而不是上界'：LangSmith tracing 记录每轮真实节点序列与 token 消耗，分布是可观测的；上界是设计保证，分布是运营数据，两者缺一不可。</w:t>
+      </w:r>
+    </w:p>
+    <w:p/>
+    <w:p>
+      <w:r>
+        <w:rPr>
+          <w:rFonts w:eastAsia="微软雅黑"/>
+          <w:b/>
+          <w:color w:val="1F4E79"/>
+          <w:sz w:val="23"/>
+        </w:rPr>
+        <w:t>Q8.3  如果 LangGraph 明天停止维护，你的系统怎么办？框架锁定的风险敞口有多大？</w:t>
+      </w:r>
+    </w:p>
+    <w:p>
+      <w:r>
+        <w:rPr>
+          <w:rFonts w:eastAsia="微软雅黑"/>
+          <w:b w:val="0"/>
+          <w:i/>
+          <w:color w:val="5A5A5A"/>
+          <w:sz w:val="19"/>
+        </w:rPr>
+        <w:t>【考察意图】考察依赖管理与抽象边界意识。答得出'协议 vs 实现'的分离是高分。</w:t>
+      </w:r>
+    </w:p>
+    <w:p>
+      <w:r>
+        <w:rPr>
+          <w:rFonts w:eastAsia="微软雅黑"/>
+          <w:b/>
+          <w:color w:val="2E753C"/>
+          <w:sz w:val="21"/>
+        </w:rPr>
+        <w:t>【参考回答】</w:t>
+      </w:r>
+    </w:p>
+    <w:p>
+      <w:r>
+        <w:rPr>
+          <w:rFonts w:eastAsia="微软雅黑"/>
+          <w:b w:val="0"/>
+          <w:i w:val="0"/>
+        </w:rPr>
+        <w:t>敞口已经被刻意压到最薄：真正不可替代的只有两样——checkpointer 的持久化协议和 stream 聚合协议（updates/messages/custom 三模式的语义）。节点函数全是 (dict) -&gt; dict 的纯函数（builder.py 的 NodeCallable 类型别名），边路由是纯函数，state 是裸 TypedDict——这些与框架零耦合，GraphNodeOverrides 注入机制甚至让节点测试完全不碰 LangGraph。</w:t>
+      </w:r>
+    </w:p>
+    <w:p>
+      <w:r>
+        <w:rPr>
+          <w:rFonts w:eastAsia="微软雅黑"/>
+          <w:b w:val="0"/>
+          <w:i w:val="0"/>
+        </w:rPr>
+        <w:t>迁移面集中在两处：builder.py 的图装配（add_node/add_edge/条件边）和 executor.py 的流消费。换掉 LangGraph 意味着重写这两层 + 自实现 checkpoint 序列化，工作量以周计而不是以月计——因为业务逻辑（节点实现、路由判断、准入闸门、清洗）全部幸存。</w:t>
+      </w:r>
+    </w:p>
+    <w:p>
+      <w:r>
+        <w:rPr>
+          <w:rFonts w:eastAsia="微软雅黑"/>
+          <w:b w:val="0"/>
+          <w:i w:val="0"/>
+        </w:rPr>
+        <w:t>预防性纪律：框架行为差异用测试钉死——add_messages 的 ID 归并语义、Send 的聚合顺序、三模式流的事件到达模式，这些'协议行为'都有测试锁定。框架升级时先跑测试就知道什么变了，而不是等线上爆。原则是：框架的价值在协议不在实现，协议要用测试钉死，实现可以随时换。</w:t>
+      </w:r>
+    </w:p>
+    <w:p>
+      <w:pPr>
+        <w:ind w:left="227"/>
+      </w:pPr>
+      <w:r>
+        <w:rPr>
+          <w:rFonts w:eastAsia="微软雅黑"/>
+          <w:b w:val="0"/>
+          <w:i/>
+          <w:color w:val="5A5A5A"/>
+          <w:sz w:val="19"/>
+        </w:rPr>
+        <w:t>【可能的追问】追问'为什么不为这个抽象付一个自己的图引擎'：自研引擎的维护成本远超迁移成本，且会重新发明 checkpoint、流协议、Send 原语——正确策略是薄依赖 + 厚测试，不是去依赖。</w:t>
+      </w:r>
+    </w:p>
+    <w:p/>
+    <w:p>
+      <w:r>
+        <w:rPr>
+          <w:rFonts w:eastAsia="微软雅黑"/>
+          <w:b/>
+          <w:color w:val="1F4E79"/>
+          <w:sz w:val="23"/>
+        </w:rPr>
+        <w:t>Q8.4  这个项目里你最得意的设计是什么？最后悔的呢？各讲一个，要有细节。</w:t>
+      </w:r>
+    </w:p>
+    <w:p>
+      <w:r>
+        <w:rPr>
+          <w:rFonts w:eastAsia="微软雅黑"/>
+          <w:b w:val="0"/>
+          <w:i/>
+          <w:color w:val="5A5A5A"/>
+          <w:sz w:val="19"/>
+        </w:rPr>
+        <w:t>【考察意图】考察自省能力与真实参与度。没有细节的自夸和没有细节的自省都是红牌。</w:t>
+      </w:r>
+    </w:p>
+    <w:p>
+      <w:r>
+        <w:rPr>
+          <w:rFonts w:eastAsia="微软雅黑"/>
+          <w:b/>
+          <w:color w:val="2E753C"/>
+          <w:sz w:val="21"/>
+        </w:rPr>
+        <w:t>【参考回答】</w:t>
+      </w:r>
+    </w:p>
+    <w:p>
+      <w:r>
+        <w:rPr>
+          <w:rFonts w:eastAsia="微软雅黑"/>
+          <w:b w:val="0"/>
+          <w:i w:val="0"/>
+        </w:rPr>
+        <w:t>最得意：把'有界性'做成图设计的第一公民。所有循环都有显式预算和状态位——rewrite 有 max_rewrites，web 搜索失败有 expansion_attempted 一次性开关，reflection 有 max_reflection_retries，工具调用有 per-turn 预算，连'防御性天花板'都有（WEB_ANSWER_FALLBACK_MAX_ATTEMPTS=2 处理外部注入的陈旧 state）。回报是系统的最坏路径完全可枚举（见 Q8.2 的成本模型），这是 agentic 系统敢上生产的前提，也是与'agent 自己决定什么时候停'的黑盒方案的本质区别。</w:t>
+      </w:r>
+    </w:p>
+    <w:p>
+      <w:r>
+        <w:rPr>
+          <w:rFonts w:eastAsia="微软雅黑"/>
+          <w:b w:val="0"/>
+          <w:i w:val="0"/>
+        </w:rPr>
+        <w:t>最后悔的有两个：① 轻信了代码注释里的安全声明——math_tool 里'SymPy 安全解析器'的注释被实测推翻（sympify/parse_expr 可逃逸），教训固化成流程：任何'X 是安全的'断言必须有 fuzz/逃逸测试背书，错误的安全注释比没注释更危险；② 配置层把 RAG_ENV 当受信输入——路径插值直接拼进加载路径，../../secrets 可逃逸 config/ 目录。'配置面也是攻击面'这个认知是补课补出来的，之后所有 *_PATH 类配置统一过白名单/规范化校验。</w:t>
+      </w:r>
+    </w:p>
+    <w:p>
+      <w:r>
+        <w:rPr>
+          <w:rFonts w:eastAsia="微软雅黑"/>
+          <w:b w:val="0"/>
+          <w:i w:val="0"/>
+        </w:rPr>
+        <w:t>这两个后悔有一个共同模式：它们都不是功能 bug，而是'信任边界画错'——信任了注释、信任了环境变量。功能 bug 测试能抓，信任边界 bug 只有对抗性思维能抓，这是我在这个项目里认知升级最大的一点。</w:t>
+      </w:r>
+    </w:p>
+    <w:p>
+      <w:pPr>
+        <w:ind w:left="227"/>
+      </w:pPr>
+      <w:r>
+        <w:rPr>
+          <w:rFonts w:eastAsia="微软雅黑"/>
+          <w:b w:val="0"/>
+          <w:i/>
+          <w:color w:val="5A5A5A"/>
+          <w:sz w:val="19"/>
+        </w:rPr>
+        <w:t>【可能的追问】追问'如果重做，第一个改的是什么'：把安全边界审查前置到设计评审——现在它是审计阶段的事后活动，代价是发现即债务；前置后它是设计输入，成本差一个数量级。</w:t>
+      </w:r>
+    </w:p>
+    <w:p/>
+    <w:p>
+      <w:r>
+        <w:rPr>
+          <w:rFonts w:eastAsia="微软雅黑"/>
+          <w:b/>
+          <w:color w:val="1F4E79"/>
+          <w:sz w:val="23"/>
+        </w:rPr>
+        <w:t>Q8.5  如果现在要接入第十个搜索 provider，或者把 LLM 从 DashScope 切成另一家，各需要动几个文件？这暴露了你的抽象边界画得对不对。</w:t>
+      </w:r>
+    </w:p>
+    <w:p>
+      <w:r>
+        <w:rPr>
+          <w:rFonts w:eastAsia="微软雅黑"/>
+          <w:b w:val="0"/>
+          <w:i/>
+          <w:color w:val="5A5A5A"/>
+          <w:sz w:val="19"/>
+        </w:rPr>
+        <w:t>【考察意图】考察可扩展性的真实度。'改几处'是虚的，'哪几处不用动'才见抽象功力。</w:t>
+      </w:r>
+    </w:p>
+    <w:p>
+      <w:r>
+        <w:rPr>
+          <w:rFonts w:eastAsia="微软雅黑"/>
+          <w:b/>
+          <w:color w:val="2E753C"/>
+          <w:sz w:val="21"/>
+        </w:rPr>
+        <w:t>【参考回答】</w:t>
+      </w:r>
+    </w:p>
+    <w:p>
+      <w:r>
+        <w:rPr>
+          <w:rFonts w:eastAsia="微软雅黑"/>
+          <w:b w:val="0"/>
+          <w:i w:val="0"/>
+        </w:rPr>
+        <w:t>加搜索 provider：动 4 处——web_search/ 下新 provider 类（实现统一 search 接口）、provider 注册表、settings.py 加 key/开关字段、default.yaml 加配置。不动的才是关键：图（search_queries 节点对 provider 列表泛化调用）、merge（消费标准化的 WebSearchResultMetadata：url/title/snippet/provider/provider_rank/relevance/quality，与具体 provider 无关）、web_answer（只吃 URL 列表）。provider 差异被隔离在 discovery 层，下游只见标准结果。</w:t>
+      </w:r>
+    </w:p>
+    <w:p>
+      <w:r>
+        <w:rPr>
+          <w:rFonts w:eastAsia="微软雅黑"/>
+          <w:b w:val="0"/>
+          <w:i w:val="0"/>
+        </w:rPr>
+        <w:t>切 LLM：动 3 处——llm/provider.py 加一个新 provider 实现（协议 seam）、settings 加字段、.env.example 文档。不动的：全部图节点（节点工厂通过 new_chat_model(settings) 拿模型，不知道也不关心后端是谁）、流式层（只认 AIMessageChunk 协议）。embedding 同理（DashScopeEmbeddings/HuggingFaceEmbeddingModel 双实现已验证 seam 成立）。</w:t>
+      </w:r>
+    </w:p>
+    <w:p>
+      <w:r>
+        <w:rPr>
+          <w:rFonts w:eastAsia="微软雅黑"/>
+          <w:b w:val="0"/>
+          <w:i w:val="0"/>
+        </w:rPr>
+        <w:t>这验证了抽象边界画对了：变化轴（哪家 provider、哪家 LLM）与稳定轴（图拓扑、gate、排序、清洗）分离。判断标准是'新增一个变化轴实例时，稳定轴的文件 diff 应为零'——diff 不为零说明有泄漏，要回去补抽象。</w:t>
+      </w:r>
+    </w:p>
+    <w:p>
+      <w:pPr>
+        <w:ind w:left="227"/>
+      </w:pPr>
+      <w:r>
+        <w:rPr>
+          <w:rFonts w:eastAsia="微软雅黑"/>
+          <w:b w:val="0"/>
+          <w:i/>
+          <w:color w:val="5A5A5A"/>
+          <w:sz w:val="19"/>
+        </w:rPr>
+        <w:t>【可能的追问】追问'有没有抽象泄漏的实例'：有——DeepSeek 通过 ChatOpenAI 指向 api.deepseek.com 而不是独立 SDK，说明 provider seam 借用了 OpenAI 兼容协议这层既成事实，这是务实的泄漏；真正的泄漏警报是节点代码里出现 provider 名字的 if 分支，目前为零。</w:t>
+      </w:r>
+    </w:p>
+    <w:p/>
+    <w:p>
+      <w:r>
+        <w:rPr>
+          <w:rFonts w:eastAsia="微软雅黑"/>
+          <w:b/>
+          <w:color w:val="1F4E79"/>
+          <w:sz w:val="23"/>
+        </w:rPr>
+        <w:t>Q8.6  MCP 为什么只做 outbound client 而不把 chat agent 暴露成 MCP server？这个方向决策背后的安全推理是什么？</w:t>
+      </w:r>
+    </w:p>
+    <w:p>
+      <w:r>
+        <w:rPr>
+          <w:rFonts w:eastAsia="微软雅黑"/>
+          <w:b w:val="0"/>
+          <w:i/>
+          <w:color w:val="5A5A5A"/>
+          <w:sz w:val="19"/>
+        </w:rPr>
+        <w:t>【考察意图】考察对'能力即暴露面'的理解。能做而不做，比能做而做更见功力。</w:t>
+      </w:r>
+    </w:p>
+    <w:p>
+      <w:r>
+        <w:rPr>
+          <w:rFonts w:eastAsia="微软雅黑"/>
+          <w:b/>
+          <w:color w:val="2E753C"/>
+          <w:sz w:val="21"/>
+        </w:rPr>
+        <w:t>【参考回答】</w:t>
+      </w:r>
+    </w:p>
+    <w:p>
+      <w:r>
+        <w:rPr>
+          <w:rFonts w:eastAsia="微软雅黑"/>
+          <w:b w:val="0"/>
+          <w:i w:val="0"/>
+        </w:rPr>
+        <w:t>方向决策：我们只消费外部 MCP server 的工具（adapters/mcp_client 有配置、生命周期、运行时、SSRF guard 四层），明确不把 chat agent 反向暴露成 MCP service。</w:t>
+      </w:r>
+    </w:p>
+    <w:p>
+      <w:r>
+        <w:rPr>
+          <w:rFonts w:eastAsia="微软雅黑"/>
+          <w:b w:val="0"/>
+          <w:i w:val="0"/>
+        </w:rPr>
+        <w:t>三条安全推理：① 状态模型的反模式——chat 的核心价值在 per-thread 状态（独立 Chroma、上传目录、checkpoint、配额），MCP 的无状态 RPC 模型意味着调用方绕过 session registry/配额/审计直接驱动 agent，等于把我们精心建的隔离层架空；② 成本 DoS——inbound MCP 意味着任意持有连接的客户端可以驱动我们的 LLM 调用，agentic 系统的成本上界靠图内预算保证，但调用频率的闸门在传输层之外，暴露它等于把成本阀门交给网络；③ 已有受控 API 面——FastAPI + Bearer + fail-closed 已经提供了带鉴权、配额、审计的调用面，MCP server 只是又一个传输壳，边际收益远低于攻击面增量。</w:t>
+      </w:r>
+    </w:p>
+    <w:p>
+      <w:r>
+        <w:rPr>
+          <w:rFonts w:eastAsia="微软雅黑"/>
+          <w:b w:val="0"/>
+          <w:i w:val="0"/>
+        </w:rPr>
+        <w:t>一句话：MCP 对我们是我们工具生态的消费协议，不是我们的服务暴露协议。方向反了，所有纵深防御都要在两层（API 层 + MCP 层）各建一遍，而安全预算不支持双线作战。</w:t>
+      </w:r>
+    </w:p>
+    <w:p>
+      <w:pPr>
+        <w:ind w:left="227"/>
+      </w:pPr>
+      <w:r>
+        <w:rPr>
+          <w:rFonts w:eastAsia="微软雅黑"/>
+          <w:b w:val="0"/>
+          <w:i/>
+          <w:color w:val="5A5A5A"/>
+          <w:sz w:val="19"/>
+        </w:rPr>
         <w:t>【可能的追问】追问'如果未来必须暴露呢'：那就先建 MCP 层的鉴权/配额/审计对等物再谈功能——暴露面的扩张永远以安全对等物先行为前提，这是从 Q8.4 的教训里提炼的硬规则。</w:t>
+      </w:r>
+    </w:p>
+    <w:p/>
+    <w:p>
+      <w:pPr>
+        <w:pStyle w:val="Heading1"/>
+      </w:pPr>
+      <w:r>
+        <w:rPr>
+          <w:rFonts w:eastAsia="微软雅黑"/>
+          <w:b/>
+          <w:color w:val="1F4E79"/>
+          <w:sz w:val="32"/>
+        </w:rPr>
+        <w:t>模块九 · 提示词与上下文工程（Prompt &amp; Context Engineering）</w:t>
+      </w:r>
+    </w:p>
+    <w:p>
+      <w:r>
+        <w:rPr>
+          <w:rFonts w:eastAsia="微软雅黑"/>
+          <w:b/>
+          <w:color w:val="1F4E79"/>
+          <w:sz w:val="23"/>
+        </w:rPr>
+        <w:t>Q9.1  你用 AGENT_SYSTEM_PROMPT 引导模型对数学/通识/闲聊直接回答、不调工具——prompt 服从率你怎么验证？模型不听话硬要调工具时，系统层面有什么兜底？</w:t>
+      </w:r>
+    </w:p>
+    <w:p>
+      <w:r>
+        <w:rPr>
+          <w:rFonts w:eastAsia="微软雅黑"/>
+          <w:b w:val="0"/>
+          <w:i/>
+          <w:color w:val="5A5A5A"/>
+          <w:sz w:val="19"/>
+        </w:rPr>
+        <w:t>【考察意图】考察对'prompt 是概率性约束'的认知，以及有没有把工程兜底建在 prompt 之外。答'prompt 写好就行'的直接淘汰。</w:t>
+      </w:r>
+    </w:p>
+    <w:p>
+      <w:r>
+        <w:rPr>
+          <w:rFonts w:eastAsia="微软雅黑"/>
+          <w:b/>
+          <w:color w:val="2E753C"/>
+          <w:sz w:val="21"/>
+        </w:rPr>
+        <w:t>【参考回答】</w:t>
+      </w:r>
+    </w:p>
+    <w:p>
+      <w:r>
+        <w:rPr>
+          <w:rFonts w:eastAsia="微软雅黑"/>
+          <w:b w:val="0"/>
+          <w:i w:val="0"/>
+        </w:rPr>
+        <w:t>首先承认 prompt 是概率性约束不是确定性约束——模型的工具调用决策服从率永远 &lt;100%，所以系统设计必须假设 prompt 会被违反。验证侧：离线 benchmark 查询集里专门混入'明知不需要检索的问题'（数学计算、首都/ founding date 类稳定事实），统计无谓工具调用率作为 prompt 改动的回归指标；线上侧靠 LangSmith tracing 看真实分布。</w:t>
+      </w:r>
+    </w:p>
+    <w:p>
+      <w:r>
+        <w:rPr>
+          <w:rFonts w:eastAsia="微软雅黑"/>
+          <w:b w:val="0"/>
+          <w:i w:val="0"/>
+        </w:rPr>
+        <w:t>工程兜底在路由层而不是 prompt 层：轻量图里 agent 直答时条件边直接 END，答案不会被 web_answer 拿无关页面重述覆盖（builder.py 的注释明确记载这个设计动机）；反过来模型'该调不调'时，用户看到的是模型内部知识答案——此时 fallback 的诚实性靠 Q3.4 的免责声明机制保住。双向违规都有非 prompt 的接住面。</w:t>
+      </w:r>
+    </w:p>
+    <w:p>
+      <w:r>
+        <w:rPr>
+          <w:rFonts w:eastAsia="微软雅黑"/>
+          <w:b w:val="0"/>
+          <w:i w:val="0"/>
+        </w:rPr>
+        <w:t>更深的取舍：我们没有把'是否调工具'做成一个单独的分类器节点（多一次 LLM 调用换确定性），因为在 agent 节点内用 prompt 引导 + 路由兜底，成本/确定性的平衡点更优——只有当 tracing 显示误用率超过阈值时才值得加分类器。设计原则：能用路由吸收的就不要用新节点吸收。</w:t>
+      </w:r>
+    </w:p>
+    <w:p>
+      <w:pPr>
+        <w:ind w:left="227"/>
+      </w:pPr>
+      <w:r>
+        <w:rPr>
+          <w:rFonts w:eastAsia="微软雅黑"/>
+          <w:b w:val="0"/>
+          <w:i/>
+          <w:color w:val="5A5A5A"/>
+          <w:sz w:val="19"/>
+        </w:rPr>
+        <w:t>【可能的追问】追问'persona 风格（AGENT_PERSONA_STYLE）会不会干扰工具决策'：prompt 构造上风格层与事实/工具规则层物理分离——风格只影响散文措辞，工具使用与事实规则原文不动，所以换人格不改变行为面。这个分离是刻意的，防止'有趣的人格'腐蚀'正确的决策'。</w:t>
+      </w:r>
+    </w:p>
+    <w:p/>
+    <w:p>
+      <w:r>
+        <w:rPr>
+          <w:rFonts w:eastAsia="微软雅黑"/>
+          <w:b/>
+          <w:color w:val="1F4E79"/>
+          <w:sz w:val="23"/>
+        </w:rPr>
+        <w:t>Q9.2  condense、rewrite、decompose、expand 四个节点都在'改写问题'——它们的本质区别是什么？为什么不合并成一个通用改写器？</w:t>
+      </w:r>
+    </w:p>
+    <w:p>
+      <w:r>
+        <w:rPr>
+          <w:rFonts w:eastAsia="微软雅黑"/>
+          <w:b w:val="0"/>
+          <w:i/>
+          <w:color w:val="5A5A5A"/>
+          <w:sz w:val="19"/>
+        </w:rPr>
+        <w:t>【考察意图】考察对'看似重复的节点'背后的语义分层理解。这是简历复读机的照妖镜——背过架构图的人答不出四个的输入输出契约差异。</w:t>
+      </w:r>
+    </w:p>
+    <w:p>
+      <w:r>
+        <w:rPr>
+          <w:rFonts w:eastAsia="微软雅黑"/>
+          <w:b/>
+          <w:color w:val="2E753C"/>
+          <w:sz w:val="21"/>
+        </w:rPr>
+        <w:t>【参考回答】</w:t>
+      </w:r>
+    </w:p>
+    <w:p>
+      <w:r>
+        <w:rPr>
+          <w:rFonts w:eastAsia="微软雅黑"/>
+          <w:b w:val="0"/>
+          <w:i w:val="0"/>
+        </w:rPr>
+        <w:t>四个节点的契约完全不同：① condense——输入是'对话历史 + 当前指代问题'，输出是 standalone question，解决的是时间维度（跨轮的指代消解），只在 chat 模式存在；② rewrite——输入是'被 grade 判为不相关的查询'，输出是语义澄清后的新查询，解决的是检索维度（词汇/语义错位），是全量图 grade→rewrite 循环的一部分；③ decompose——输入是复合问题，输出是 1-3 个原子子问题列表，解决的是结构维度（一个问题的多个子意图），原子问题透传；④ expand——输入是'搜索失败的子问题'，输出是每个子问题 k=3 个有界改写，解决的是召回维度（换一组关键词再试一次），只触发一次。</w:t>
+      </w:r>
+    </w:p>
+    <w:p>
+      <w:r>
+        <w:rPr>
+          <w:rFonts w:eastAsia="微软雅黑"/>
+          <w:b w:val="0"/>
+          <w:i w:val="0"/>
+        </w:rPr>
+        <w:t>不合并的原因：合并意味着一个 prompt 要根据上下文猜'这次该做哪种改写'——四种任务的失败模式、输出形状（单查询 vs 列表）、调用时机（每轮 vs 失败后）都不同，硬合一会得到一个四种任务都做不好的 prompt，且无法独立做 A/B。分开后每个节点可以独立换模型、独立调 prompt、独立度量——rewrite 的成功率看 grade 翻转率，expand 的成功率看 web_answer 的 grounded 翻转率，指标互不污染。</w:t>
+      </w:r>
+    </w:p>
+    <w:p>
+      <w:r>
+        <w:rPr>
+          <w:rFonts w:eastAsia="微软雅黑"/>
+          <w:b w:val="0"/>
+          <w:i w:val="0"/>
+        </w:rPr>
+        <w:t>共性抽象确实存在：四个节点都是'有界的一次性 LLM 变换'，都透传/失败时降级而非重试自身。抽象在工程层（共享节点工厂骨架、共享降级语义）而不是在 prompt 层——这是'抽象什么'的判断力问题。</w:t>
+      </w:r>
+    </w:p>
+    <w:p>
+      <w:pPr>
+        <w:ind w:left="227"/>
+      </w:pPr>
+      <w:r>
+        <w:rPr>
+          <w:rFonts w:eastAsia="微软雅黑"/>
+          <w:b w:val="0"/>
+          <w:i/>
+          <w:color w:val="5A5A5A"/>
+          <w:sz w:val="19"/>
+        </w:rPr>
+        <w:t>【可能的追问】追问'rewrite 和 expand 都是失败后改写，区别'：rewrite 发生在'检索到了但被判不相关'（证据存在但错位），expand 发生在'根本没抓到可读证据'（召回失败）——前者修精度，后者修召回，混用会把精度问题当召回问题治。</w:t>
+      </w:r>
+    </w:p>
+    <w:p/>
+    <w:p>
+      <w:r>
+        <w:rPr>
+          <w:rFonts w:eastAsia="微软雅黑"/>
+          <w:b/>
+          <w:color w:val="1F4E79"/>
+          <w:sz w:val="23"/>
+        </w:rPr>
+        <w:t>Q9.3  为什么引用强制用 URL 而不是给来源块编号 [1][2][3]？编号制明明对用户更友好。这个选择和引用清洗（CitationArtifactFilter）是什么关系？</w:t>
+      </w:r>
+    </w:p>
+    <w:p>
+      <w:r>
+        <w:rPr>
+          <w:rFonts w:eastAsia="微软雅黑"/>
+          <w:b w:val="0"/>
+          <w:i/>
+          <w:color w:val="5A5A5A"/>
+          <w:sz w:val="19"/>
+        </w:rPr>
+        <w:t>【考察意图】考察上下文工程里'信息给模型的形式决定模型的输出形式'的理解，以及设计决策之间的耦合意识。</w:t>
+      </w:r>
+    </w:p>
+    <w:p>
+      <w:r>
+        <w:rPr>
+          <w:rFonts w:eastAsia="微软雅黑"/>
+          <w:b/>
+          <w:color w:val="2E753C"/>
+          <w:sz w:val="21"/>
+        </w:rPr>
+        <w:t>【参考回答】</w:t>
+      </w:r>
+    </w:p>
+    <w:p>
+      <w:r>
+        <w:rPr>
+          <w:rFonts w:eastAsia="微软雅黑"/>
+          <w:b w:val="0"/>
+          <w:i w:val="0"/>
+        </w:rPr>
+        <w:t>编号制的隐性前提是你信任模型忠实转录编号——但编号对模型只是一个无锚点的符号，它能编 1 就能编 99。我们给模型的来源块刻意不带编号、不带行号，只带 URL，因为 URL 是自带可验证性的引用：用户能点、能核对域名、能判断权威性。prompt 层明文禁止发明引用标记。</w:t>
+      </w:r>
+    </w:p>
+    <w:p>
+      <w:r>
+        <w:rPr>
+          <w:rFonts w:eastAsia="微软雅黑"/>
+          <w:b w:val="0"/>
+          <w:i w:val="0"/>
+        </w:rPr>
+        <w:t>这个选择直接定义了清洗层的职责边界：CitationArtifactFilter 只需要删'伪造的编号/行号形态'（【199†L91-L126】、[oaicite:0]、†L91-L126），而必须保留普通方括号 [1]、markdown 链接、URL——因为后者在我们的体系里是合法引用。如果我们用编号制，清洗层就要做'编号是否在有效范围内'的语义校验，复杂度和误杀率都会上升。格式选择简化验证，这是一个刻意的耦合设计。</w:t>
+      </w:r>
+    </w:p>
+    <w:p>
+      <w:r>
+        <w:rPr>
+          <w:rFonts w:eastAsia="微软雅黑"/>
+          <w:b w:val="0"/>
+          <w:i w:val="0"/>
+        </w:rPr>
+        <w:t>诚实代价：URL 引用在 UI 上不如编号清爽，长 URL 破坏排版。我们的取舍是可靠性 &gt; 美观度——编号的友好是表面的（用户无法验证 [1] 背后是什么），URL 的冗长是可治理的（前端可以渲染成域名胶囊）。可验证性是不可降级的需求。</w:t>
+      </w:r>
+    </w:p>
+    <w:p>
+      <w:pPr>
+        <w:ind w:left="227"/>
+      </w:pPr>
+      <w:r>
+        <w:rPr>
+          <w:rFonts w:eastAsia="微软雅黑"/>
+          <w:b w:val="0"/>
+          <w:i/>
+          <w:color w:val="5A5A5A"/>
+          <w:sz w:val="19"/>
+        </w:rPr>
+        <w:t>【可能的追问】追问'模型把 URL 也编错怎么办（hallucinated URL）'：确实存在——缓解靠 RAG_PROMPT 要求只引用给定上下文中的 URL，终极检测可以把答案里的 URL 与本轮 source_urls 做集合校验，这个校验我们放在了可观测层（tracing 比对）而不是阻断层，因为误报成本高于漏报成本。</w:t>
+      </w:r>
+    </w:p>
+    <w:p/>
+    <w:p>
+      <w:pPr>
+        <w:pStyle w:val="Heading1"/>
+      </w:pPr>
+      <w:r>
+        <w:rPr>
+          <w:rFonts w:eastAsia="微软雅黑"/>
+          <w:b/>
+          <w:color w:val="1F4E79"/>
+          <w:sz w:val="32"/>
+        </w:rPr>
+        <w:t>模块十 · 数据与持久化深挖（Data &amp; Persistence）</w:t>
+      </w:r>
+    </w:p>
+    <w:p>
+      <w:r>
+        <w:rPr>
+          <w:rFonts w:eastAsia="微软雅黑"/>
+          <w:b/>
+          <w:color w:val="1F4E79"/>
+          <w:sz w:val="23"/>
+        </w:rPr>
+        <w:t>Q10.1  embedding 模型元数据不兼容时自动重建索引——怎么检测'不兼容'？重建期间正在进行的查询怎么办？重建是原子的吗？</w:t>
+      </w:r>
+    </w:p>
+    <w:p>
+      <w:r>
+        <w:rPr>
+          <w:rFonts w:eastAsia="微软雅黑"/>
+          <w:b w:val="0"/>
+          <w:i/>
+          <w:color w:val="5A5A5A"/>
+          <w:sz w:val="19"/>
+        </w:rPr>
+        <w:t>【考察意图】考察对'schema 演化'在向量数据库场景的理解。检测机制、灰度窗口、原子性三连问，答不出第二问的说明没在生产环境维护过索引。</w:t>
+      </w:r>
+    </w:p>
+    <w:p>
+      <w:r>
+        <w:rPr>
+          <w:rFonts w:eastAsia="微软雅黑"/>
+          <w:b/>
+          <w:color w:val="2E753C"/>
+          <w:sz w:val="21"/>
+        </w:rPr>
+        <w:t>【参考回答】</w:t>
+      </w:r>
+    </w:p>
+    <w:p>
+      <w:r>
+        <w:rPr>
+          <w:rFonts w:eastAsia="微软雅黑"/>
+          <w:b w:val="0"/>
+          <w:i w:val="0"/>
+        </w:rPr>
+        <w:t>检测机制：Chroma collection 的 metadata 里存了构建时的 embedding 模型标识，启动时对比当前配置的 EMBEDDING_MODEL——不一致即判定不兼容触发重建（README Notes：'Existing Chroma stores with incompatible embedding metadata are rebuilt automatically on startup'）。为什么必须重建：不同 embedding 模型的向量空间没有可比性，混用等于让余弦相似度在'两个不同坐标系'里算距离，检索结果静默劣化——这是比报错更可怕的失败模式，所以选择启动时显式重建而不是带病运行。</w:t>
+      </w:r>
+    </w:p>
+    <w:p>
+      <w:r>
+        <w:rPr>
+          <w:rFonts w:eastAsia="微软雅黑"/>
+          <w:b w:val="0"/>
+          <w:i w:val="0"/>
+        </w:rPr>
+        <w:t>重建窗口期是本设计承认的弱点：重建发生在启动阶段、服务就绪之前，所以'重建中接到查询'在时序上被启动顺序排除了——/ready 探针在重建完成前不就绪，负载均衡层不会导入流量。这是用部署时序解决并发问题的典型手法，比在索引层做读写切换简单得多，但代价是重建时间计入启动时间，大语料下启动 SLO 要单独管理。</w:t>
+      </w:r>
+    </w:p>
+    <w:p>
+      <w:r>
+        <w:rPr>
+          <w:rFonts w:eastAsia="微软雅黑"/>
+          <w:b w:val="0"/>
+          <w:i w:val="0"/>
+        </w:rPr>
+        <w:t>原子性：重建以 collection 为单位，新 collection 构建完成后再切换引用，旧数据在切换前仍可读（对本地开发场景而言）；真正的硬风险是重建中途进程被杀——残留状态靠'下次启动再检测元数据、不一致再重建'的幂等性兜底，而不是靠事务。幂等重试比重构事务更适合这个频率极低、允许重来的操作。</w:t>
+      </w:r>
+    </w:p>
+    <w:p>
+      <w:pPr>
+        <w:ind w:left="227"/>
+      </w:pPr>
+      <w:r>
+        <w:rPr>
+          <w:rFonts w:eastAsia="微软雅黑"/>
+          <w:b w:val="0"/>
+          <w:i/>
+          <w:color w:val="5A5A5A"/>
+          <w:sz w:val="19"/>
+        </w:rPr>
+        <w:t>【可能的追问】追问'CHUNK_CONTEXT 开关翻转为什么也强制重建'：前缀改变了 chunk 的 embedding 输入，等于换了一个'逻辑上的不同 embedding 函数'，与换模型同理——两代表示不能混居。这个一致性判断（什么变更算'表示层变更'）是索引治理的核心问题。</w:t>
+      </w:r>
+    </w:p>
+    <w:p/>
+    <w:p>
+      <w:r>
+        <w:rPr>
+          <w:rFonts w:eastAsia="微软雅黑"/>
+          <w:b/>
+          <w:color w:val="1F4E79"/>
+          <w:sz w:val="23"/>
+        </w:rPr>
+        <w:t>Q10.2  per-thread 的 Chroma 物理隔离（每个会话一个独立目录和 collection）vs 单 collection + metadata filter——你选了前者，牺牲了什么？什么时候这个选择会反过来咬你？</w:t>
+      </w:r>
+    </w:p>
+    <w:p>
+      <w:r>
+        <w:rPr>
+          <w:rFonts w:eastAsia="微软雅黑"/>
+          <w:b w:val="0"/>
+          <w:i/>
+          <w:color w:val="5A5A5A"/>
+          <w:sz w:val="19"/>
+        </w:rPr>
+        <w:t>【考察意图】考察隔离级别的成本意识。物理隔离不是免费的——存储放大、跨会话检索不可能、GC 复杂度，能说出代价才是真做过权衡。</w:t>
+      </w:r>
+    </w:p>
+    <w:p>
+      <w:r>
+        <w:rPr>
+          <w:rFonts w:eastAsia="微软雅黑"/>
+          <w:b/>
+          <w:color w:val="2E753C"/>
+          <w:sz w:val="21"/>
+        </w:rPr>
+        <w:t>【参考回答】</w:t>
+      </w:r>
+    </w:p>
+    <w:p>
+      <w:r>
+        <w:rPr>
+          <w:rFonts w:eastAsia="微软雅黑"/>
+          <w:b w:val="0"/>
+          <w:i w:val="0"/>
+        </w:rPr>
+        <w:t>选择物理隔离（.chroma/chat/&lt;thread_id&gt;/ + collection 名带 thread 后缀，isolation.py）的理由：① 隔离强度——metadata filter 是逻辑隔离，filter 写错一个键就串数据；物理隔离下路径错了直接报错而非静默串库；② 级联删除简单——DELETE /chat/{id} 删目录即完成向量层清理，metadata 方案要在 collection 里按 filter 删，Chroma 的删除有已知的压缩/残留问题；③ 无跨会话查询需求——会话语料本来就该互相看不见。</w:t>
+      </w:r>
+    </w:p>
+    <w:p>
+      <w:r>
+        <w:rPr>
+          <w:rFonts w:eastAsia="微软雅黑"/>
+          <w:b w:val="0"/>
+          <w:i w:val="0"/>
+        </w:rPr>
+        <w:t>牺牲的三样东西要诚实：① 存储放大——每个 thread 一个目录有固定开销，海量短会话场景下目录碎片成本高；② 跨会话检索永远不可能——如果未来要'搜我所有历史会话里的文档'，物理隔离架构要重做；③ 运维面——备份/迁移要处理 N 个小目录而不是一个 collection。</w:t>
+      </w:r>
+    </w:p>
+    <w:p>
+      <w:r>
+        <w:rPr>
+          <w:rFonts w:eastAsia="微软雅黑"/>
+          <w:b w:val="0"/>
+          <w:i w:val="0"/>
+        </w:rPr>
+        <w:t>什么时候反咬：当会话数到十万级且 90% 是'上传一两个小文件问两句就走'的短会话时，目录开销和文件句柄压力会超过隔离收益——那时正确架构是'热会话物理隔离 + 冷会话归档合并'。这个阈值我们在设计时估过：当前单机部署（worker=1）的会话规模远不到反咬点，所以隔离纯度优先。</w:t>
+      </w:r>
+    </w:p>
+    <w:p>
+      <w:pPr>
+        <w:ind w:left="227"/>
+      </w:pPr>
+      <w:r>
+        <w:rPr>
+          <w:rFonts w:eastAsia="微软雅黑"/>
+          <w:b w:val="0"/>
+          <w:i/>
+          <w:color w:val="5A5A5A"/>
+          <w:sz w:val="19"/>
+        </w:rPr>
+        <w:t>【可能的追问】追问'那为什么 web 搜索的域名声誉用共享库而会话向量用隔离库'：声誉是全局知识（所有用户共享'哪些域名可靠'的先验），会话向量是私有数据——共享 vs 隔离的决策依据是数据的所有权属性，不是技术方便性。</w:t>
+      </w:r>
+    </w:p>
+    <w:p/>
+    <w:p>
+      <w:r>
+        <w:rPr>
+          <w:rFonts w:eastAsia="微软雅黑"/>
+          <w:b/>
+          <w:color w:val="1F4E79"/>
+          <w:sz w:val="23"/>
+        </w:rPr>
+        <w:t>Q10.3  SQLite 被拆成三个文件：sessions.sqlite3、checkpoints.sqlite3、reputation.sqlite3——为什么不合并？SQLite 的写并发限制你怎么绕的？</w:t>
+      </w:r>
+    </w:p>
+    <w:p>
+      <w:r>
+        <w:rPr>
+          <w:rFonts w:eastAsia="微软雅黑"/>
+          <w:b w:val="0"/>
+          <w:i/>
+          <w:color w:val="5A5A5A"/>
+          <w:sz w:val="19"/>
+        </w:rPr>
+        <w:t>【考察意图】考察对存储层职责分离与 SQLite 工程限制的理解。</w:t>
+      </w:r>
+    </w:p>
+    <w:p>
+      <w:r>
+        <w:rPr>
+          <w:rFonts w:eastAsia="微软雅黑"/>
+          <w:b/>
+          <w:color w:val="2E753C"/>
+          <w:sz w:val="21"/>
+        </w:rPr>
+        <w:t>【参考回答】</w:t>
+      </w:r>
+    </w:p>
+    <w:p>
+      <w:r>
+        <w:rPr>
+          <w:rFonts w:eastAsia="微软雅黑"/>
+          <w:b w:val="0"/>
+          <w:i w:val="0"/>
+        </w:rPr>
+        <w:t>拆三个库按的是数据的生命周期与可重建性：sessions（会话元数据——用户资产，丢了用户能看见）、checkpoints（图执行状态——可恢复性资产，丢了影响体验不丢数据）、reputation（域名统计——派生数据，README 明示'safe to delete; it rebuilds itself'）。可重建性不同的数据混在一个库里，备份策略就只能按最严格的那个定——拆开才能对 reputation 这种派生数据做'从不备份'的省钱决策。</w:t>
+      </w:r>
+    </w:p>
+    <w:p>
+      <w:r>
+        <w:rPr>
+          <w:rFonts w:eastAsia="微软雅黑"/>
+          <w:b w:val="0"/>
+          <w:i w:val="0"/>
+        </w:rPr>
+        <w:t>SQLite 写并发限制的绕法不是技术奇技而是架构决策：单 worker（fail-closed 拓扑检查强制）+ WAL 模式 + 应用层锁（checkpointer 的 reentrant lock、session 的 turn_lock）把并发写在进入 SQLite 之前串行化。SQLite 的单写者限制在单进程内根本不是限制——是我们的部署拓扑主动匹配了存储引擎的能力边界，而不是反过来。</w:t>
+      </w:r>
+    </w:p>
+    <w:p>
+      <w:r>
+        <w:rPr>
+          <w:rFonts w:eastAsia="微软雅黑"/>
+          <w:b w:val="0"/>
+          <w:i w:val="0"/>
+        </w:rPr>
+        <w:t>这个选择的反面教材意识：如果哪天要水平扩展，三库分离反而是迁移优势——reputation 可以先迁 Redis（它是纯计数语义），checkpoints 迁 Postgres（LangGraph 官方支持），sessions 最后迁（涉及用户可见语义）。按可迁移难度排序的数据分层，在拆分那天就预演过了。</w:t>
+      </w:r>
+    </w:p>
+    <w:p>
+      <w:pPr>
+        <w:ind w:left="227"/>
+      </w:pPr>
+      <w:r>
+        <w:rPr>
+          <w:rFonts w:eastAsia="微软雅黑"/>
+          <w:b w:val="0"/>
+          <w:i/>
+          <w:color w:val="5A5A5A"/>
+          <w:sz w:val="19"/>
+        </w:rPr>
+        <w:t>【可能的追问】追问'三库同时写崩了怎么恢复一致性'：不存在跨库事务，但三库之间没有强一致性需求——checkpoint 与 session 元数据的偏差表现为'会话在但历史丢一段'，可接受；设计上避免了任何需要跨库原子性的不变量，这是'弱一致性需求就不买强一致性成本'的体现。</w:t>
+      </w:r>
+    </w:p>
+    <w:p/>
+    <w:p>
+      <w:r>
+        <w:rPr>
+          <w:rFonts w:eastAsia="微软雅黑"/>
+          <w:b/>
+          <w:color w:val="1F4E79"/>
+          <w:sz w:val="23"/>
+        </w:rPr>
+        <w:t>Q10.4  会话侧边栏标题直接用'第一条用户查询'而不是 LLM 生成的摘要标题——这是偷懒还是设计？什么情况下这个设计会让用户困惑？</w:t>
+      </w:r>
+    </w:p>
+    <w:p>
+      <w:r>
+        <w:rPr>
+          <w:rFonts w:eastAsia="微软雅黑"/>
+          <w:b w:val="0"/>
+          <w:i/>
+          <w:color w:val="5A5A5A"/>
+          <w:sz w:val="19"/>
+        </w:rPr>
+        <w:t>【考察意图】考察对'足够好 vs 完美'的产品工程权衡，以及候选人能不能主动说出自己设计的失败场景。</w:t>
+      </w:r>
+    </w:p>
+    <w:p>
+      <w:r>
+        <w:rPr>
+          <w:rFonts w:eastAsia="微软雅黑"/>
+          <w:b/>
+          <w:color w:val="2E753C"/>
+          <w:sz w:val="21"/>
+        </w:rPr>
+        <w:t>【参考回答】</w:t>
+      </w:r>
+    </w:p>
+    <w:p>
+      <w:r>
+        <w:rPr>
+          <w:rFonts w:eastAsia="微软雅黑"/>
+          <w:b w:val="0"/>
+          <w:i w:val="0"/>
+        </w:rPr>
+        <w:t>是设计不是偷懒，三个理由：① 成本——每个会话多一次 LLM 标题调用，对'上传文件问一句就走'的大量短会话是纯浪费；② 延迟——标题生成要等首轮回答完成后才能做，用户看到的先是'New Chat'再跳变，体验反而差；现在的方案首条查询即刻成为标题、零等待；③ 可预测性——用户自己的原话作为标题，认知负担最低（'我说过的话我认得'），LLM 摘要可能用了用户没想到的词反而找不到。</w:t>
+      </w:r>
+    </w:p>
+    <w:p>
+      <w:r>
+        <w:rPr>
+          <w:rFonts w:eastAsia="微软雅黑"/>
+          <w:b w:val="0"/>
+          <w:i w:val="0"/>
+        </w:rPr>
+        <w:t>实现细节支撑这个选择：标题在服务端首轮设置一次、后续轮次是 no-op（README 会话侧边栏一节），通过 session metadata 持久化跨重启；'New Chat' 预创建会话先在侧边栏占位、首条查询到达即改名——占位 + 改名的时序是刻意设计的，避免侧边栏闪烁。</w:t>
+      </w:r>
+    </w:p>
+    <w:p>
+      <w:r>
+        <w:rPr>
+          <w:rFonts w:eastAsia="微软雅黑"/>
+          <w:b w:val="0"/>
+          <w:i w:val="0"/>
+        </w:rPr>
+        <w:t>会困惑的场景我主动说：用户首条消息是'你好'或贴了一个长 URL 时，标题就是'你好'或一长串链接——辨识度为零。缓解方案如果做，优先级是：URL 消息退化为域名作为标题 &gt; 超过 N 字符截断 &gt; 依然不用 LLM（除非 tracing 显示'找不到历史会话'成为高频用户行为）。设计的原则是：先选零成本的 80 分方案，把 20 分的差距留给数据证明它值得补。</w:t>
+      </w:r>
+    </w:p>
+    <w:p>
+      <w:pPr>
+        <w:ind w:left="227"/>
+      </w:pPr>
+      <w:r>
+        <w:rPr>
+          <w:rFonts w:eastAsia="微软雅黑"/>
+          <w:b w:val="0"/>
+          <w:i/>
+          <w:color w:val="5A5A5A"/>
+          <w:sz w:val="19"/>
+        </w:rPr>
+        <w:t>【可能的追问】追问'为什么标题更新是首轮一次性而不是随对话演化'：演化标题意味着每轮都要判断'标题还代表会话吗'——又一次 LLM 调用和一个会变的 UI 锚点，用户在侧边栏找不到'刚才那个会话'的投诉会比标题不精准更多。</w:t>
+      </w:r>
+    </w:p>
+    <w:p/>
+    <w:p>
+      <w:pPr>
+        <w:pStyle w:val="Heading1"/>
+      </w:pPr>
+      <w:r>
+        <w:rPr>
+          <w:rFonts w:eastAsia="微软雅黑"/>
+          <w:b/>
+          <w:color w:val="1F4E79"/>
+          <w:sz w:val="32"/>
+        </w:rPr>
+        <w:t>模块十一 · 工具生态设计（Tooling Ecosystem）</w:t>
+      </w:r>
+    </w:p>
+    <w:p>
+      <w:r>
+        <w:rPr>
+          <w:rFonts w:eastAsia="微软雅黑"/>
+          <w:b/>
+          <w:color w:val="1F4E79"/>
+          <w:sz w:val="23"/>
+        </w:rPr>
+        <w:t>Q11.1  40+ 个工具全部默认关闭、按 flag 逐个开启——但工具开多了 prompt 里的工具描述会膨胀，模型选错工具的概率也上升。这个'工具膨胀'问题你怎么治理？</w:t>
+      </w:r>
+    </w:p>
+    <w:p>
+      <w:r>
+        <w:rPr>
+          <w:rFonts w:eastAsia="微软雅黑"/>
+          <w:b w:val="0"/>
+          <w:i/>
+          <w:color w:val="5A5A5A"/>
+          <w:sz w:val="19"/>
+        </w:rPr>
+        <w:t>【考察意图】考察对 agent 工具数量与选择准确率之间负相关关系的认知，以及配置治理背后的真实原因。</w:t>
+      </w:r>
+    </w:p>
+    <w:p>
+      <w:r>
+        <w:rPr>
+          <w:rFonts w:eastAsia="微软雅黑"/>
+          <w:b/>
+          <w:color w:val="2E753C"/>
+          <w:sz w:val="21"/>
+        </w:rPr>
+        <w:t>【参考回答】</w:t>
+      </w:r>
+    </w:p>
+    <w:p>
+      <w:r>
+        <w:rPr>
+          <w:rFonts w:eastAsia="微软雅黑"/>
+          <w:b w:val="0"/>
+          <w:i w:val="0"/>
+        </w:rPr>
+        <w:t>工具膨胀的机理：每个工具的描述都占用系统 prompt 的 token 预算，更关键的是工具选择本质上是模型在 N 个描述间做分类——N 越大、描述越相似（20 个文件读取工具！），误选率越高。40+ 工具全开时，模型要在 read_json_file 和 inspect_json_file 这类近义工具间做区分，描述差一个词就可能选错。</w:t>
+      </w:r>
+    </w:p>
+    <w:p>
+      <w:r>
+        <w:rPr>
+          <w:rFonts w:eastAsia="微软雅黑"/>
+          <w:b w:val="0"/>
+          <w:i w:val="0"/>
+        </w:rPr>
+        <w:t>治理分四层：① 默认全关——每个 *_ENABLED 默认 false，用户为需求付复杂度而不是为可能性付复杂度；② 会话作用域裁剪——文档编辑器只在有上传目录的会话被绑定，sessionless 调用者（无状态 MCP 工具）一个编辑器都看不到，工具集合按上下文缩小而不是静态全量；③ 命名与描述工程——工具名 encode 动作+对象（inspect_/edit_/create_/read_ 前缀体系），让模型靠前缀先收敛到动作类别；④ 风险分级——tool catalog 里每个工具有 risk level，策略层可以按 risk 再过滤一层（providers.py 的白名单机制）。</w:t>
+      </w:r>
+    </w:p>
+    <w:p>
+      <w:r>
+        <w:rPr>
+          <w:rFonts w:eastAsia="微软雅黑"/>
+          <w:b w:val="0"/>
+          <w:i w:val="0"/>
+        </w:rPr>
+        <w:t>诚实说现状的上界：当前架构在 40-50 工具规模下靠上述手段可控，但如果工具到 100+，正确方向是两级选择（先选工具组再选工具）或 RAG-over-tools（工具描述向量化按需注入）——这个演进路径在 catalog 抽象里预留了（compose_snapshot/catalog_generation 版本化），但现在不做，因为 YAGNI。</w:t>
+      </w:r>
+    </w:p>
+    <w:p>
+      <w:pPr>
+        <w:ind w:left="227"/>
+      </w:pPr>
+      <w:r>
+        <w:rPr>
+          <w:rFonts w:eastAsia="微软雅黑"/>
+          <w:b w:val="0"/>
+          <w:i/>
+          <w:color w:val="5A5A5A"/>
+          <w:sz w:val="19"/>
+        </w:rPr>
+        <w:t>【可能的追问】追问'risk level 分级怎么用'：catalog 按风险标记工具（read vs write 等），策略层可以只允许低风险工具暴露给不受信调用方——但我们复核发现过一个标注笔误（datetime 工具在白名单里名字写错导致落不到预期分级），所以分级的正确性本身也需要测试钉住。</w:t>
+      </w:r>
+    </w:p>
+    <w:p/>
+    <w:p>
+      <w:r>
+        <w:rPr>
+          <w:rFonts w:eastAsia="微软雅黑"/>
+          <w:b/>
+          <w:color w:val="1F4E79"/>
+          <w:sz w:val="23"/>
+        </w:rPr>
+        <w:t>Q11.2  Excel 创建不走 Python 的 openpyxl，而是借 Node 运行时跑 @oai/artifact-tool——Python 项目里嵌一个 Node 依赖，这个异构设计的理由和代价是什么？</w:t>
+      </w:r>
+    </w:p>
+    <w:p>
+      <w:r>
+        <w:rPr>
+          <w:rFonts w:eastAsia="微软雅黑"/>
+          <w:b w:val="0"/>
+          <w:i/>
+          <w:color w:val="5A5A5A"/>
+          <w:sz w:val="19"/>
+        </w:rPr>
+        <w:t>【考察意图】考察对'用正确的工具做正确的事'vs'技术栈纯粹性'的权衡，以及对第三方组件供应链的理解。</w:t>
+      </w:r>
+    </w:p>
+    <w:p>
+      <w:r>
+        <w:rPr>
+          <w:rFonts w:eastAsia="微软雅黑"/>
+          <w:b/>
+          <w:color w:val="2E753C"/>
+          <w:sz w:val="21"/>
+        </w:rPr>
+        <w:t>【参考回答】</w:t>
+      </w:r>
+    </w:p>
+    <w:p>
+      <w:r>
+        <w:rPr>
+          <w:rFonts w:eastAsia="微软雅黑"/>
+          <w:b w:val="0"/>
+          <w:i w:val="0"/>
+        </w:rPr>
+        <w:t>理由：@oai/artifact-tool 是现成的、经过验证的 Excel 构建器——样式、公式、工作表渲染这些能力用 openpyxl 自研要重写几千行且边界 case（公式计算错误、样式兼容性）全是坑。创建工具的质量标准是'生成的 .xlsx 在 Excel 里打开零警告'，这个标准自研成本远超引入一个 Node 依赖。决策依据是质量门槛除以自研成本，不是技术栈洁癖。</w:t>
+      </w:r>
+    </w:p>
+    <w:p>
+      <w:r>
+        <w:rPr>
+          <w:rFonts w:eastAsia="微软雅黑"/>
+          <w:b w:val="0"/>
+          <w:i w:val="0"/>
+        </w:rPr>
+        <w:t>工程隔离做得比引入本身更值得说：① Node 运行时由 loader 提供（EXCEL_NODE_EXECUTABLE / EXCEL_NODE_MODULES_PATH 显式配置），不假设系统装了 Node——部署契约显式化；② 每次任务建 task-local 的依赖 junction，不污染全局 node_modules；③ 产物三重验证——导出后校验 workbook、扫描公式错误、渲染每个工作表，然后才发布给用户；④ 适配脚本 excel_create.mjs 作为包的一部分随 excel_create.py 发布，路径在运行时相对定位——异构边界被压缩到一个文件、一个协议。</w:t>
+      </w:r>
+    </w:p>
+    <w:p>
+      <w:r>
+        <w:rPr>
+          <w:rFonts w:eastAsia="微软雅黑"/>
+          <w:b w:val="0"/>
+          <w:i w:val="0"/>
+        </w:rPr>
+        <w:t>代价我认账：部署面多了一个运行时（Docker 镜像要带 Node）、调试链路跨语言（Python 异常 + Node stderr 要一起收）、供应链多一个 npm 依赖树。这些代价被接受是因为它们集中在'可选功能'里——EXCEL_CREATE_ENABLED 默认关闭，不启用就没有任何 Node 依赖。异构组件的生存权由 feature flag 控制，这是混栈项目不腐烂的关键。</w:t>
+      </w:r>
+    </w:p>
+    <w:p>
+      <w:pPr>
+        <w:ind w:left="227"/>
+      </w:pPr>
+      <w:r>
+        <w:rPr>
+          <w:rFonts w:eastAsia="微软雅黑"/>
+          <w:b w:val="0"/>
+          <w:i/>
+          <w:color w:val="5A5A5A"/>
+          <w:sz w:val="19"/>
+        </w:rPr>
+        <w:t>【可能的追问】追问'为什么不干脆整个 Excel 功能砍掉保持纯 Python'：因为表格生成是 chat 助手的高频真实需求（用户要'整理成表格'），砍掉是拿架构纯洁性换产品能力；正确的洁癖是把异构隔离好，不是把功能砍掉。</w:t>
+      </w:r>
+    </w:p>
+    <w:p/>
+    <w:p>
+      <w:r>
+        <w:rPr>
+          <w:rFonts w:eastAsia="微软雅黑"/>
+          <w:b/>
+          <w:color w:val="1F4E79"/>
+          <w:sz w:val="23"/>
+        </w:rPr>
+        <w:t>Q11.3  地图工具返回 GCJ-02 坐标而不转 WGS-84，地名解析还有 APPROXIMATE MATCH / AMBIGUOUS 标签——为什么宁可给用户'不完美的答案'也不静默选一个最像的？</w:t>
+      </w:r>
+    </w:p>
+    <w:p>
+      <w:r>
+        <w:rPr>
+          <w:rFonts w:eastAsia="微软雅黑"/>
+          <w:b w:val="0"/>
+          <w:i/>
+          <w:color w:val="5A5A5A"/>
+          <w:sz w:val="19"/>
+        </w:rPr>
+        <w:t>【考察意图】考察对'不确定性显式化'设计哲学的理解，以及中国坐标系这种领域知识。静默精确是地理工具的最大谎言。</w:t>
+      </w:r>
+    </w:p>
+    <w:p>
+      <w:r>
+        <w:rPr>
+          <w:rFonts w:eastAsia="微软雅黑"/>
+          <w:b/>
+          <w:color w:val="2E753C"/>
+          <w:sz w:val="21"/>
+        </w:rPr>
+        <w:t>【参考回答】</w:t>
+      </w:r>
+    </w:p>
+    <w:p>
+      <w:r>
+        <w:rPr>
+          <w:rFonts w:eastAsia="微软雅黑"/>
+          <w:b w:val="0"/>
+          <w:i w:val="0"/>
+        </w:rPr>
+        <w:t>GCJ-02 不转换是正确性决策不是偷懒：高德地图（前端渲染方）本身就消费 GCJ-02，转成 WGS-84 再让前端转回来会引入双重偏移误差；坐标系的选择服从渲染链路，不是服从国际标准。领域知识：中国大陆的地图服务合规要求 GCJ-02（火星坐标系），WGS-84 坐标直接画在高德底图上会偏几百米——'国际标准的错误答案'不如'国密的正确答案'。</w:t>
+      </w:r>
+    </w:p>
+    <w:p>
+      <w:r>
+        <w:rPr>
+          <w:rFonts w:eastAsia="微软雅黑"/>
+          <w:b w:val="0"/>
+          <w:i w:val="0"/>
+        </w:rPr>
+        <w:t>标签机制解决的是文本相似度地理编码的固有歧义：'在地图上找上海'这种查询，POI 文本搜索可能返回邻近城市或同名地点。三级回退（POI 搜索 → 地址地理编码 → 行政区划查询）拿不到高置信结果时，宁可标注 APPROXIMATE MATCH（低于置信阈值）或 AMBIGUOUS（同名并列）也不静默选第一个——并且 prompt 层指示 agent 对这两类结果要用网络搜索再验证而不是直接断言。</w:t>
+      </w:r>
+    </w:p>
+    <w:p>
+      <w:r>
+        <w:rPr>
+          <w:rFonts w:eastAsia="微软雅黑"/>
+          <w:b w:val="0"/>
+          <w:i w:val="0"/>
+        </w:rPr>
+        <w:t>设计哲学一层：地理信息的错误有现实后果（用户真的会开车去错地方），所以这类工具的不确定性必须显式传递到答案文本里。这和 Q3.4 fallback 的'明确声明未验证'、Q9.3 的'URL 可验证引用'是同一个原则的三个实例：系统不假装确定，把判断权连同证据一起交给用户。</w:t>
+      </w:r>
+    </w:p>
+    <w:p>
+      <w:r>
+        <w:rPr>
+          <w:rFonts w:eastAsia="微软雅黑"/>
+          <w:b w:val="0"/>
+          <w:i w:val="0"/>
+        </w:rPr>
+        <w:t>工程细节：请求措辞剥离在共享 geocoder（_geocoding.py）里做（'在地图上找出上海的位置'→'上海'），三个阶段候选去重后按匹配置信分排序；无 AMap key 时 geocoder 返回空候选而不是编造——'无能力的静默'比'有能力的幻觉'安全。</w:t>
+      </w:r>
+    </w:p>
+    <w:p>
+      <w:pPr>
+        <w:ind w:left="227"/>
+      </w:pPr>
+      <w:r>
+        <w:rPr>
+          <w:rFonts w:eastAsia="微软雅黑"/>
+          <w:b w:val="0"/>
+          <w:i/>
+          <w:color w:val="5A5A5A"/>
+          <w:sz w:val="19"/>
+        </w:rPr>
+        <w:t>【可能的追问】追问'为什么不直接接多家地图做交叉验证'：单供应商的配额与合规边界已经够复杂，交叉验证的正确性收益抵不上两套 key、两套配额、两套错误模式的运维成本；AMBIGUOUS 标签 + agent 网络搜索验证已经覆盖了交叉验证要解决的 80% 问题。</w:t>
+      </w:r>
+    </w:p>
+    <w:p/>
+    <w:p>
+      <w:r>
+        <w:rPr>
+          <w:rFonts w:eastAsia="微软雅黑"/>
+          <w:b/>
+          <w:color w:val="1F4E79"/>
+          <w:sz w:val="23"/>
+        </w:rPr>
+        <w:t>Q11.4  上传白名单里 .toml/.xml/.env/.properties/.ini 这些可读类型却不能上传，必须放进 FILE_READ_ROOT 按路径引用——这个不对称的设计理由是什么？</w:t>
+      </w:r>
+    </w:p>
+    <w:p>
+      <w:r>
+        <w:rPr>
+          <w:rFonts w:eastAsia="微软雅黑"/>
+          <w:b w:val="0"/>
+          <w:i/>
+          <w:color w:val="5A5A5A"/>
+          <w:sz w:val="19"/>
+        </w:rPr>
+        <w:t>【考察意图】考察对攻击面治理的颗粒度理解：'可读'与'可上传'是两个权限级别，能说出这个区分的人才是真理解安全模型的。</w:t>
+      </w:r>
+    </w:p>
+    <w:p>
+      <w:r>
+        <w:rPr>
+          <w:rFonts w:eastAsia="微软雅黑"/>
+          <w:b/>
+          <w:color w:val="2E753C"/>
+          <w:sz w:val="21"/>
+        </w:rPr>
+        <w:t>【参考回答】</w:t>
+      </w:r>
+    </w:p>
+    <w:p>
+      <w:r>
+        <w:rPr>
+          <w:rFonts w:eastAsia="微软雅黑"/>
+          <w:b w:val="0"/>
+          <w:i w:val="0"/>
+        </w:rPr>
+        <w:t>不对称的理由是信任通道不同：上传通道的输入来自浏览器，是'任意互联网用户可控字节流'；FILE_READ_ROOT 通道的文件由部署方放置，信任级别高一档。结构化配置文件（.env/.properties/.ini/.toml/.xml）的内容形态是'键值对/标记'——它们离 secret 最近（.env 就是 secret 载体）、离注入最近（XML 的实体扩展、properties 的编码把戏），所以只开给'部署方显式放置'这个高信任通道。</w:t>
+      </w:r>
+    </w:p>
+    <w:p>
+      <w:r>
+        <w:rPr>
+          <w:rFonts w:eastAsia="微软雅黑"/>
+          <w:b w:val="0"/>
+          <w:i w:val="0"/>
+        </w:rPr>
+        <w:t>反过来，.txt/.md/.docx/.pdf/.zip 这类'内容文档'允许上传，因为它们的预期用途就是'用户拿来问问题'，且上传通道有多层防护：类型白名单 + 大小双端点检查 + per-thread 隔离目录 + 敏感文件名永久拒绝。.pptx 更特殊——可读之外还要求 POWERPOINT_EDIT_ENABLED 才允许上传，因为检查/编辑工具链的复杂度（python-pptx 解析面）值得单独一个开关。</w:t>
+      </w:r>
+    </w:p>
+    <w:p>
+      <w:r>
+        <w:rPr>
+          <w:rFonts w:eastAsia="微软雅黑"/>
+          <w:b w:val="0"/>
+          <w:i w:val="0"/>
+        </w:rPr>
+        <w:t>设计原则的普适化：权限分级不是'允许/禁止'的二元，而是'通道 × 类型 × 操作'的三维矩阵——同一个 .env 文件，read_env_file 在 root 内可读（部署方放置），上传端点拒绝（用户不可投递），精确名 .env/.env.local 即使 root 内也拒绝（secret 永久保护）。这个矩阵思维比'白名单/黑名单'的平面思维难绕过很多。</w:t>
+      </w:r>
+    </w:p>
+    <w:p>
+      <w:pPr>
+        <w:ind w:left="227"/>
+      </w:pPr>
+      <w:r>
+        <w:rPr>
+          <w:rFonts w:eastAsia="微软雅黑"/>
+          <w:b w:val="0"/>
+          <w:i/>
+          <w:color w:val="5A5A5A"/>
+          <w:sz w:val="19"/>
+        </w:rPr>
+        <w:t>【可能的追问】追问'用户把 .env 改名成 .txt 上传怎么办'：内容里若有 secret，读出后进入对话上下文确实可能经 LangSmith 等通道出网——这是已知残余风险，缓解在脱敏层（工具输出统一过 secret 模式脱敏）而不是上传层，因为内容级检测的误报率做不到上传层可用。承认残余风险并说明缓解层位置，比宣称'防住了'专业得多。</w:t>
+      </w:r>
+    </w:p>
+    <w:p/>
+    <w:p>
+      <w:r>
+        <w:rPr>
+          <w:rFonts w:eastAsia="微软雅黑"/>
+          <w:b/>
+          <w:color w:val="1F4E79"/>
+          <w:sz w:val="23"/>
+        </w:rPr>
+        <w:t>Q11.5  memory extraction 超出并发时'excess requests are dropped rather than queued'，搜索 fan-out 有界、JS 渲染预算为 2——这个系统的背压哲学是什么？为什么到处都丢请求而不是排队？</w:t>
+      </w:r>
+    </w:p>
+    <w:p>
+      <w:r>
+        <w:rPr>
+          <w:rFonts w:eastAsia="微软雅黑"/>
+          <w:b w:val="0"/>
+          <w:i/>
+          <w:color w:val="5A5A5A"/>
+          <w:sz w:val="19"/>
+        </w:rPr>
+        <w:t>【考察意图】考察对背压（backpressure）设计的系统观。'丢弃 vs 排队'是分布式系统的根本分野，这个项目处处选丢弃是有原因的。</w:t>
+      </w:r>
+    </w:p>
+    <w:p>
+      <w:r>
+        <w:rPr>
+          <w:rFonts w:eastAsia="微软雅黑"/>
+          <w:b/>
+          <w:color w:val="2E753C"/>
+          <w:sz w:val="21"/>
+        </w:rPr>
+        <w:t>【参考回答】</w:t>
+      </w:r>
+    </w:p>
+    <w:p>
+      <w:r>
+        <w:rPr>
+          <w:rFonts w:eastAsia="微软雅黑"/>
+          <w:b w:val="0"/>
+          <w:i w:val="0"/>
+        </w:rPr>
+        <w:t>哲学一句话：这是一个延迟敏感的交互系统，不是一个吞吐敏感的批处理系统。交互系统的资源超时即失效——一个 30 秒后才被执行的 memory extraction 请求，它要提取的会话上下文可能已经被后续 10 轮对话淹没了，排队的产出是过期产出。所以对'后台增强型任务'（记忆提取、域声誉更新），丢弃是正确的背压：系统忙时自动降级为'没有增强'，核心问答链路不受影响。</w:t>
+      </w:r>
+    </w:p>
+    <w:p>
+      <w:r>
+        <w:rPr>
+          <w:rFonts w:eastAsia="微软雅黑"/>
+          <w:b w:val="0"/>
+          <w:i w:val="0"/>
+        </w:rPr>
+        <w:t>对比着看更有说服力：搜索 fan-out（≤6 查询/≤3 并发）和 JS 渲染预算（≤2）是'前台关键路径上的有界性'——它们不丢任务但限制并行度，因为搜索质量是核心产品价值，不能随便丢；而 extraction 是后台增强，超并发直接 drop。同一系统里两种背压策略并存，分野标准是'用户在等这个结果吗'：在等 → 限并发保完成；没再等 → 丢弃保延迟。</w:t>
+      </w:r>
+    </w:p>
+    <w:p>
+      <w:r>
+        <w:rPr>
+          <w:rFonts w:eastAsia="微软雅黑"/>
+          <w:b w:val="0"/>
+          <w:i w:val="0"/>
+        </w:rPr>
+        <w:t>工程实现的一致性：所有'丢弃'决策点都配了观测——extraction 丢弃有日志、配额拒绝有 outcome 码（TOOL_LIMITED）、预算耗尽走的是显式路由（fallback）。丢弃永远是有日志的丢弃，不是静默消失——背压的合法性来自可观测性，没有日志的 drop 就是数据丢失。</w:t>
+      </w:r>
+    </w:p>
+    <w:p>
+      <w:r>
+        <w:rPr>
+          <w:rFonts w:eastAsia="微软雅黑"/>
+          <w:b w:val="0"/>
+          <w:i w:val="0"/>
+        </w:rPr>
+        <w:t>这套哲学的反例校验：如果未来接入异步批处理场景（比如夜间批量重建索引），队列就回来了——背压策略跟随业务时延属性，不跟随技术潮流。</w:t>
+      </w:r>
+    </w:p>
+    <w:p>
+      <w:pPr>
+        <w:ind w:left="227"/>
+      </w:pPr>
+      <w:r>
+        <w:rPr>
+          <w:rFonts w:eastAsia="微软雅黑"/>
+          <w:b w:val="0"/>
+          <w:i/>
+          <w:color w:val="5A5A5A"/>
+          <w:sz w:val="19"/>
+        </w:rPr>
+        <w:t>【可能的追问】追问'丢弃的记忆提取会不会导致重要信息永久丢失'：extraction 是会话结束/每 N 轮重复触发的（MEMORY_EXTRACTION_TURN_INTERVAL），本次丢弃下轮还有机会；且 MEMORY_EXTRACTION_ON_SESSION_START 在新会话开始时补提取上一会话——三次独立机会 + 记忆本质是增量增强，单次丢失不是数据丢失。</w:t>
       </w:r>
     </w:p>
     <w:p/>

--- a/LangGraph-RAG项目面试问答手册.docx
+++ b/LangGraph-RAG项目面试问答手册.docx
@@ -50,7 +50,7 @@
           <w:b w:val="0"/>
           <w:i w:val="0"/>
         </w:rPr>
-        <w:t>本手册针对该 LangGraph RAG 多轮对话项目，从资深 AI 算法工程师与面试官的双重视角，整理出 51 个有深度、有区分度的面试问题，并给出能体现深度参与项目的参考回答。</w:t>
+        <w:t>本手册针对该 LangGraph RAG 多轮对话项目，从资深 AI 算法工程师与面试官的双重视角，整理出 59 个有深度、有区分度的面试问题，并给出能体现深度参与项目的参考回答。</w:t>
       </w:r>
     </w:p>
     <w:p>
@@ -627,7 +627,7 @@
           <w:color w:val="5A5A5A"/>
           <w:sz w:val="19"/>
         </w:rPr>
-        <w:t>【可能的追问】追问'chunk_size 翻倍会怎样'：embedding 模型对长文本的表示会被稀释（语义平均化），检索粒度变粗；而 chunk_size 减半则召回碎片化、grade 更容易判不相关触发 rewrite 循环——这是和 Q2.3 联动的。</w:t>
+        <w:t>【可能的追问】追问'chunk_size 翻倍会怎样'：embedding 模型对长文本的表示会被稀释（语义平均化），检索粒度变粗；而 chunk_size 减半则召回碎片化、grade 更容易判不相关触发 rewrite 循环——这是和 Q2.3 联动的。 再补一刀最常见的数字追问——'你的 chunk_size 具体是多少'：默认 100 token、overlap 50（settings.py），低于业界惯例的 400-1000。辩护逻辑：① 50% overlap 等价半窗滑动，边界语义靠冗余保住；② 语料以网页正文为主，短块让 grade 相关性判定粒度更细、误杀更少；③ 与 CHUNK_CONTEXT 前缀是配套——短块裸语义弱，恰靠文档级前缀补偿。但如果 benchmark 显示'正确 chunk 不在 top-k'成片出现，第一刀就动它：100 这个值是起点不是结论。</w:t>
       </w:r>
     </w:p>
     <w:p/>
@@ -842,7 +842,7 @@
           <w:b w:val="0"/>
           <w:i w:val="0"/>
         </w:rPr>
-        <w:t>切换条件是数据驱动而非偏好驱动：语料专业化（医疗、法律术语密集、同义词稀少）时 embedding 重排增益上升，此时在 staging 用 benchmarks 集对比后再切。hybrid 是两路分数的加权融合，权重也来自 benchmark 对比而不是拍脑袋——并且 lexical/embedding 的分数要先归一化（词法分与余弦相似度的量纲完全不同），直接加权等于让量纲大的那路独裁。</w:t>
+        <w:t>切换条件是数据驱动而非偏好驱动：语料专业化（医疗、法律术语密集、同义词稀少）时 embedding 重排增益上升，此时在 staging 用 benchmarks 集对比后再切。hybrid 是两路分数的融合：lexical 与 embedding 各自 min-max 归一化后等权相加——不归一化等于让量纲大的那路独裁（词法分与余弦相似度量纲完全不同）。权重没有暴露为配置项，这是刻意简化：调参面越小回归越可控；真要动权重，先把分量级 benchmark（lexical-only / embedding-only / hybrid 三组）补出来再谈。</w:t>
       </w:r>
     </w:p>
     <w:p>
@@ -867,7 +867,7 @@
           <w:color w:val="5A5A5A"/>
           <w:sz w:val="19"/>
         </w:rPr>
-        <w:t>【可能的追问】追问'embedding rerank 用查询向量还是查询-文档交互'：用查询向量对文档向量余弦——双塔式，代价是离线就能算文档侧；交叉编码器精度更高但每对查询-文档都要一次推理，延迟不可接受，这个取舍要说清楚。</w:t>
+        <w:t>【可能的追问】追问'embedding rerank 用查询向量还是查询-文档交互'：用查询向量对文档向量余弦——双塔式，代价是离线就能算文档侧；追问'为什么不上交叉编码器'：对 top-20 候选做 cross-encoder 精排（bge-reranker 或 DashScope gte-rerank）延迟在百毫秒级，并非不可接受——真实原因是候选集只有 k=4，交叉编码器没有用武之地；演进路径是先把检索 k 放大到 20-50、再接 cross-encoder 精排取前五。这比一句'延迟不可接受'准确，也是被追问时的正确防御姿势。</w:t>
       </w:r>
     </w:p>
     <w:p/>
@@ -1042,6 +1042,172 @@
     </w:p>
     <w:p/>
     <w:p>
+      <w:pPr/>
+      <w:r>
+        <w:rPr>
+          <w:b/>
+          <w:sz w:val="23"/>
+        </w:rPr>
+        <w:t>Q2.7  你的 rerank 默认 lexical，但基准集是中文的——lexical 在中文语料下真的工作吗？</w:t>
+      </w:r>
+    </w:p>
+    <w:p>
+      <w:pPr/>
+      <w:r>
+        <w:rPr>
+          <w:b w:val="0"/>
+          <w:sz w:val="19"/>
+        </w:rPr>
+        <w:t>【考察意图】这是'自己系统的盲点'型陷阱题：默认值的背书数据与实现能力互相矛盾。考察候选人是否端到端验证过管线在目标语言上的行为，还是只看了 benchmark 总分。</w:t>
+      </w:r>
+    </w:p>
+    <w:p>
+      <w:pPr/>
+      <w:r>
+        <w:rPr>
+          <w:b w:val="0"/>
+          <w:sz w:val="19"/>
+        </w:rPr>
+        <w:t>【参考回答】</w:t>
+      </w:r>
+    </w:p>
+    <w:p>
+      <w:pPr/>
+      <w:r>
+        <w:rPr>
+          <w:b w:val="0"/>
+          <w:sz w:val="19"/>
+        </w:rPr>
+        <w:t>不工作——这是我自己审计出来的实现缺陷，摊开讲。词法重排的分词全部依赖 [a-zA-Z][a-zA-Z0-9_-]+ 这个 ASCII-only 正则（common.py 的 _question_tokens 与 _query_phrases），中文 query 切不出任何 token、中文 chunk 同理，lexical 得分恒为 0，排序按原 index 稳定返回，等于不重排；连停用词表（about/after/article...）都是英文的。也就是说在 mandarin_search 基准上，lexical 档约等于 passthrough，hybrid 档实际退化成'半份 embedding'——所谓 benchmark 背书的默认策略，词法那一路对中文的贡献接近于零。</w:t>
+      </w:r>
+    </w:p>
+    <w:p>
+      <w:pPr/>
+      <w:r>
+        <w:rPr>
+          <w:b w:val="0"/>
+          <w:sz w:val="19"/>
+        </w:rPr>
+        <w:t>这个盲点的隐蔽性在于评分链路的关键词兜底用的是 \w+（grade_documents 的 keyword_matches），Python re 的 \w 能匹配 CJK——同一个文件里一个函数支持中文、一个不支持，说明这是疏漏不是设计；测试里没有任何用例用纯中文 query 断言过重排顺序的变化。</w:t>
+      </w:r>
+    </w:p>
+    <w:p>
+      <w:pPr/>
+      <w:r>
+        <w:rPr>
+          <w:b w:val="0"/>
+          <w:sz w:val="19"/>
+        </w:rPr>
+        <w:t>修复与教训：分词器加 CJK 区间（[\u4e00-\u9fff] 按字切或 bigram）或接入 jieba；配套加'纯中文 query 下 lexical 与 embedding 排序应不同'的回归测试。教训抽象成一条规则：benchmark 总分掩盖分量失效——hybrid 总分可能不错，但必须按分量归因（lexical-only / embedding-only / hybrid 三组分开跑）才能发现其中一路根本没干活。</w:t>
+      </w:r>
+    </w:p>
+    <w:p>
+      <w:pPr/>
+      <w:r>
+        <w:rPr>
+          <w:b w:val="0"/>
+          <w:sz w:val="19"/>
+        </w:rPr>
+        <w:t>【可能的追问】追问'那为什么 benchmark 上 hybrid 还是比 baseline 好'：因为 embedding 那一路在工作——融合里词法项恒为 0 时，归一化后的 embedding 分仍然拉开差距。这恰恰说明总分不能为子组件背书，分量级归因才能。</w:t>
+      </w:r>
+    </w:p>
+    <w:p>
+      <w:pPr/>
+    </w:p>
+    <w:p>
+      <w:pPr/>
+      <w:r>
+        <w:rPr>
+          <w:b/>
+          <w:sz w:val="23"/>
+        </w:rPr>
+        <w:t>Q2.8  召回率低的时候，你的实操排查动线是什么？按顺序给出项目里真实的配置项和代码位置。</w:t>
+      </w:r>
+    </w:p>
+    <w:p>
+      <w:pPr/>
+      <w:r>
+        <w:rPr>
+          <w:b w:val="0"/>
+          <w:sz w:val="19"/>
+        </w:rPr>
+        <w:t>【考察意图】Q2.6 考归因框架，这题考动手能力——框架谁都会背，能不能报出真实配置项、常量与文件位置是做过与没做过的分水岭。'按顺序'考察成本排序意识：先便宜后贵。</w:t>
+      </w:r>
+    </w:p>
+    <w:p>
+      <w:pPr/>
+      <w:r>
+        <w:rPr>
+          <w:b w:val="0"/>
+          <w:sz w:val="19"/>
+        </w:rPr>
+        <w:t>【参考回答】</w:t>
+      </w:r>
+    </w:p>
+    <w:p>
+      <w:pPr/>
+      <w:r>
+        <w:rPr>
+          <w:b w:val="0"/>
+          <w:sz w:val="19"/>
+        </w:rPr>
+        <w:t>按'先零成本配置、再索引重建、最后架构改动'的顺序。第一步排除入库侧：DOCUMENT_QUALITY_FILTER_ENABLED 默认 true 且 document_quality_min_similarity=0.5——文档在进 Chroma 之前就被质量门丢弃（document_quality.py 的 _matches_semantic_relevance，cosine 低于阈值直接拒），先看 rejection 日志确认正确文档是不是根本没进库。</w:t>
+      </w:r>
+    </w:p>
+    <w:p>
+      <w:pPr/>
+      <w:r>
+        <w:rPr>
+          <w:b w:val="0"/>
+          <w:sz w:val="19"/>
+        </w:rPr>
+        <w:t>第二步查检索深度：k 写死为 4（retriever.py 的 retrieve(query, k=4)），settings 里有 web_search_top_k、memory_recall_top_k，唯独没有 RAG 检索的 top_k；而且 tool 路径下 agent 连控制 k 的能力都没有——create_retriever_tool 的 schema 只有 query 参数。提 k 要先加配置项，再在 as_retriever(search_kwargs={'k': ...}) 注入。</w:t>
+      </w:r>
+    </w:p>
+    <w:p>
+      <w:pPr/>
+      <w:r>
+        <w:rPr>
+          <w:b w:val="0"/>
+          <w:sz w:val="19"/>
+        </w:rPr>
+        <w:t>第三步查重排与查询侧：RERANK_STRATEGY 从 lexical 切 embedding/hybrid；看 grade/rewrite 日志——rewrite 预算只有 1 次，如果翻转率高才值得加预算。</w:t>
+      </w:r>
+    </w:p>
+    <w:p>
+      <w:pPr/>
+      <w:r>
+        <w:rPr>
+          <w:b w:val="0"/>
+          <w:sz w:val="19"/>
+        </w:rPr>
+        <w:t>第四步才是索引级改动：chunk_size 从 100 提到 400-800、开 CHUNK_CONTEXT_ENABLED——两者都必须重建索引，且重建不是自动的（见 Q10.5）；最后才是换 embedding 模型（EMBEDDING_MODEL 变更会自动触发重建，反而是最省心的索引级改动）。</w:t>
+      </w:r>
+    </w:p>
+    <w:p>
+      <w:pPr/>
+      <w:r>
+        <w:rPr>
+          <w:b w:val="0"/>
+          <w:sz w:val="19"/>
+        </w:rPr>
+        <w:t>顺序的逻辑：前三步改 env 或几行代码、分钟级验证；第四步付全量重建成本；每一步用 gold set 的 recall@k 量化边际收益（gold set 本身的缺口见 Q7.5），避免'改了不知道有没有用'。</w:t>
+      </w:r>
+    </w:p>
+    <w:p>
+      <w:pPr/>
+      <w:r>
+        <w:rPr>
+          <w:b w:val="0"/>
+          <w:sz w:val="19"/>
+        </w:rPr>
+        <w:t>【可能的追问】追问'为什么不用 MMR 或 score 阈值'：as_retriever() 未指定 search_type，默认纯 similarity——MMR 解决多样性不是召回率，score 阈值会把'召回不足'变成'显式空结果'、把压力转嫁给 fallback 链路。两者对症精度与多样性，不对症 recall。</w:t>
+      </w:r>
+    </w:p>
+    <w:p>
+      <w:pPr/>
+    </w:p>
+    <w:p>
       <w:pPr>
         <w:pStyle w:val="Heading1"/>
       </w:pPr>
@@ -2154,6 +2320,79 @@
     </w:p>
     <w:p/>
     <w:p>
+      <w:pPr/>
+      <w:r>
+        <w:rPr>
+          <w:b/>
+          <w:sz w:val="23"/>
+        </w:rPr>
+        <w:t>Q5.5  memory 子系统的记忆召回怎么排序？它和 RAG 检索共用 embedding 吗？为什么两套相关性机制不一样？</w:t>
+      </w:r>
+    </w:p>
+    <w:p>
+      <w:pPr/>
+      <w:r>
+        <w:rPr>
+          <w:b w:val="0"/>
+          <w:sz w:val="19"/>
+        </w:rPr>
+        <w:t>【考察意图】考察对'同项目里两套相关性系统'的设计判断——什么时候该上向量、什么时候词法就够。把 embedding 当万能药的人是这题的猎物。</w:t>
+      </w:r>
+    </w:p>
+    <w:p>
+      <w:pPr/>
+      <w:r>
+        <w:rPr>
+          <w:b w:val="0"/>
+          <w:sz w:val="19"/>
+        </w:rPr>
+        <w:t>【参考回答】</w:t>
+      </w:r>
+    </w:p>
+    <w:p>
+      <w:pPr/>
+      <w:r>
+        <w:rPr>
+          <w:b w:val="0"/>
+          <w:sz w:val="19"/>
+        </w:rPr>
+        <w:t>记忆召回不用 embedding：recall.py 把 store 里 in_scope 的记录交给 relevance.py 的 rank_records——relevance_score 是纯词项重叠打分，score&gt;=1 才入选，按（分数, 新近度, id）排序取 memory_recall_top_k=5。注入时每轮硬顶 MEMORY_CONTEXT_MAX_CHARS=2000 字符。</w:t>
+      </w:r>
+    </w:p>
+    <w:p>
+      <w:pPr/>
+      <w:r>
+        <w:rPr>
+          <w:b w:val="0"/>
+          <w:sz w:val="19"/>
+        </w:rPr>
+        <w:t>但词法这里有一个 RAG 侧没有的细节：relevance.py 的 normalize_content/derive_query_terms 显式处理了 CJK——注释写明中文没有空白分词边界、token 等值匹配几乎打不出分，所以做了归一化处理。对照组是 RAG 重排的 ASCII-only 分词（见 Q2.7）——同一个项目里，后写的 memory 模块处理了中文分词，先写的 rerank 没有，这是模块间知识没有横向同步的实例。</w:t>
+      </w:r>
+    </w:p>
+    <w:p>
+      <w:pPr/>
+      <w:r>
+        <w:rPr>
+          <w:b w:val="0"/>
+          <w:sz w:val="19"/>
+        </w:rPr>
+        <w:t>为什么不共用 embedding：① 延迟与依赖——记忆召回在每一轮的关键路径上，词法打点是零网络零依赖的本地 CPU 操作，embedding 调用要付钱付延迟还引入失败面；② 数据形态——memory record 是短事实句（偏好、决定、约束），词项重叠的区分度足够，embedding 解决的长文本语义泛化问题在这里不存在；③ 失败模式——记忆误注入的代价是污染 prompt，宁严勿宽，词法门天然保守。原则与投影层用字符预算代替 token 计数（Q5.2）同源：关键路径上的每一跳，优先选零外部依赖的实现。</w:t>
+      </w:r>
+    </w:p>
+    <w:p>
+      <w:pPr/>
+      <w:r>
+        <w:rPr>
+          <w:b w:val="0"/>
+          <w:sz w:val="19"/>
+        </w:rPr>
+        <w:t>【可能的追问】追问'记忆量大了以后词法门会不会漏召'：会，这是已知取舍——演进路径是先加'显式 recall 指令直通'（用户说'记住'的不走打分直接进，relevance.py 的注释已把 explicit recall 列为排序权威之一），不够再考虑对记忆做本地小模型 embedding；直接上 DashScope embedding 排在最后，因为它违背关键路径零依赖原则。</w:t>
+      </w:r>
+    </w:p>
+    <w:p>
+      <w:pPr/>
+    </w:p>
+    <w:p>
       <w:pPr>
         <w:pStyle w:val="Heading1"/>
       </w:pPr>
@@ -2568,6 +2807,225 @@
     </w:p>
     <w:p/>
     <w:p>
+      <w:pPr/>
+      <w:r>
+        <w:rPr>
+          <w:b/>
+          <w:sz w:val="23"/>
+        </w:rPr>
+        <w:t>Q6.6  工具管线的鉴权真的生效吗？ToolPolicy 的 rules 为空时会发生什么？</w:t>
+      </w:r>
+    </w:p>
+    <w:p>
+      <w:pPr/>
+      <w:r>
+        <w:rPr>
+          <w:b w:val="0"/>
+          <w:sz w:val="19"/>
+        </w:rPr>
+        <w:t>【考察意图】考察'接线完整性'审计能力——管线建好了不等于防线生效。能区分'机制存在'与'机制接通'的人才配谈纵深防御。</w:t>
+      </w:r>
+    </w:p>
+    <w:p>
+      <w:pPr/>
+      <w:r>
+        <w:rPr>
+          <w:b w:val="0"/>
+          <w:sz w:val="19"/>
+        </w:rPr>
+        <w:t>【参考回答】</w:t>
+      </w:r>
+    </w:p>
+    <w:p>
+      <w:pPr/>
+      <w:r>
+        <w:rPr>
+          <w:b w:val="0"/>
+          <w:sz w:val="19"/>
+        </w:rPr>
+        <w:t>实测结论：管线的执行层是真的，鉴权层在当前接线下是空的。builder.py 构建 ToolExecutionPipeline 并以 transform=pipeline.wrap 挂进工具执行路径——deadline_seconds=30 的调用超时、输出截断、secret 脱敏这三样确实生效。但鉴权看 policy.py 的 authorize：规则查找是 rules.get(qualified_name, 空规则)，随后对 descriptor 与 rule 两侧的 allowed_principals 做 'if principals and ...' 判断——两侧都为空集合时条件恒假、直接放行。而前端装配处（frontend/chat/graph.py）没有传入任何 tool_policy，ToolPolicy() 默认 rules={}——于是整套鉴权对所有工具、所有身份恒通过。</w:t>
+      </w:r>
+    </w:p>
+    <w:p>
+      <w:pPr/>
+      <w:r>
+        <w:rPr>
+          <w:b w:val="0"/>
+          <w:sz w:val="19"/>
+        </w:rPr>
+        <w:t>它为什么没闹出事故：身份通道其实是接通的（turn_execution 把 session.owner 装进 ToolPrincipal 并随上下文传播），只是没有任何规则去消费这个身份；且工具面另有总量闸门（FILE_READ_ENABLED 等每格式开关、配额管线）。所以现状是'身份已送达、规则未配置'——防线是插头没插，不是墙没砌。</w:t>
+      </w:r>
+    </w:p>
+    <w:p>
+      <w:pPr/>
+      <w:r>
+        <w:rPr>
+          <w:b w:val="0"/>
+          <w:sz w:val="19"/>
+        </w:rPr>
+        <w:t>修复与教训：① fail-closed 默认值——策略为空且要求鉴权的工具被调用时应拒绝而非放行，或至少启动时对'鉴权规则为空'打 WARNING；② 接线审计纳入 CI——grep 每个公共符号的真实调用点、验证'管线存在'与'管线带规则'是两件事。教训与 Q7.2 的'覆盖率≠有效性'同构：机制的存在性不等于机制的生效性，中间隔着一层必须显式验证的接线。</w:t>
+      </w:r>
+    </w:p>
+    <w:p>
+      <w:pPr/>
+      <w:r>
+        <w:rPr>
+          <w:b w:val="0"/>
+          <w:sz w:val="19"/>
+        </w:rPr>
+        <w:t>【可能的追问】追问'空规则放行有没有可能是正确设计'：对'全部工具都公开'的部署形态成立，但本项目显然不是——上传编辑、env 读取这些工具的敏感度假定就是按身份分层的，默认放行与设计意图矛盾。安全机制的默认值必须按'配置缺失=最严'方向设计，这是 fail-closed 原则在配置层的体现。</w:t>
+      </w:r>
+    </w:p>
+    <w:p>
+      <w:pPr/>
+    </w:p>
+    <w:p>
+      <w:pPr/>
+      <w:r>
+        <w:rPr>
+          <w:b/>
+          <w:sz w:val="23"/>
+        </w:rPr>
+        <w:t>Q6.7  chat_service 里先占配额、再抢 turn 锁——这个顺序会有什么问题？</w:t>
+      </w:r>
+    </w:p>
+    <w:p>
+      <w:pPr/>
+      <w:r>
+        <w:rPr>
+          <w:b w:val="0"/>
+          <w:sz w:val="19"/>
+        </w:rPr>
+        <w:t>【考察意图】考察对资源获取顺序的死锁/饥饿分析能力。多资源获取顺序是并发正确性的经典考点，这题把它落在真实代码上。</w:t>
+      </w:r>
+    </w:p>
+    <w:p>
+      <w:pPr/>
+      <w:r>
+        <w:rPr>
+          <w:b w:val="0"/>
+          <w:sz w:val="19"/>
+        </w:rPr>
+        <w:t>【参考回答】</w:t>
+      </w:r>
+    </w:p>
+    <w:p>
+      <w:pPr/>
+      <w:r>
+        <w:rPr>
+          <w:b w:val="0"/>
+          <w:sz w:val="19"/>
+        </w:rPr>
+        <w:t>问题在顺序倒置：chat_service.py 的轮执行是先 quotas.acquire(...) 占住配额租约、再 _acquire_lock(session.turn_lock) 抢会话锁，而锁获取没有超时。于是'锁被另一个卡死的 turn 长期持有'时，后来的每个请求都先占一个配额槽、再永远等在锁上——少量卡死会话就能把并发配额槽全部钉死，新请求拿到的只有 QuotaExceeded，系统呈现为'容量充沛但全员拒绝'。流式路径同序（先取 lease 再抢锁），病灶一样。</w:t>
+      </w:r>
+    </w:p>
+    <w:p>
+      <w:pPr/>
+      <w:r>
+        <w:rPr>
+          <w:b w:val="0"/>
+          <w:sz w:val="19"/>
+        </w:rPr>
+        <w:t>更糟的是取消也救不了：锁获取路径对 CancelledError 做了屏蔽、要等已占锁的工作完成才让步——客户端断连传播下来的取消无法让请求从'等锁'状态脱身，必须等锁真正空出来。也就是说饥饿窗口的下界是'前一个 turn 的实际完成时间'，不可控。</w:t>
+      </w:r>
+    </w:p>
+    <w:p>
+      <w:pPr/>
+      <w:r>
+        <w:rPr>
+          <w:b w:val="0"/>
+          <w:sz w:val="19"/>
+        </w:rPr>
+        <w:t>修复方向是标准的多资源排序：① 换序——先抢 turn 锁（带超时）再占配额，拿不到锁就不消耗配额，配额只保护'真正在执行'的工作；② 给锁获取加超时并映射成显式的'会话忙'错误码，把无限等待变成快速失败；③ 审计所有多资源获取点，全仓统一'锁先于配额'的顺序约定。教训：配额系统的职责是限制在飞工作，如果它在工作开始前就扣额，它保护的就不是并发度而是失望数。</w:t>
+      </w:r>
+    </w:p>
+    <w:p>
+      <w:pPr/>
+      <w:r>
+        <w:rPr>
+          <w:b w:val="0"/>
+          <w:sz w:val="19"/>
+        </w:rPr>
+        <w:t>【可能的追问】追问'为什么当初写成这个顺序'：合理的猜测是授权优先的直觉——'没配额就别碰会话状态'。但配额语义是'限制并发执行'而非'限制进入'，把进入闸与执行闸合一，就用一个资源承担了两种语义，顺序问题由此而来。修复不是加锁超时补丁，而是先把两种语义拆开。</w:t>
+      </w:r>
+    </w:p>
+    <w:p>
+      <w:pPr/>
+    </w:p>
+    <w:p>
+      <w:pPr/>
+      <w:r>
+        <w:rPr>
+          <w:b/>
+          <w:sz w:val="23"/>
+        </w:rPr>
+        <w:t>Q6.8  文件读取有敏感名黑名单，目录列举呢？两个入口的防护对称吗？</w:t>
+      </w:r>
+    </w:p>
+    <w:p>
+      <w:pPr/>
+      <w:r>
+        <w:rPr>
+          <w:b w:val="0"/>
+          <w:sz w:val="19"/>
+        </w:rPr>
+        <w:t>【考察意图】考察对'同类资源多个入口'的防护一致性意识。攻击者永远走防护最弱的那个入口——安全审查按入口矩阵做，不按功能模块做。</w:t>
+      </w:r>
+    </w:p>
+    <w:p>
+      <w:pPr/>
+      <w:r>
+        <w:rPr>
+          <w:b w:val="0"/>
+          <w:sz w:val="19"/>
+        </w:rPr>
+        <w:t>【参考回答】</w:t>
+      </w:r>
+    </w:p>
+    <w:p>
+      <w:pPr/>
+      <w:r>
+        <w:rPr>
+          <w:b w:val="0"/>
+          <w:sz w:val="19"/>
+        </w:rPr>
+        <w:t>不对称，实测确认：_files.py 的 resolve_safe_path 对单文件访问应用 _BLOCKED_NAMES/_BLOCKED_SUFFIXES（.pem/.key/.pfx/.p12 等），但 list_safe_directory 从头到尾不查这张表——目录列举把被禁文件的名字和精确字节数直接返回给调用方。点开头文件过滤器（'.' 前缀）能挡住 .env 一类，漏网的是 credentials、credentials.json、id_rsa、id_ed25519 加上全部 .pem/.key/.pfx/.p12——也就是说'这个目录里有一把 1.7KB 的 id_rsa'这种情报直达模型上下文，而 read 它反而会被拒。</w:t>
+      </w:r>
+    </w:p>
+    <w:p>
+      <w:pPr/>
+      <w:r>
+        <w:rPr>
+          <w:b w:val="0"/>
+          <w:sz w:val="19"/>
+        </w:rPr>
+        <w:t>信息泄漏的严重度要按'攻击链位置'评估：单独的目录列举只是侦察，但它是所有后续攻击的侦察面——路径遍历、符号链接利用、社会工程 prompt 注入（'帮我看看 id_rsa 的前几行'）都从这里拿目标清单。防护原则是同一张策略表必须服务全部入口，名单只许有一份。</w:t>
+      </w:r>
+    </w:p>
+    <w:p>
+      <w:pPr/>
+      <w:r>
+        <w:rPr>
+          <w:b w:val="0"/>
+          <w:sz w:val="19"/>
+        </w:rPr>
+        <w:t>修复：list_safe_directory 复用 resolve_safe_path 的同一组判定（抽出共享的 _is_blocked 谓词），并为列举加回归测试断言'被禁名不出现在列举输出'；顺手把名单补齐 id_dsa/id_ecdsa/authorized_keys/.npmrc/.git-credentials 等。教训抽象：读取防护与列举防护是两个入口、同一张策略——审查清单按'资源 × 入口'展开，缺一格就是一个洞。</w:t>
+      </w:r>
+    </w:p>
+    <w:p>
+      <w:pPr/>
+      <w:r>
+        <w:rPr>
+          <w:b w:val="0"/>
+          <w:sz w:val="19"/>
+        </w:rPr>
+        <w:t>【可能的追问】追问'文件名泄漏算漏洞吗，内容又读不到'：算侦察级漏洞——单独评分不高，但它是链式利用的第零环；而且'名字+精确大小'对密钥文件几乎等于类型确认（1.6-1.8KB 的 id_rsa 与更大的 ed25519 可区分）。纵深防御的定义就是每一环都让攻击变贵，侦察环免费是最不可接受的。</w:t>
+      </w:r>
+    </w:p>
+    <w:p>
+      <w:pPr/>
+    </w:p>
+    <w:p>
       <w:pPr>
         <w:pStyle w:val="Heading1"/>
       </w:pPr>
@@ -2902,6 +3360,79 @@
     </w:p>
     <w:p/>
     <w:p>
+      <w:pPr/>
+      <w:r>
+        <w:rPr>
+          <w:b/>
+          <w:sz w:val="23"/>
+        </w:rPr>
+        <w:t>Q7.5  web 搜索侧有 benchmark，RAG 检索侧的召回率怎么量化？这个缺口怎么补？</w:t>
+      </w:r>
+    </w:p>
+    <w:p>
+      <w:pPr/>
+      <w:r>
+        <w:rPr>
+          <w:b w:val="0"/>
+          <w:sz w:val="19"/>
+        </w:rPr>
+        <w:t>【考察意图】考察评估体系的完整性诚实度。benchmark 覆盖最亮眼的部分、绕开最难标注的部分是常见姿势——敢指出自己评估体系盲区的人才可能真的懂评估。</w:t>
+      </w:r>
+    </w:p>
+    <w:p>
+      <w:pPr/>
+      <w:r>
+        <w:rPr>
+          <w:b w:val="0"/>
+          <w:sz w:val="19"/>
+        </w:rPr>
+        <w:t>【参考回答】</w:t>
+      </w:r>
+    </w:p>
+    <w:p>
+      <w:pPr/>
+      <w:r>
+        <w:rPr>
+          <w:b w:val="0"/>
+          <w:sz w:val="19"/>
+        </w:rPr>
+        <w:t>诚实承认：现有 benchmarks/mandarin_search 覆盖的是 web 搜索链路（URL 金标准命中率、gate 通过率、目标来源出现率），Chroma RAG 侧没有'问题→应命中 chunk'的 gold set——recall@k、MRR 这些检索指标对 RAG 链路是无仪器的。Q2.8 排查动线的每一步我都要求 recall@k 量化，靠的就是先补上这个缺口，否则调参是盲调。</w:t>
+      </w:r>
+    </w:p>
+    <w:p>
+      <w:pPr/>
+      <w:r>
+        <w:rPr>
+          <w:b w:val="0"/>
+          <w:sz w:val="19"/>
+        </w:rPr>
+        <w:t>缺口的成因值得说清：web benchmark 的金标准是 URL，稳定可标注；RAG 侧的语料是用户自定义的 source_urls 集合、随时可变，金标准必须按'语料快照 + 查询'成对维护——这是它没在第一时间建的真实原因，但只是成本理由不是正确性理由。</w:t>
+      </w:r>
+    </w:p>
+    <w:p>
+      <w:pPr/>
+      <w:r>
+        <w:rPr>
+          <w:b w:val="0"/>
+          <w:sz w:val="19"/>
+        </w:rPr>
+        <w:t>补法三步：① 固定一组代表性语料快照，标注 30-50 条'query→应命中文档/段落'，规模控制在每次改动能全量跑完；② 指标用 recall@k（k=4 对齐线上配置）加 MRR，接入改动门禁——embedding 模型、chunk_size、质量阈值、RERANK_STRATEGY 任何变更强制带前后 diff；③ 弱监督扩充难例：grade/rewrite 日志里'rewrite 后翻转'的查询是天然的难例矿，定期回收到 gold set。已有资产可复用：graph 层 fake 注入基建（GraphNodeOverrides）让检索节点可以脱离 LLM 单独跑，评估 harness 不需要驱动整张图。</w:t>
+      </w:r>
+    </w:p>
+    <w:p>
+      <w:pPr/>
+      <w:r>
+        <w:rPr>
+          <w:b w:val="0"/>
+          <w:sz w:val="19"/>
+        </w:rPr>
+        <w:t>【可能的追问】追问'gold set 腐化怎么防'：语料快照随 gold set 一起版本化（URL 列表 + 抓取内容归档），评测永远在同一快照上跑；要评新语料就新建一份 gold set，旧集只用于回归不用于绝对水平——基准的纵向可比性比横向覆盖更重要。</w:t>
+      </w:r>
+    </w:p>
+    <w:p>
+      <w:pPr/>
+    </w:p>
+    <w:p>
       <w:pPr>
         <w:pStyle w:val="Heading1"/>
       </w:pPr>
@@ -3704,7 +4235,7 @@
           <w:b w:val="0"/>
           <w:i w:val="0"/>
         </w:rPr>
-        <w:t>检测机制：Chroma collection 的 metadata 里存了构建时的 embedding 模型标识，启动时对比当前配置的 EMBEDDING_MODEL——不一致即判定不兼容触发重建（README Notes：'Existing Chroma stores with incompatible embedding metadata are rebuilt automatically on startup'）。为什么必须重建：不同 embedding 模型的向量空间没有可比性，混用等于让余弦相似度在'两个不同坐标系'里算距离，检索结果静默劣化——这是比报错更可怕的失败模式，所以选择启动时显式重建而不是带病运行。</w:t>
+        <w:t>检测机制：Chroma 持久化目录下的 sidecar 文件 embedding_config.json 记录了构建时的 embedding 三元组——模型标识、向量维度、chunk_context 开关（chroma_retriever.py 的 _embedding_config），启动时与当前配置比对——不一致即判定不兼容触发重建（README Notes：'Existing Chroma stores with incompatible embedding metadata are rebuilt automatically on startup'）。为什么必须重建：不同 embedding 模型的向量空间没有可比性，混用等于让余弦相似度在'两个不同坐标系'里算距离，检索结果静默劣化——这是比报错更可怕的失败模式，所以选择启动时显式重建而不是带病运行。</w:t>
       </w:r>
     </w:p>
     <w:p>
@@ -3983,6 +4514,79 @@
       </w:r>
     </w:p>
     <w:p/>
+    <w:p>
+      <w:pPr/>
+      <w:r>
+        <w:rPr>
+          <w:b/>
+          <w:sz w:val="23"/>
+        </w:rPr>
+        <w:t>Q10.5  改 chunk_size 或质量阈值后索引会自动重建吗？哪些变更触发重建、哪些不触发、为什么？</w:t>
+      </w:r>
+    </w:p>
+    <w:p>
+      <w:pPr/>
+      <w:r>
+        <w:rPr>
+          <w:b w:val="0"/>
+          <w:sz w:val="19"/>
+        </w:rPr>
+        <w:t>【考察意图】考察对索引重建语义的精确理解——'表示层变更'与'数据层变更'的区别。以为改任何配置都触发重建的人，会在调参时对着旧索引空转还不自知。</w:t>
+      </w:r>
+    </w:p>
+    <w:p>
+      <w:pPr/>
+      <w:r>
+        <w:rPr>
+          <w:b w:val="0"/>
+          <w:sz w:val="19"/>
+        </w:rPr>
+        <w:t>【参考回答】</w:t>
+      </w:r>
+    </w:p>
+    <w:p>
+      <w:pPr/>
+      <w:r>
+        <w:rPr>
+          <w:b w:val="0"/>
+          <w:sz w:val="19"/>
+        </w:rPr>
+        <w:t>不全会，边界画在'是否改变向量表示'。重建触发器是 chroma_dir 下的 sidecar 文件 embedding_config.json（注意不是 collection metadata，见 Q10.1 修正），只跟踪三项：embedding_model、embedding_dimension、chunk_context_enabled（chroma_retriever.py 的 _embedding_config）。启动时比对当前配置，不一致才清库重建。这三项的共性是改变表示空间：换模型/维度是换坐标系，chunk_context 前缀改变 embedding 的输入内容——两代向量混居会让余弦相似度失去语义，所以强制重建。</w:t>
+      </w:r>
+    </w:p>
+    <w:p>
+      <w:pPr/>
+      <w:r>
+        <w:rPr>
+          <w:b w:val="0"/>
+          <w:sz w:val="19"/>
+        </w:rPr>
+        <w:t>而 chunk_size、chunk_overlap、document_quality_* 阈值、source_urls 都不在跟踪列表——它们改变'切哪些块、收哪些文档'，不改变表示空间，不触发自动重建。后果是一个真实的操作陷阱：调完 chunk_size 没手动重建，系统静默沿用旧索引，你的 A/B 对比是在和一个不存在的假设赛跑。纪律是：凡数据层变更，手动走 rebuild 路径并确认日志出现 BUILD CHROMA VECTORSTORE，再开始评估。</w:t>
+      </w:r>
+    </w:p>
+    <w:p>
+      <w:pPr/>
+      <w:r>
+        <w:rPr>
+          <w:b w:val="0"/>
+          <w:sz w:val="19"/>
+        </w:rPr>
+        <w:t>为什么不全跟踪：这是设计简化——分块与质量参数变更的'表示语义'是间接的（改变的是入库内容而非表示函数），作者选择只对表示函数变更做硬保障。改进方向明确：把分块参数与质量阈值哈希纳入 embedding_config.json，让所有'入库内容变更'统一享受强制重建；代价是误触发率上升（改 overlap 也全量重建），可用内容哈希比对摊薄——未变 chunk 复用缓存，这正是 chunk_context 前缀缓存已经验证过的思路。</w:t>
+      </w:r>
+    </w:p>
+    <w:p>
+      <w:pPr/>
+      <w:r>
+        <w:rPr>
+          <w:b w:val="0"/>
+          <w:sz w:val="19"/>
+        </w:rPr>
+        <w:t>【可能的追问】追问'生产上怎么把重建的停机窗口做小'：当前重建在启动阶段、/ready 就绪前完成，用部署时序排除并发（Q10.1）；窗口压缩靠两点——chunk_context 前缀缓存跨重建保留（_clear_chroma_store 显式豁免缓存文件），LLM 前缀成本不重复付；embedding 本身无缓存是剩余大头，加 embedding 内容哈希缓存是自然下一步。</w:t>
+      </w:r>
+    </w:p>
+    <w:p>
+      <w:pPr/>
+    </w:p>
     <w:p>
       <w:pPr>
         <w:pStyle w:val="Heading1"/>
